--- a/Demand_Flexibility_Model_User_Manual_v2.docx
+++ b/Demand_Flexibility_Model_User_Manual_v2.docx
@@ -5062,7 +5062,13 @@
         <w:spacing w:after="120"/>
       </w:pPr>
       <w:r>
-        <w:t>By modelling different flexibility levels (e.g., 5%, 10%, 15% of peak demand that can be shifted), DISCOMs can quantify savings from DSM programmes before committing resources to field implementation.</w:t>
+        <w:t>By modelling different flexibility levels (e.g., 5%, 10%, 15% of peak demand that can be shifted), DISCOMs can quantify savings from D</w:t>
+      </w:r>
+      <w:r>
+        <w:t>F</w:t>
+      </w:r>
+      <w:r>
+        <w:t xml:space="preserve"> programmes before committing resources to field implementation.</w:t>
       </w:r>
     </w:p>
     <w:p>

--- a/Demand_Flexibility_Model_User_Manual_v2.docx
+++ b/Demand_Flexibility_Model_User_Manual_v2.docx
@@ -142,7 +142,7 @@
       <w:pPr>
         <w:pStyle w:val="Heading1"/>
       </w:pPr>
-      <w:bookmarkStart w:id="0" w:name="_Toc233387811"/>
+      <w:bookmarkStart w:id="0" w:name="_Toc233732575"/>
       <w:r>
         <w:lastRenderedPageBreak/>
         <w:t>Table of Contents</w:t>
@@ -182,7 +182,7 @@
           <w:r>
             <w:fldChar w:fldCharType="separate"/>
           </w:r>
-          <w:hyperlink w:anchor="_Toc233387811" w:history="1">
+          <w:hyperlink w:anchor="_Toc233732575" w:history="1">
             <w:r>
               <w:rPr>
                 <w:rStyle w:val="Hyperlink"/>
@@ -206,7 +206,7 @@
               <w:rPr>
                 <w:noProof/>
               </w:rPr>
-              <w:instrText xml:space="preserve"> PAGEREF _Toc233387811 \h </w:instrText>
+              <w:instrText xml:space="preserve"> PAGEREF _Toc233732575 \h </w:instrText>
             </w:r>
             <w:r>
               <w:rPr>
@@ -248,7 +248,7 @@
               <w14:ligatures w14:val="standardContextual"/>
             </w:rPr>
           </w:pPr>
-          <w:hyperlink w:anchor="_Toc233387812" w:history="1">
+          <w:hyperlink w:anchor="_Toc233732576" w:history="1">
             <w:r>
               <w:rPr>
                 <w:rStyle w:val="Hyperlink"/>
@@ -272,7 +272,7 @@
               <w:rPr>
                 <w:noProof/>
               </w:rPr>
-              <w:instrText xml:space="preserve"> PAGEREF _Toc233387812 \h </w:instrText>
+              <w:instrText xml:space="preserve"> PAGEREF _Toc233732576 \h </w:instrText>
             </w:r>
             <w:r>
               <w:rPr>
@@ -314,7 +314,7 @@
               <w14:ligatures w14:val="standardContextual"/>
             </w:rPr>
           </w:pPr>
-          <w:hyperlink w:anchor="_Toc233387813" w:history="1">
+          <w:hyperlink w:anchor="_Toc233732577" w:history="1">
             <w:r>
               <w:rPr>
                 <w:rStyle w:val="Hyperlink"/>
@@ -338,7 +338,7 @@
               <w:rPr>
                 <w:noProof/>
               </w:rPr>
-              <w:instrText xml:space="preserve"> PAGEREF _Toc233387813 \h </w:instrText>
+              <w:instrText xml:space="preserve"> PAGEREF _Toc233732577 \h </w:instrText>
             </w:r>
             <w:r>
               <w:rPr>
@@ -380,7 +380,7 @@
               <w14:ligatures w14:val="standardContextual"/>
             </w:rPr>
           </w:pPr>
-          <w:hyperlink w:anchor="_Toc233387814" w:history="1">
+          <w:hyperlink w:anchor="_Toc233732578" w:history="1">
             <w:r>
               <w:rPr>
                 <w:rStyle w:val="Hyperlink"/>
@@ -404,7 +404,7 @@
               <w:rPr>
                 <w:noProof/>
               </w:rPr>
-              <w:instrText xml:space="preserve"> PAGEREF _Toc233387814 \h </w:instrText>
+              <w:instrText xml:space="preserve"> PAGEREF _Toc233732578 \h </w:instrText>
             </w:r>
             <w:r>
               <w:rPr>
@@ -446,7 +446,7 @@
               <w14:ligatures w14:val="standardContextual"/>
             </w:rPr>
           </w:pPr>
-          <w:hyperlink w:anchor="_Toc233387815" w:history="1">
+          <w:hyperlink w:anchor="_Toc233732579" w:history="1">
             <w:r>
               <w:rPr>
                 <w:rStyle w:val="Hyperlink"/>
@@ -470,7 +470,7 @@
               <w:rPr>
                 <w:noProof/>
               </w:rPr>
-              <w:instrText xml:space="preserve"> PAGEREF _Toc233387815 \h </w:instrText>
+              <w:instrText xml:space="preserve"> PAGEREF _Toc233732579 \h </w:instrText>
             </w:r>
             <w:r>
               <w:rPr>
@@ -512,7 +512,7 @@
               <w14:ligatures w14:val="standardContextual"/>
             </w:rPr>
           </w:pPr>
-          <w:hyperlink w:anchor="_Toc233387816" w:history="1">
+          <w:hyperlink w:anchor="_Toc233732580" w:history="1">
             <w:r>
               <w:rPr>
                 <w:rStyle w:val="Hyperlink"/>
@@ -536,7 +536,7 @@
               <w:rPr>
                 <w:noProof/>
               </w:rPr>
-              <w:instrText xml:space="preserve"> PAGEREF _Toc233387816 \h </w:instrText>
+              <w:instrText xml:space="preserve"> PAGEREF _Toc233732580 \h </w:instrText>
             </w:r>
             <w:r>
               <w:rPr>
@@ -578,7 +578,7 @@
               <w14:ligatures w14:val="standardContextual"/>
             </w:rPr>
           </w:pPr>
-          <w:hyperlink w:anchor="_Toc233387817" w:history="1">
+          <w:hyperlink w:anchor="_Toc233732581" w:history="1">
             <w:r>
               <w:rPr>
                 <w:rStyle w:val="Hyperlink"/>
@@ -602,7 +602,7 @@
               <w:rPr>
                 <w:noProof/>
               </w:rPr>
-              <w:instrText xml:space="preserve"> PAGEREF _Toc233387817 \h </w:instrText>
+              <w:instrText xml:space="preserve"> PAGEREF _Toc233732581 \h </w:instrText>
             </w:r>
             <w:r>
               <w:rPr>
@@ -644,7 +644,7 @@
               <w14:ligatures w14:val="standardContextual"/>
             </w:rPr>
           </w:pPr>
-          <w:hyperlink w:anchor="_Toc233387818" w:history="1">
+          <w:hyperlink w:anchor="_Toc233732582" w:history="1">
             <w:r>
               <w:rPr>
                 <w:rStyle w:val="Hyperlink"/>
@@ -668,7 +668,7 @@
               <w:rPr>
                 <w:noProof/>
               </w:rPr>
-              <w:instrText xml:space="preserve"> PAGEREF _Toc233387818 \h </w:instrText>
+              <w:instrText xml:space="preserve"> PAGEREF _Toc233732582 \h </w:instrText>
             </w:r>
             <w:r>
               <w:rPr>
@@ -710,7 +710,7 @@
               <w14:ligatures w14:val="standardContextual"/>
             </w:rPr>
           </w:pPr>
-          <w:hyperlink w:anchor="_Toc233387819" w:history="1">
+          <w:hyperlink w:anchor="_Toc233732583" w:history="1">
             <w:r>
               <w:rPr>
                 <w:rStyle w:val="Hyperlink"/>
@@ -734,7 +734,7 @@
               <w:rPr>
                 <w:noProof/>
               </w:rPr>
-              <w:instrText xml:space="preserve"> PAGEREF _Toc233387819 \h </w:instrText>
+              <w:instrText xml:space="preserve"> PAGEREF _Toc233732583 \h </w:instrText>
             </w:r>
             <w:r>
               <w:rPr>
@@ -776,7 +776,7 @@
               <w14:ligatures w14:val="standardContextual"/>
             </w:rPr>
           </w:pPr>
-          <w:hyperlink w:anchor="_Toc233387820" w:history="1">
+          <w:hyperlink w:anchor="_Toc233732584" w:history="1">
             <w:r>
               <w:rPr>
                 <w:rStyle w:val="Hyperlink"/>
@@ -800,7 +800,7 @@
               <w:rPr>
                 <w:noProof/>
               </w:rPr>
-              <w:instrText xml:space="preserve"> PAGEREF _Toc233387820 \h </w:instrText>
+              <w:instrText xml:space="preserve"> PAGEREF _Toc233732584 \h </w:instrText>
             </w:r>
             <w:r>
               <w:rPr>
@@ -842,7 +842,7 @@
               <w14:ligatures w14:val="standardContextual"/>
             </w:rPr>
           </w:pPr>
-          <w:hyperlink w:anchor="_Toc233387821" w:history="1">
+          <w:hyperlink w:anchor="_Toc233732585" w:history="1">
             <w:r>
               <w:rPr>
                 <w:rStyle w:val="Hyperlink"/>
@@ -866,7 +866,7 @@
               <w:rPr>
                 <w:noProof/>
               </w:rPr>
-              <w:instrText xml:space="preserve"> PAGEREF _Toc233387821 \h </w:instrText>
+              <w:instrText xml:space="preserve"> PAGEREF _Toc233732585 \h </w:instrText>
             </w:r>
             <w:r>
               <w:rPr>
@@ -908,7 +908,7 @@
               <w14:ligatures w14:val="standardContextual"/>
             </w:rPr>
           </w:pPr>
-          <w:hyperlink w:anchor="_Toc233387822" w:history="1">
+          <w:hyperlink w:anchor="_Toc233732586" w:history="1">
             <w:r>
               <w:rPr>
                 <w:rStyle w:val="Hyperlink"/>
@@ -932,7 +932,7 @@
               <w:rPr>
                 <w:noProof/>
               </w:rPr>
-              <w:instrText xml:space="preserve"> PAGEREF _Toc233387822 \h </w:instrText>
+              <w:instrText xml:space="preserve"> PAGEREF _Toc233732586 \h </w:instrText>
             </w:r>
             <w:r>
               <w:rPr>
@@ -974,7 +974,7 @@
               <w14:ligatures w14:val="standardContextual"/>
             </w:rPr>
           </w:pPr>
-          <w:hyperlink w:anchor="_Toc233387823" w:history="1">
+          <w:hyperlink w:anchor="_Toc233732587" w:history="1">
             <w:r>
               <w:rPr>
                 <w:rStyle w:val="Hyperlink"/>
@@ -998,7 +998,7 @@
               <w:rPr>
                 <w:noProof/>
               </w:rPr>
-              <w:instrText xml:space="preserve"> PAGEREF _Toc233387823 \h </w:instrText>
+              <w:instrText xml:space="preserve"> PAGEREF _Toc233732587 \h </w:instrText>
             </w:r>
             <w:r>
               <w:rPr>
@@ -1040,7 +1040,7 @@
               <w14:ligatures w14:val="standardContextual"/>
             </w:rPr>
           </w:pPr>
-          <w:hyperlink w:anchor="_Toc233387824" w:history="1">
+          <w:hyperlink w:anchor="_Toc233732588" w:history="1">
             <w:r>
               <w:rPr>
                 <w:rStyle w:val="Hyperlink"/>
@@ -1064,7 +1064,7 @@
               <w:rPr>
                 <w:noProof/>
               </w:rPr>
-              <w:instrText xml:space="preserve"> PAGEREF _Toc233387824 \h </w:instrText>
+              <w:instrText xml:space="preserve"> PAGEREF _Toc233732588 \h </w:instrText>
             </w:r>
             <w:r>
               <w:rPr>
@@ -1106,7 +1106,7 @@
               <w14:ligatures w14:val="standardContextual"/>
             </w:rPr>
           </w:pPr>
-          <w:hyperlink w:anchor="_Toc233387825" w:history="1">
+          <w:hyperlink w:anchor="_Toc233732589" w:history="1">
             <w:r>
               <w:rPr>
                 <w:rStyle w:val="Hyperlink"/>
@@ -1130,7 +1130,7 @@
               <w:rPr>
                 <w:noProof/>
               </w:rPr>
-              <w:instrText xml:space="preserve"> PAGEREF _Toc233387825 \h </w:instrText>
+              <w:instrText xml:space="preserve"> PAGEREF _Toc233732589 \h </w:instrText>
             </w:r>
             <w:r>
               <w:rPr>
@@ -1172,7 +1172,7 @@
               <w14:ligatures w14:val="standardContextual"/>
             </w:rPr>
           </w:pPr>
-          <w:hyperlink w:anchor="_Toc233387826" w:history="1">
+          <w:hyperlink w:anchor="_Toc233732590" w:history="1">
             <w:r>
               <w:rPr>
                 <w:rStyle w:val="Hyperlink"/>
@@ -1196,7 +1196,7 @@
               <w:rPr>
                 <w:noProof/>
               </w:rPr>
-              <w:instrText xml:space="preserve"> PAGEREF _Toc233387826 \h </w:instrText>
+              <w:instrText xml:space="preserve"> PAGEREF _Toc233732590 \h </w:instrText>
             </w:r>
             <w:r>
               <w:rPr>
@@ -1238,7 +1238,7 @@
               <w14:ligatures w14:val="standardContextual"/>
             </w:rPr>
           </w:pPr>
-          <w:hyperlink w:anchor="_Toc233387827" w:history="1">
+          <w:hyperlink w:anchor="_Toc233732591" w:history="1">
             <w:r>
               <w:rPr>
                 <w:rStyle w:val="Hyperlink"/>
@@ -1262,7 +1262,7 @@
               <w:rPr>
                 <w:noProof/>
               </w:rPr>
-              <w:instrText xml:space="preserve"> PAGEREF _Toc233387827 \h </w:instrText>
+              <w:instrText xml:space="preserve"> PAGEREF _Toc233732591 \h </w:instrText>
             </w:r>
             <w:r>
               <w:rPr>
@@ -1304,7 +1304,7 @@
               <w14:ligatures w14:val="standardContextual"/>
             </w:rPr>
           </w:pPr>
-          <w:hyperlink w:anchor="_Toc233387828" w:history="1">
+          <w:hyperlink w:anchor="_Toc233732592" w:history="1">
             <w:r>
               <w:rPr>
                 <w:rStyle w:val="Hyperlink"/>
@@ -1328,7 +1328,7 @@
               <w:rPr>
                 <w:noProof/>
               </w:rPr>
-              <w:instrText xml:space="preserve"> PAGEREF _Toc233387828 \h </w:instrText>
+              <w:instrText xml:space="preserve"> PAGEREF _Toc233732592 \h </w:instrText>
             </w:r>
             <w:r>
               <w:rPr>
@@ -1370,7 +1370,7 @@
               <w14:ligatures w14:val="standardContextual"/>
             </w:rPr>
           </w:pPr>
-          <w:hyperlink w:anchor="_Toc233387829" w:history="1">
+          <w:hyperlink w:anchor="_Toc233732593" w:history="1">
             <w:r>
               <w:rPr>
                 <w:rStyle w:val="Hyperlink"/>
@@ -1394,7 +1394,7 @@
               <w:rPr>
                 <w:noProof/>
               </w:rPr>
-              <w:instrText xml:space="preserve"> PAGEREF _Toc233387829 \h </w:instrText>
+              <w:instrText xml:space="preserve"> PAGEREF _Toc233732593 \h </w:instrText>
             </w:r>
             <w:r>
               <w:rPr>
@@ -1436,7 +1436,7 @@
               <w14:ligatures w14:val="standardContextual"/>
             </w:rPr>
           </w:pPr>
-          <w:hyperlink w:anchor="_Toc233387830" w:history="1">
+          <w:hyperlink w:anchor="_Toc233732594" w:history="1">
             <w:r>
               <w:rPr>
                 <w:rStyle w:val="Hyperlink"/>
@@ -1460,7 +1460,7 @@
               <w:rPr>
                 <w:noProof/>
               </w:rPr>
-              <w:instrText xml:space="preserve"> PAGEREF _Toc233387830 \h </w:instrText>
+              <w:instrText xml:space="preserve"> PAGEREF _Toc233732594 \h </w:instrText>
             </w:r>
             <w:r>
               <w:rPr>
@@ -1502,7 +1502,7 @@
               <w14:ligatures w14:val="standardContextual"/>
             </w:rPr>
           </w:pPr>
-          <w:hyperlink w:anchor="_Toc233387831" w:history="1">
+          <w:hyperlink w:anchor="_Toc233732595" w:history="1">
             <w:r>
               <w:rPr>
                 <w:rStyle w:val="Hyperlink"/>
@@ -1526,7 +1526,7 @@
               <w:rPr>
                 <w:noProof/>
               </w:rPr>
-              <w:instrText xml:space="preserve"> PAGEREF _Toc233387831 \h </w:instrText>
+              <w:instrText xml:space="preserve"> PAGEREF _Toc233732595 \h </w:instrText>
             </w:r>
             <w:r>
               <w:rPr>
@@ -1568,7 +1568,7 @@
               <w14:ligatures w14:val="standardContextual"/>
             </w:rPr>
           </w:pPr>
-          <w:hyperlink w:anchor="_Toc233387832" w:history="1">
+          <w:hyperlink w:anchor="_Toc233732596" w:history="1">
             <w:r>
               <w:rPr>
                 <w:rStyle w:val="Hyperlink"/>
@@ -1592,7 +1592,7 @@
               <w:rPr>
                 <w:noProof/>
               </w:rPr>
-              <w:instrText xml:space="preserve"> PAGEREF _Toc233387832 \h </w:instrText>
+              <w:instrText xml:space="preserve"> PAGEREF _Toc233732596 \h </w:instrText>
             </w:r>
             <w:r>
               <w:rPr>
@@ -1634,7 +1634,7 @@
               <w14:ligatures w14:val="standardContextual"/>
             </w:rPr>
           </w:pPr>
-          <w:hyperlink w:anchor="_Toc233387833" w:history="1">
+          <w:hyperlink w:anchor="_Toc233732597" w:history="1">
             <w:r>
               <w:rPr>
                 <w:rStyle w:val="Hyperlink"/>
@@ -1658,7 +1658,7 @@
               <w:rPr>
                 <w:noProof/>
               </w:rPr>
-              <w:instrText xml:space="preserve"> PAGEREF _Toc233387833 \h </w:instrText>
+              <w:instrText xml:space="preserve"> PAGEREF _Toc233732597 \h </w:instrText>
             </w:r>
             <w:r>
               <w:rPr>
@@ -1700,7 +1700,7 @@
               <w14:ligatures w14:val="standardContextual"/>
             </w:rPr>
           </w:pPr>
-          <w:hyperlink w:anchor="_Toc233387834" w:history="1">
+          <w:hyperlink w:anchor="_Toc233732598" w:history="1">
             <w:r>
               <w:rPr>
                 <w:rStyle w:val="Hyperlink"/>
@@ -1724,7 +1724,7 @@
               <w:rPr>
                 <w:noProof/>
               </w:rPr>
-              <w:instrText xml:space="preserve"> PAGEREF _Toc233387834 \h </w:instrText>
+              <w:instrText xml:space="preserve"> PAGEREF _Toc233732598 \h </w:instrText>
             </w:r>
             <w:r>
               <w:rPr>
@@ -1766,7 +1766,7 @@
               <w14:ligatures w14:val="standardContextual"/>
             </w:rPr>
           </w:pPr>
-          <w:hyperlink w:anchor="_Toc233387835" w:history="1">
+          <w:hyperlink w:anchor="_Toc233732599" w:history="1">
             <w:r>
               <w:rPr>
                 <w:rStyle w:val="Hyperlink"/>
@@ -1790,7 +1790,7 @@
               <w:rPr>
                 <w:noProof/>
               </w:rPr>
-              <w:instrText xml:space="preserve"> PAGEREF _Toc233387835 \h </w:instrText>
+              <w:instrText xml:space="preserve"> PAGEREF _Toc233732599 \h </w:instrText>
             </w:r>
             <w:r>
               <w:rPr>
@@ -1832,7 +1832,7 @@
               <w14:ligatures w14:val="standardContextual"/>
             </w:rPr>
           </w:pPr>
-          <w:hyperlink w:anchor="_Toc233387836" w:history="1">
+          <w:hyperlink w:anchor="_Toc233732600" w:history="1">
             <w:r>
               <w:rPr>
                 <w:rStyle w:val="Hyperlink"/>
@@ -1856,7 +1856,7 @@
               <w:rPr>
                 <w:noProof/>
               </w:rPr>
-              <w:instrText xml:space="preserve"> PAGEREF _Toc233387836 \h </w:instrText>
+              <w:instrText xml:space="preserve"> PAGEREF _Toc233732600 \h </w:instrText>
             </w:r>
             <w:r>
               <w:rPr>
@@ -1898,7 +1898,7 @@
               <w14:ligatures w14:val="standardContextual"/>
             </w:rPr>
           </w:pPr>
-          <w:hyperlink w:anchor="_Toc233387837" w:history="1">
+          <w:hyperlink w:anchor="_Toc233732601" w:history="1">
             <w:r>
               <w:rPr>
                 <w:rStyle w:val="Hyperlink"/>
@@ -1922,7 +1922,7 @@
               <w:rPr>
                 <w:noProof/>
               </w:rPr>
-              <w:instrText xml:space="preserve"> PAGEREF _Toc233387837 \h </w:instrText>
+              <w:instrText xml:space="preserve"> PAGEREF _Toc233732601 \h </w:instrText>
             </w:r>
             <w:r>
               <w:rPr>
@@ -1964,7 +1964,7 @@
               <w14:ligatures w14:val="standardContextual"/>
             </w:rPr>
           </w:pPr>
-          <w:hyperlink w:anchor="_Toc233387838" w:history="1">
+          <w:hyperlink w:anchor="_Toc233732602" w:history="1">
             <w:r>
               <w:rPr>
                 <w:rStyle w:val="Hyperlink"/>
@@ -1988,7 +1988,7 @@
               <w:rPr>
                 <w:noProof/>
               </w:rPr>
-              <w:instrText xml:space="preserve"> PAGEREF _Toc233387838 \h </w:instrText>
+              <w:instrText xml:space="preserve"> PAGEREF _Toc233732602 \h </w:instrText>
             </w:r>
             <w:r>
               <w:rPr>
@@ -2030,7 +2030,7 @@
               <w14:ligatures w14:val="standardContextual"/>
             </w:rPr>
           </w:pPr>
-          <w:hyperlink w:anchor="_Toc233387839" w:history="1">
+          <w:hyperlink w:anchor="_Toc233732603" w:history="1">
             <w:r>
               <w:rPr>
                 <w:rStyle w:val="Hyperlink"/>
@@ -2054,7 +2054,7 @@
               <w:rPr>
                 <w:noProof/>
               </w:rPr>
-              <w:instrText xml:space="preserve"> PAGEREF _Toc233387839 \h </w:instrText>
+              <w:instrText xml:space="preserve"> PAGEREF _Toc233732603 \h </w:instrText>
             </w:r>
             <w:r>
               <w:rPr>
@@ -2096,7 +2096,7 @@
               <w14:ligatures w14:val="standardContextual"/>
             </w:rPr>
           </w:pPr>
-          <w:hyperlink w:anchor="_Toc233387840" w:history="1">
+          <w:hyperlink w:anchor="_Toc233732604" w:history="1">
             <w:r>
               <w:rPr>
                 <w:rStyle w:val="Hyperlink"/>
@@ -2120,7 +2120,7 @@
               <w:rPr>
                 <w:noProof/>
               </w:rPr>
-              <w:instrText xml:space="preserve"> PAGEREF _Toc233387840 \h </w:instrText>
+              <w:instrText xml:space="preserve"> PAGEREF _Toc233732604 \h </w:instrText>
             </w:r>
             <w:r>
               <w:rPr>
@@ -2162,7 +2162,7 @@
               <w14:ligatures w14:val="standardContextual"/>
             </w:rPr>
           </w:pPr>
-          <w:hyperlink w:anchor="_Toc233387841" w:history="1">
+          <w:hyperlink w:anchor="_Toc233732605" w:history="1">
             <w:r>
               <w:rPr>
                 <w:rStyle w:val="Hyperlink"/>
@@ -2186,7 +2186,7 @@
               <w:rPr>
                 <w:noProof/>
               </w:rPr>
-              <w:instrText xml:space="preserve"> PAGEREF _Toc233387841 \h </w:instrText>
+              <w:instrText xml:space="preserve"> PAGEREF _Toc233732605 \h </w:instrText>
             </w:r>
             <w:r>
               <w:rPr>
@@ -2228,7 +2228,7 @@
               <w14:ligatures w14:val="standardContextual"/>
             </w:rPr>
           </w:pPr>
-          <w:hyperlink w:anchor="_Toc233387842" w:history="1">
+          <w:hyperlink w:anchor="_Toc233732606" w:history="1">
             <w:r>
               <w:rPr>
                 <w:rStyle w:val="Hyperlink"/>
@@ -2252,7 +2252,7 @@
               <w:rPr>
                 <w:noProof/>
               </w:rPr>
-              <w:instrText xml:space="preserve"> PAGEREF _Toc233387842 \h </w:instrText>
+              <w:instrText xml:space="preserve"> PAGEREF _Toc233732606 \h </w:instrText>
             </w:r>
             <w:r>
               <w:rPr>
@@ -2294,7 +2294,7 @@
               <w14:ligatures w14:val="standardContextual"/>
             </w:rPr>
           </w:pPr>
-          <w:hyperlink w:anchor="_Toc233387843" w:history="1">
+          <w:hyperlink w:anchor="_Toc233732607" w:history="1">
             <w:r>
               <w:rPr>
                 <w:rStyle w:val="Hyperlink"/>
@@ -2318,7 +2318,7 @@
               <w:rPr>
                 <w:noProof/>
               </w:rPr>
-              <w:instrText xml:space="preserve"> PAGEREF _Toc233387843 \h </w:instrText>
+              <w:instrText xml:space="preserve"> PAGEREF _Toc233732607 \h </w:instrText>
             </w:r>
             <w:r>
               <w:rPr>
@@ -2360,7 +2360,7 @@
               <w14:ligatures w14:val="standardContextual"/>
             </w:rPr>
           </w:pPr>
-          <w:hyperlink w:anchor="_Toc233387844" w:history="1">
+          <w:hyperlink w:anchor="_Toc233732608" w:history="1">
             <w:r>
               <w:rPr>
                 <w:rStyle w:val="Hyperlink"/>
@@ -2384,7 +2384,7 @@
               <w:rPr>
                 <w:noProof/>
               </w:rPr>
-              <w:instrText xml:space="preserve"> PAGEREF _Toc233387844 \h </w:instrText>
+              <w:instrText xml:space="preserve"> PAGEREF _Toc233732608 \h </w:instrText>
             </w:r>
             <w:r>
               <w:rPr>
@@ -2426,7 +2426,7 @@
               <w14:ligatures w14:val="standardContextual"/>
             </w:rPr>
           </w:pPr>
-          <w:hyperlink w:anchor="_Toc233387845" w:history="1">
+          <w:hyperlink w:anchor="_Toc233732609" w:history="1">
             <w:r>
               <w:rPr>
                 <w:rStyle w:val="Hyperlink"/>
@@ -2450,7 +2450,7 @@
               <w:rPr>
                 <w:noProof/>
               </w:rPr>
-              <w:instrText xml:space="preserve"> PAGEREF _Toc233387845 \h </w:instrText>
+              <w:instrText xml:space="preserve"> PAGEREF _Toc233732609 \h </w:instrText>
             </w:r>
             <w:r>
               <w:rPr>
@@ -2492,7 +2492,7 @@
               <w14:ligatures w14:val="standardContextual"/>
             </w:rPr>
           </w:pPr>
-          <w:hyperlink w:anchor="_Toc233387846" w:history="1">
+          <w:hyperlink w:anchor="_Toc233732610" w:history="1">
             <w:r>
               <w:rPr>
                 <w:rStyle w:val="Hyperlink"/>
@@ -2516,7 +2516,7 @@
               <w:rPr>
                 <w:noProof/>
               </w:rPr>
-              <w:instrText xml:space="preserve"> PAGEREF _Toc233387846 \h </w:instrText>
+              <w:instrText xml:space="preserve"> PAGEREF _Toc233732610 \h </w:instrText>
             </w:r>
             <w:r>
               <w:rPr>
@@ -2558,7 +2558,7 @@
               <w14:ligatures w14:val="standardContextual"/>
             </w:rPr>
           </w:pPr>
-          <w:hyperlink w:anchor="_Toc233387847" w:history="1">
+          <w:hyperlink w:anchor="_Toc233732611" w:history="1">
             <w:r>
               <w:rPr>
                 <w:rStyle w:val="Hyperlink"/>
@@ -2582,7 +2582,7 @@
               <w:rPr>
                 <w:noProof/>
               </w:rPr>
-              <w:instrText xml:space="preserve"> PAGEREF _Toc233387847 \h </w:instrText>
+              <w:instrText xml:space="preserve"> PAGEREF _Toc233732611 \h </w:instrText>
             </w:r>
             <w:r>
               <w:rPr>
@@ -2624,7 +2624,7 @@
               <w14:ligatures w14:val="standardContextual"/>
             </w:rPr>
           </w:pPr>
-          <w:hyperlink w:anchor="_Toc233387848" w:history="1">
+          <w:hyperlink w:anchor="_Toc233732612" w:history="1">
             <w:r>
               <w:rPr>
                 <w:rStyle w:val="Hyperlink"/>
@@ -2648,7 +2648,7 @@
               <w:rPr>
                 <w:noProof/>
               </w:rPr>
-              <w:instrText xml:space="preserve"> PAGEREF _Toc233387848 \h </w:instrText>
+              <w:instrText xml:space="preserve"> PAGEREF _Toc233732612 \h </w:instrText>
             </w:r>
             <w:r>
               <w:rPr>
@@ -2690,7 +2690,7 @@
               <w14:ligatures w14:val="standardContextual"/>
             </w:rPr>
           </w:pPr>
-          <w:hyperlink w:anchor="_Toc233387849" w:history="1">
+          <w:hyperlink w:anchor="_Toc233732613" w:history="1">
             <w:r>
               <w:rPr>
                 <w:rStyle w:val="Hyperlink"/>
@@ -2714,7 +2714,7 @@
               <w:rPr>
                 <w:noProof/>
               </w:rPr>
-              <w:instrText xml:space="preserve"> PAGEREF _Toc233387849 \h </w:instrText>
+              <w:instrText xml:space="preserve"> PAGEREF _Toc233732613 \h </w:instrText>
             </w:r>
             <w:r>
               <w:rPr>
@@ -2756,7 +2756,7 @@
               <w14:ligatures w14:val="standardContextual"/>
             </w:rPr>
           </w:pPr>
-          <w:hyperlink w:anchor="_Toc233387850" w:history="1">
+          <w:hyperlink w:anchor="_Toc233732614" w:history="1">
             <w:r>
               <w:rPr>
                 <w:rStyle w:val="Hyperlink"/>
@@ -2780,7 +2780,7 @@
               <w:rPr>
                 <w:noProof/>
               </w:rPr>
-              <w:instrText xml:space="preserve"> PAGEREF _Toc233387850 \h </w:instrText>
+              <w:instrText xml:space="preserve"> PAGEREF _Toc233732614 \h </w:instrText>
             </w:r>
             <w:r>
               <w:rPr>
@@ -2822,13 +2822,13 @@
               <w14:ligatures w14:val="standardContextual"/>
             </w:rPr>
           </w:pPr>
-          <w:hyperlink w:anchor="_Toc233387851" w:history="1">
+          <w:hyperlink w:anchor="_Toc233732615" w:history="1">
             <w:r>
               <w:rPr>
                 <w:rStyle w:val="Hyperlink"/>
                 <w:noProof/>
               </w:rPr>
-              <w:t>Stage 1: Configure Plants</w:t>
+              <w:t>Stage 1: Configure Sites</w:t>
             </w:r>
             <w:r>
               <w:rPr>
@@ -2846,7 +2846,7 @@
               <w:rPr>
                 <w:noProof/>
               </w:rPr>
-              <w:instrText xml:space="preserve"> PAGEREF _Toc233387851 \h </w:instrText>
+              <w:instrText xml:space="preserve"> PAGEREF _Toc233732615 \h </w:instrText>
             </w:r>
             <w:r>
               <w:rPr>
@@ -2888,13 +2888,13 @@
               <w14:ligatures w14:val="standardContextual"/>
             </w:rPr>
           </w:pPr>
-          <w:hyperlink w:anchor="_Toc233387852" w:history="1">
+          <w:hyperlink w:anchor="_Toc233732616" w:history="1">
             <w:r>
               <w:rPr>
                 <w:rStyle w:val="Hyperlink"/>
                 <w:noProof/>
               </w:rPr>
-              <w:t>Stage 2: Upload Plant Data</w:t>
+              <w:t>Stage 2: Upload Site Data</w:t>
             </w:r>
             <w:r>
               <w:rPr>
@@ -2912,7 +2912,7 @@
               <w:rPr>
                 <w:noProof/>
               </w:rPr>
-              <w:instrText xml:space="preserve"> PAGEREF _Toc233387852 \h </w:instrText>
+              <w:instrText xml:space="preserve"> PAGEREF _Toc233732616 \h </w:instrText>
             </w:r>
             <w:r>
               <w:rPr>
@@ -2954,7 +2954,7 @@
               <w14:ligatures w14:val="standardContextual"/>
             </w:rPr>
           </w:pPr>
-          <w:hyperlink w:anchor="_Toc233387853" w:history="1">
+          <w:hyperlink w:anchor="_Toc233732617" w:history="1">
             <w:r>
               <w:rPr>
                 <w:rStyle w:val="Hyperlink"/>
@@ -2978,7 +2978,7 @@
               <w:rPr>
                 <w:noProof/>
               </w:rPr>
-              <w:instrText xml:space="preserve"> PAGEREF _Toc233387853 \h </w:instrText>
+              <w:instrText xml:space="preserve"> PAGEREF _Toc233732617 \h </w:instrText>
             </w:r>
             <w:r>
               <w:rPr>
@@ -3020,12 +3020,78 @@
               <w14:ligatures w14:val="standardContextual"/>
             </w:rPr>
           </w:pPr>
-          <w:hyperlink w:anchor="_Toc233387854" w:history="1">
+          <w:hyperlink w:anchor="_Toc233732618" w:history="1">
             <w:r>
               <w:rPr>
                 <w:rStyle w:val="Hyperlink"/>
                 <w:noProof/>
               </w:rPr>
+              <w:t>Stage 4: Estimate RE generation</w:t>
+            </w:r>
+            <w:r>
+              <w:rPr>
+                <w:noProof/>
+              </w:rPr>
+              <w:tab/>
+            </w:r>
+            <w:r>
+              <w:rPr>
+                <w:noProof/>
+              </w:rPr>
+              <w:fldChar w:fldCharType="begin"/>
+            </w:r>
+            <w:r>
+              <w:rPr>
+                <w:noProof/>
+              </w:rPr>
+              <w:instrText xml:space="preserve"> PAGEREF _Toc233732618 \h </w:instrText>
+            </w:r>
+            <w:r>
+              <w:rPr>
+                <w:noProof/>
+              </w:rPr>
+            </w:r>
+            <w:r>
+              <w:rPr>
+                <w:noProof/>
+              </w:rPr>
+              <w:fldChar w:fldCharType="separate"/>
+            </w:r>
+            <w:r>
+              <w:rPr>
+                <w:noProof/>
+              </w:rPr>
+              <w:t>15</w:t>
+            </w:r>
+            <w:r>
+              <w:rPr>
+                <w:noProof/>
+              </w:rPr>
+              <w:fldChar w:fldCharType="end"/>
+            </w:r>
+          </w:hyperlink>
+        </w:p>
+        <w:p>
+          <w:pPr>
+            <w:pStyle w:val="TOC3"/>
+            <w:tabs>
+              <w:tab w:val="right" w:leader="dot" w:pos="9350"/>
+            </w:tabs>
+            <w:rPr>
+              <w:rFonts w:asciiTheme="minorHAnsi" w:eastAsiaTheme="minorEastAsia" w:hAnsiTheme="minorHAnsi" w:cstheme="minorBidi"/>
+              <w:noProof/>
+              <w:kern w:val="2"/>
+              <w:sz w:val="24"/>
+              <w:szCs w:val="21"/>
+              <w14:ligatures w14:val="standardContextual"/>
+            </w:rPr>
+          </w:pPr>
+          <w:hyperlink w:anchor="_Toc233732619" w:history="1">
+            <w:r>
+              <w:rPr>
+                <w:rStyle w:val="Hyperlink"/>
+                <w:noProof/>
+              </w:rPr>
               <w:t>RE Forecast Output</w:t>
             </w:r>
             <w:r>
@@ -3044,7 +3110,7 @@
               <w:rPr>
                 <w:noProof/>
               </w:rPr>
-              <w:instrText xml:space="preserve"> PAGEREF _Toc233387854 \h </w:instrText>
+              <w:instrText xml:space="preserve"> PAGEREF _Toc233732619 \h </w:instrText>
             </w:r>
             <w:r>
               <w:rPr>
@@ -3061,7 +3127,7 @@
               <w:rPr>
                 <w:noProof/>
               </w:rPr>
-              <w:t>15</w:t>
+              <w:t>16</w:t>
             </w:r>
             <w:r>
               <w:rPr>
@@ -3086,7 +3152,7 @@
               <w14:ligatures w14:val="standardContextual"/>
             </w:rPr>
           </w:pPr>
-          <w:hyperlink w:anchor="_Toc233387855" w:history="1">
+          <w:hyperlink w:anchor="_Toc233732620" w:history="1">
             <w:r>
               <w:rPr>
                 <w:rStyle w:val="Hyperlink"/>
@@ -3110,7 +3176,7 @@
               <w:rPr>
                 <w:noProof/>
               </w:rPr>
-              <w:instrText xml:space="preserve"> PAGEREF _Toc233387855 \h </w:instrText>
+              <w:instrText xml:space="preserve"> PAGEREF _Toc233732620 \h </w:instrText>
             </w:r>
             <w:r>
               <w:rPr>
@@ -3152,7 +3218,7 @@
               <w14:ligatures w14:val="standardContextual"/>
             </w:rPr>
           </w:pPr>
-          <w:hyperlink w:anchor="_Toc233387856" w:history="1">
+          <w:hyperlink w:anchor="_Toc233732621" w:history="1">
             <w:r>
               <w:rPr>
                 <w:rStyle w:val="Hyperlink"/>
@@ -3176,7 +3242,7 @@
               <w:rPr>
                 <w:noProof/>
               </w:rPr>
-              <w:instrText xml:space="preserve"> PAGEREF _Toc233387856 \h </w:instrText>
+              <w:instrText xml:space="preserve"> PAGEREF _Toc233732621 \h </w:instrText>
             </w:r>
             <w:r>
               <w:rPr>
@@ -3218,7 +3284,7 @@
               <w14:ligatures w14:val="standardContextual"/>
             </w:rPr>
           </w:pPr>
-          <w:hyperlink w:anchor="_Toc233387857" w:history="1">
+          <w:hyperlink w:anchor="_Toc233732622" w:history="1">
             <w:r>
               <w:rPr>
                 <w:rStyle w:val="Hyperlink"/>
@@ -3242,7 +3308,7 @@
               <w:rPr>
                 <w:noProof/>
               </w:rPr>
-              <w:instrText xml:space="preserve"> PAGEREF _Toc233387857 \h </w:instrText>
+              <w:instrText xml:space="preserve"> PAGEREF _Toc233732622 \h </w:instrText>
             </w:r>
             <w:r>
               <w:rPr>
@@ -3284,7 +3350,7 @@
               <w14:ligatures w14:val="standardContextual"/>
             </w:rPr>
           </w:pPr>
-          <w:hyperlink w:anchor="_Toc233387858" w:history="1">
+          <w:hyperlink w:anchor="_Toc233732623" w:history="1">
             <w:r>
               <w:rPr>
                 <w:rStyle w:val="Hyperlink"/>
@@ -3308,7 +3374,7 @@
               <w:rPr>
                 <w:noProof/>
               </w:rPr>
-              <w:instrText xml:space="preserve"> PAGEREF _Toc233387858 \h </w:instrText>
+              <w:instrText xml:space="preserve"> PAGEREF _Toc233732623 \h </w:instrText>
             </w:r>
             <w:r>
               <w:rPr>
@@ -3350,7 +3416,7 @@
               <w14:ligatures w14:val="standardContextual"/>
             </w:rPr>
           </w:pPr>
-          <w:hyperlink w:anchor="_Toc233387859" w:history="1">
+          <w:hyperlink w:anchor="_Toc233732624" w:history="1">
             <w:r>
               <w:rPr>
                 <w:rStyle w:val="Hyperlink"/>
@@ -3374,7 +3440,7 @@
               <w:rPr>
                 <w:noProof/>
               </w:rPr>
-              <w:instrText xml:space="preserve"> PAGEREF _Toc233387859 \h </w:instrText>
+              <w:instrText xml:space="preserve"> PAGEREF _Toc233732624 \h </w:instrText>
             </w:r>
             <w:r>
               <w:rPr>
@@ -3416,7 +3482,7 @@
               <w14:ligatures w14:val="standardContextual"/>
             </w:rPr>
           </w:pPr>
-          <w:hyperlink w:anchor="_Toc233387860" w:history="1">
+          <w:hyperlink w:anchor="_Toc233732625" w:history="1">
             <w:r>
               <w:rPr>
                 <w:rStyle w:val="Hyperlink"/>
@@ -3440,7 +3506,7 @@
               <w:rPr>
                 <w:noProof/>
               </w:rPr>
-              <w:instrText xml:space="preserve"> PAGEREF _Toc233387860 \h </w:instrText>
+              <w:instrText xml:space="preserve"> PAGEREF _Toc233732625 \h </w:instrText>
             </w:r>
             <w:r>
               <w:rPr>
@@ -3482,7 +3548,7 @@
               <w14:ligatures w14:val="standardContextual"/>
             </w:rPr>
           </w:pPr>
-          <w:hyperlink w:anchor="_Toc233387861" w:history="1">
+          <w:hyperlink w:anchor="_Toc233732626" w:history="1">
             <w:r>
               <w:rPr>
                 <w:rStyle w:val="Hyperlink"/>
@@ -3506,7 +3572,7 @@
               <w:rPr>
                 <w:noProof/>
               </w:rPr>
-              <w:instrText xml:space="preserve"> PAGEREF _Toc233387861 \h </w:instrText>
+              <w:instrText xml:space="preserve"> PAGEREF _Toc233732626 \h </w:instrText>
             </w:r>
             <w:r>
               <w:rPr>
@@ -3523,7 +3589,7 @@
               <w:rPr>
                 <w:noProof/>
               </w:rPr>
-              <w:t>17</w:t>
+              <w:t>18</w:t>
             </w:r>
             <w:r>
               <w:rPr>
@@ -3548,7 +3614,7 @@
               <w14:ligatures w14:val="standardContextual"/>
             </w:rPr>
           </w:pPr>
-          <w:hyperlink w:anchor="_Toc233387862" w:history="1">
+          <w:hyperlink w:anchor="_Toc233732627" w:history="1">
             <w:r>
               <w:rPr>
                 <w:rStyle w:val="Hyperlink"/>
@@ -3572,7 +3638,7 @@
               <w:rPr>
                 <w:noProof/>
               </w:rPr>
-              <w:instrText xml:space="preserve"> PAGEREF _Toc233387862 \h </w:instrText>
+              <w:instrText xml:space="preserve"> PAGEREF _Toc233732627 \h </w:instrText>
             </w:r>
             <w:r>
               <w:rPr>
@@ -3614,7 +3680,7 @@
               <w14:ligatures w14:val="standardContextual"/>
             </w:rPr>
           </w:pPr>
-          <w:hyperlink w:anchor="_Toc233387863" w:history="1">
+          <w:hyperlink w:anchor="_Toc233732628" w:history="1">
             <w:r>
               <w:rPr>
                 <w:rStyle w:val="Hyperlink"/>
@@ -3638,7 +3704,7 @@
               <w:rPr>
                 <w:noProof/>
               </w:rPr>
-              <w:instrText xml:space="preserve"> PAGEREF _Toc233387863 \h </w:instrText>
+              <w:instrText xml:space="preserve"> PAGEREF _Toc233732628 \h </w:instrText>
             </w:r>
             <w:r>
               <w:rPr>
@@ -3680,7 +3746,7 @@
               <w14:ligatures w14:val="standardContextual"/>
             </w:rPr>
           </w:pPr>
-          <w:hyperlink w:anchor="_Toc233387864" w:history="1">
+          <w:hyperlink w:anchor="_Toc233732629" w:history="1">
             <w:r>
               <w:rPr>
                 <w:rStyle w:val="Hyperlink"/>
@@ -3704,7 +3770,7 @@
               <w:rPr>
                 <w:noProof/>
               </w:rPr>
-              <w:instrText xml:space="preserve"> PAGEREF _Toc233387864 \h </w:instrText>
+              <w:instrText xml:space="preserve"> PAGEREF _Toc233732629 \h </w:instrText>
             </w:r>
             <w:r>
               <w:rPr>
@@ -3746,7 +3812,7 @@
               <w14:ligatures w14:val="standardContextual"/>
             </w:rPr>
           </w:pPr>
-          <w:hyperlink w:anchor="_Toc233387865" w:history="1">
+          <w:hyperlink w:anchor="_Toc233732630" w:history="1">
             <w:r>
               <w:rPr>
                 <w:rStyle w:val="Hyperlink"/>
@@ -3770,7 +3836,7 @@
               <w:rPr>
                 <w:noProof/>
               </w:rPr>
-              <w:instrText xml:space="preserve"> PAGEREF _Toc233387865 \h </w:instrText>
+              <w:instrText xml:space="preserve"> PAGEREF _Toc233732630 \h </w:instrText>
             </w:r>
             <w:r>
               <w:rPr>
@@ -3812,7 +3878,7 @@
               <w14:ligatures w14:val="standardContextual"/>
             </w:rPr>
           </w:pPr>
-          <w:hyperlink w:anchor="_Toc233387866" w:history="1">
+          <w:hyperlink w:anchor="_Toc233732631" w:history="1">
             <w:r>
               <w:rPr>
                 <w:rStyle w:val="Hyperlink"/>
@@ -3836,7 +3902,7 @@
               <w:rPr>
                 <w:noProof/>
               </w:rPr>
-              <w:instrText xml:space="preserve"> PAGEREF _Toc233387866 \h </w:instrText>
+              <w:instrText xml:space="preserve"> PAGEREF _Toc233732631 \h </w:instrText>
             </w:r>
             <w:r>
               <w:rPr>
@@ -3878,7 +3944,7 @@
               <w14:ligatures w14:val="standardContextual"/>
             </w:rPr>
           </w:pPr>
-          <w:hyperlink w:anchor="_Toc233387867" w:history="1">
+          <w:hyperlink w:anchor="_Toc233732632" w:history="1">
             <w:r>
               <w:rPr>
                 <w:rStyle w:val="Hyperlink"/>
@@ -3902,7 +3968,7 @@
               <w:rPr>
                 <w:noProof/>
               </w:rPr>
-              <w:instrText xml:space="preserve"> PAGEREF _Toc233387867 \h </w:instrText>
+              <w:instrText xml:space="preserve"> PAGEREF _Toc233732632 \h </w:instrText>
             </w:r>
             <w:r>
               <w:rPr>
@@ -3944,7 +4010,7 @@
               <w14:ligatures w14:val="standardContextual"/>
             </w:rPr>
           </w:pPr>
-          <w:hyperlink w:anchor="_Toc233387868" w:history="1">
+          <w:hyperlink w:anchor="_Toc233732633" w:history="1">
             <w:r>
               <w:rPr>
                 <w:rStyle w:val="Hyperlink"/>
@@ -3968,7 +4034,7 @@
               <w:rPr>
                 <w:noProof/>
               </w:rPr>
-              <w:instrText xml:space="preserve"> PAGEREF _Toc233387868 \h </w:instrText>
+              <w:instrText xml:space="preserve"> PAGEREF _Toc233732633 \h </w:instrText>
             </w:r>
             <w:r>
               <w:rPr>
@@ -4010,7 +4076,7 @@
               <w14:ligatures w14:val="standardContextual"/>
             </w:rPr>
           </w:pPr>
-          <w:hyperlink w:anchor="_Toc233387869" w:history="1">
+          <w:hyperlink w:anchor="_Toc233732634" w:history="1">
             <w:r>
               <w:rPr>
                 <w:rStyle w:val="Hyperlink"/>
@@ -4034,7 +4100,7 @@
               <w:rPr>
                 <w:noProof/>
               </w:rPr>
-              <w:instrText xml:space="preserve"> PAGEREF _Toc233387869 \h </w:instrText>
+              <w:instrText xml:space="preserve"> PAGEREF _Toc233732634 \h </w:instrText>
             </w:r>
             <w:r>
               <w:rPr>
@@ -4076,7 +4142,7 @@
               <w14:ligatures w14:val="standardContextual"/>
             </w:rPr>
           </w:pPr>
-          <w:hyperlink w:anchor="_Toc233387870" w:history="1">
+          <w:hyperlink w:anchor="_Toc233732635" w:history="1">
             <w:r>
               <w:rPr>
                 <w:rStyle w:val="Hyperlink"/>
@@ -4100,7 +4166,7 @@
               <w:rPr>
                 <w:noProof/>
               </w:rPr>
-              <w:instrText xml:space="preserve"> PAGEREF _Toc233387870 \h </w:instrText>
+              <w:instrText xml:space="preserve"> PAGEREF _Toc233732635 \h </w:instrText>
             </w:r>
             <w:r>
               <w:rPr>
@@ -4117,7 +4183,7 @@
               <w:rPr>
                 <w:noProof/>
               </w:rPr>
-              <w:t>18</w:t>
+              <w:t>19</w:t>
             </w:r>
             <w:r>
               <w:rPr>
@@ -4142,7 +4208,7 @@
               <w14:ligatures w14:val="standardContextual"/>
             </w:rPr>
           </w:pPr>
-          <w:hyperlink w:anchor="_Toc233387871" w:history="1">
+          <w:hyperlink w:anchor="_Toc233732636" w:history="1">
             <w:r>
               <w:rPr>
                 <w:rStyle w:val="Hyperlink"/>
@@ -4166,7 +4232,7 @@
               <w:rPr>
                 <w:noProof/>
               </w:rPr>
-              <w:instrText xml:space="preserve"> PAGEREF _Toc233387871 \h </w:instrText>
+              <w:instrText xml:space="preserve"> PAGEREF _Toc233732636 \h </w:instrText>
             </w:r>
             <w:r>
               <w:rPr>
@@ -4208,7 +4274,7 @@
               <w14:ligatures w14:val="standardContextual"/>
             </w:rPr>
           </w:pPr>
-          <w:hyperlink w:anchor="_Toc233387872" w:history="1">
+          <w:hyperlink w:anchor="_Toc233732637" w:history="1">
             <w:r>
               <w:rPr>
                 <w:rStyle w:val="Hyperlink"/>
@@ -4232,7 +4298,7 @@
               <w:rPr>
                 <w:noProof/>
               </w:rPr>
-              <w:instrText xml:space="preserve"> PAGEREF _Toc233387872 \h </w:instrText>
+              <w:instrText xml:space="preserve"> PAGEREF _Toc233732637 \h </w:instrText>
             </w:r>
             <w:r>
               <w:rPr>
@@ -4274,7 +4340,7 @@
               <w14:ligatures w14:val="standardContextual"/>
             </w:rPr>
           </w:pPr>
-          <w:hyperlink w:anchor="_Toc233387873" w:history="1">
+          <w:hyperlink w:anchor="_Toc233732638" w:history="1">
             <w:r>
               <w:rPr>
                 <w:rStyle w:val="Hyperlink"/>
@@ -4298,7 +4364,7 @@
               <w:rPr>
                 <w:noProof/>
               </w:rPr>
-              <w:instrText xml:space="preserve"> PAGEREF _Toc233387873 \h </w:instrText>
+              <w:instrText xml:space="preserve"> PAGEREF _Toc233732638 \h </w:instrText>
             </w:r>
             <w:r>
               <w:rPr>
@@ -4340,7 +4406,7 @@
               <w14:ligatures w14:val="standardContextual"/>
             </w:rPr>
           </w:pPr>
-          <w:hyperlink w:anchor="_Toc233387874" w:history="1">
+          <w:hyperlink w:anchor="_Toc233732639" w:history="1">
             <w:r>
               <w:rPr>
                 <w:rStyle w:val="Hyperlink"/>
@@ -4364,7 +4430,7 @@
               <w:rPr>
                 <w:noProof/>
               </w:rPr>
-              <w:instrText xml:space="preserve"> PAGEREF _Toc233387874 \h </w:instrText>
+              <w:instrText xml:space="preserve"> PAGEREF _Toc233732639 \h </w:instrText>
             </w:r>
             <w:r>
               <w:rPr>
@@ -4406,7 +4472,7 @@
               <w14:ligatures w14:val="standardContextual"/>
             </w:rPr>
           </w:pPr>
-          <w:hyperlink w:anchor="_Toc233387875" w:history="1">
+          <w:hyperlink w:anchor="_Toc233732640" w:history="1">
             <w:r>
               <w:rPr>
                 <w:rStyle w:val="Hyperlink"/>
@@ -4430,7 +4496,7 @@
               <w:rPr>
                 <w:noProof/>
               </w:rPr>
-              <w:instrText xml:space="preserve"> PAGEREF _Toc233387875 \h </w:instrText>
+              <w:instrText xml:space="preserve"> PAGEREF _Toc233732640 \h </w:instrText>
             </w:r>
             <w:r>
               <w:rPr>
@@ -4472,7 +4538,7 @@
               <w14:ligatures w14:val="standardContextual"/>
             </w:rPr>
           </w:pPr>
-          <w:hyperlink w:anchor="_Toc233387876" w:history="1">
+          <w:hyperlink w:anchor="_Toc233732641" w:history="1">
             <w:r>
               <w:rPr>
                 <w:rStyle w:val="Hyperlink"/>
@@ -4496,7 +4562,7 @@
               <w:rPr>
                 <w:noProof/>
               </w:rPr>
-              <w:instrText xml:space="preserve"> PAGEREF _Toc233387876 \h </w:instrText>
+              <w:instrText xml:space="preserve"> PAGEREF _Toc233732641 \h </w:instrText>
             </w:r>
             <w:r>
               <w:rPr>
@@ -4538,7 +4604,7 @@
               <w14:ligatures w14:val="standardContextual"/>
             </w:rPr>
           </w:pPr>
-          <w:hyperlink w:anchor="_Toc233387877" w:history="1">
+          <w:hyperlink w:anchor="_Toc233732642" w:history="1">
             <w:r>
               <w:rPr>
                 <w:rStyle w:val="Hyperlink"/>
@@ -4562,7 +4628,7 @@
               <w:rPr>
                 <w:noProof/>
               </w:rPr>
-              <w:instrText xml:space="preserve"> PAGEREF _Toc233387877 \h </w:instrText>
+              <w:instrText xml:space="preserve"> PAGEREF _Toc233732642 \h </w:instrText>
             </w:r>
             <w:r>
               <w:rPr>
@@ -4604,7 +4670,7 @@
               <w14:ligatures w14:val="standardContextual"/>
             </w:rPr>
           </w:pPr>
-          <w:hyperlink w:anchor="_Toc233387878" w:history="1">
+          <w:hyperlink w:anchor="_Toc233732643" w:history="1">
             <w:r>
               <w:rPr>
                 <w:rStyle w:val="Hyperlink"/>
@@ -4628,7 +4694,7 @@
               <w:rPr>
                 <w:noProof/>
               </w:rPr>
-              <w:instrText xml:space="preserve"> PAGEREF _Toc233387878 \h </w:instrText>
+              <w:instrText xml:space="preserve"> PAGEREF _Toc233732643 \h </w:instrText>
             </w:r>
             <w:r>
               <w:rPr>
@@ -4670,7 +4736,7 @@
               <w14:ligatures w14:val="standardContextual"/>
             </w:rPr>
           </w:pPr>
-          <w:hyperlink w:anchor="_Toc233387879" w:history="1">
+          <w:hyperlink w:anchor="_Toc233732644" w:history="1">
             <w:r>
               <w:rPr>
                 <w:rStyle w:val="Hyperlink"/>
@@ -4694,7 +4760,7 @@
               <w:rPr>
                 <w:noProof/>
               </w:rPr>
-              <w:instrText xml:space="preserve"> PAGEREF _Toc233387879 \h </w:instrText>
+              <w:instrText xml:space="preserve"> PAGEREF _Toc233732644 \h </w:instrText>
             </w:r>
             <w:r>
               <w:rPr>
@@ -4736,7 +4802,7 @@
               <w14:ligatures w14:val="standardContextual"/>
             </w:rPr>
           </w:pPr>
-          <w:hyperlink w:anchor="_Toc233387880" w:history="1">
+          <w:hyperlink w:anchor="_Toc233732645" w:history="1">
             <w:r>
               <w:rPr>
                 <w:rStyle w:val="Hyperlink"/>
@@ -4760,7 +4826,7 @@
               <w:rPr>
                 <w:noProof/>
               </w:rPr>
-              <w:instrText xml:space="preserve"> PAGEREF _Toc233387880 \h </w:instrText>
+              <w:instrText xml:space="preserve"> PAGEREF _Toc233732645 \h </w:instrText>
             </w:r>
             <w:r>
               <w:rPr>
@@ -4802,7 +4868,7 @@
               <w14:ligatures w14:val="standardContextual"/>
             </w:rPr>
           </w:pPr>
-          <w:hyperlink w:anchor="_Toc233387881" w:history="1">
+          <w:hyperlink w:anchor="_Toc233732646" w:history="1">
             <w:r>
               <w:rPr>
                 <w:rStyle w:val="Hyperlink"/>
@@ -4826,7 +4892,7 @@
               <w:rPr>
                 <w:noProof/>
               </w:rPr>
-              <w:instrText xml:space="preserve"> PAGEREF _Toc233387881 \h </w:instrText>
+              <w:instrText xml:space="preserve"> PAGEREF _Toc233732646 \h </w:instrText>
             </w:r>
             <w:r>
               <w:rPr>
@@ -4870,7 +4936,7 @@
         <w:pStyle w:val="Heading1"/>
         <w:pageBreakBefore/>
       </w:pPr>
-      <w:bookmarkStart w:id="1" w:name="_Toc233387812"/>
+      <w:bookmarkStart w:id="1" w:name="_Toc233732576"/>
       <w:r>
         <w:lastRenderedPageBreak/>
         <w:t>1. Introduction</w:t>
@@ -4895,7 +4961,7 @@
       <w:pPr>
         <w:pStyle w:val="Heading2"/>
       </w:pPr>
-      <w:bookmarkStart w:id="2" w:name="_Toc233387813"/>
+      <w:bookmarkStart w:id="2" w:name="_Toc233732577"/>
       <w:r>
         <w:t>1.1 Purpose</w:t>
       </w:r>
@@ -5010,7 +5076,7 @@
       <w:pPr>
         <w:pStyle w:val="Heading2"/>
       </w:pPr>
-      <w:bookmarkStart w:id="3" w:name="_Toc233387814"/>
+      <w:bookmarkStart w:id="3" w:name="_Toc233732578"/>
       <w:r>
         <w:t>1.2 Background: Demand Flexibility for DISCOMs</w:t>
       </w:r>
@@ -5075,7 +5141,7 @@
       <w:pPr>
         <w:pStyle w:val="Heading2"/>
       </w:pPr>
-      <w:bookmarkStart w:id="4" w:name="_Toc233387815"/>
+      <w:bookmarkStart w:id="4" w:name="_Toc233732579"/>
       <w:r>
         <w:t>1.3 Key Features</w:t>
       </w:r>
@@ -5215,7 +5281,15 @@
       </w:r>
       <w:proofErr w:type="spellEnd"/>
       <w:r>
-        <w:t xml:space="preserve"> dashboard with Plotly charts, downloadable results, and cross-page session integration</w:t>
+        <w:t xml:space="preserve"> dashboard with </w:t>
+      </w:r>
+      <w:proofErr w:type="spellStart"/>
+      <w:r>
+        <w:t>Plotly</w:t>
+      </w:r>
+      <w:proofErr w:type="spellEnd"/>
+      <w:r>
+        <w:t xml:space="preserve"> charts, downloadable results, and cross-page session integration</w:t>
       </w:r>
     </w:p>
     <w:p>
@@ -5228,7 +5302,7 @@
         <w:pStyle w:val="Heading1"/>
         <w:pageBreakBefore/>
       </w:pPr>
-      <w:bookmarkStart w:id="5" w:name="_Toc233387816"/>
+      <w:bookmarkStart w:id="5" w:name="_Toc233732580"/>
       <w:r>
         <w:lastRenderedPageBreak/>
         <w:t>2. System Requirements &amp; Installation</w:t>
@@ -5239,7 +5313,7 @@
       <w:pPr>
         <w:pStyle w:val="Heading2"/>
       </w:pPr>
-      <w:bookmarkStart w:id="6" w:name="_Toc233387817"/>
+      <w:bookmarkStart w:id="6" w:name="_Toc233732581"/>
       <w:r>
         <w:t>2.1 Software Prerequisites</w:t>
       </w:r>
@@ -5957,7 +6031,7 @@
       <w:pPr>
         <w:pStyle w:val="Heading2"/>
       </w:pPr>
-      <w:bookmarkStart w:id="7" w:name="_Toc233387818"/>
+      <w:bookmarkStart w:id="7" w:name="_Toc233732582"/>
       <w:r>
         <w:t>2.2 Installation Steps</w:t>
       </w:r>
@@ -6094,7 +6168,7 @@
       <w:pPr>
         <w:pStyle w:val="Heading3"/>
       </w:pPr>
-      <w:bookmarkStart w:id="8" w:name="_Toc233387819"/>
+      <w:bookmarkStart w:id="8" w:name="_Toc233732583"/>
       <w:r>
         <w:t>Online Access (No Installation Required)</w:t>
       </w:r>
@@ -6139,7 +6213,7 @@
         <w:pStyle w:val="Heading1"/>
         <w:pageBreakBefore/>
       </w:pPr>
-      <w:bookmarkStart w:id="9" w:name="_Toc233387820"/>
+      <w:bookmarkStart w:id="9" w:name="_Toc233732584"/>
       <w:r>
         <w:lastRenderedPageBreak/>
         <w:t>3. Input Data Files</w:t>
@@ -6158,7 +6232,7 @@
       <w:pPr>
         <w:pStyle w:val="Heading2"/>
       </w:pPr>
-      <w:bookmarkStart w:id="10" w:name="_Toc233387821"/>
+      <w:bookmarkStart w:id="10" w:name="_Toc233732585"/>
       <w:r>
         <w:t>3.1 File Overview</w:t>
       </w:r>
@@ -6713,7 +6787,7 @@
       <w:pPr>
         <w:pStyle w:val="Heading2"/>
       </w:pPr>
-      <w:bookmarkStart w:id="11" w:name="_Toc233387822"/>
+      <w:bookmarkStart w:id="11" w:name="_Toc233732586"/>
       <w:r>
         <w:t>3.2 Generation Stack File (Generation_stack.xlsx)</w:t>
       </w:r>
@@ -7366,7 +7440,7 @@
       <w:pPr>
         <w:pStyle w:val="Heading2"/>
       </w:pPr>
-      <w:bookmarkStart w:id="12" w:name="_Toc233387823"/>
+      <w:bookmarkStart w:id="12" w:name="_Toc233732587"/>
       <w:r>
         <w:t>3.3 Demand Data File (demand.csv)</w:t>
       </w:r>
@@ -7708,7 +7782,7 @@
       <w:pPr>
         <w:pStyle w:val="Heading2"/>
       </w:pPr>
-      <w:bookmarkStart w:id="13" w:name="_Toc233387824"/>
+      <w:bookmarkStart w:id="13" w:name="_Toc233732588"/>
       <w:r>
         <w:lastRenderedPageBreak/>
         <w:t>3.4 Market Rate File (market_rate.xlsx)</w:t>
@@ -8051,7 +8125,7 @@
       <w:pPr>
         <w:pStyle w:val="Heading2"/>
       </w:pPr>
-      <w:bookmarkStart w:id="14" w:name="_Toc233387825"/>
+      <w:bookmarkStart w:id="14" w:name="_Toc233732589"/>
       <w:r>
         <w:t>3.5 Renewable Energy File (RE.xlsx)</w:t>
       </w:r>
@@ -8373,7 +8447,7 @@
       <w:pPr>
         <w:pStyle w:val="Heading2"/>
       </w:pPr>
-      <w:bookmarkStart w:id="15" w:name="_Toc233387826"/>
+      <w:bookmarkStart w:id="15" w:name="_Toc233732590"/>
       <w:r>
         <w:t>3.6 Generator Availability File (availability.xlsx)</w:t>
       </w:r>
@@ -8663,7 +8737,7 @@
         <w:pStyle w:val="Heading1"/>
         <w:pageBreakBefore/>
       </w:pPr>
-      <w:bookmarkStart w:id="16" w:name="_Toc233387827"/>
+      <w:bookmarkStart w:id="16" w:name="_Toc233732591"/>
       <w:r>
         <w:lastRenderedPageBreak/>
         <w:t>4. Using the Application</w:t>
@@ -8674,7 +8748,7 @@
       <w:pPr>
         <w:pStyle w:val="Heading2"/>
       </w:pPr>
-      <w:bookmarkStart w:id="17" w:name="_Toc233387828"/>
+      <w:bookmarkStart w:id="17" w:name="_Toc233732592"/>
       <w:r>
         <w:t>4.1 Application Layout</w:t>
       </w:r>
@@ -8736,7 +8810,7 @@
       <w:pPr>
         <w:pStyle w:val="Heading2"/>
       </w:pPr>
-      <w:bookmarkStart w:id="18" w:name="_Toc233387829"/>
+      <w:bookmarkStart w:id="18" w:name="_Toc233732593"/>
       <w:r>
         <w:t>4.2 Step-by-Step Workflow</w:t>
       </w:r>
@@ -8746,7 +8820,7 @@
       <w:pPr>
         <w:pStyle w:val="Heading3"/>
       </w:pPr>
-      <w:bookmarkStart w:id="19" w:name="_Toc233387830"/>
+      <w:bookmarkStart w:id="19" w:name="_Toc233732594"/>
       <w:r>
         <w:t>Step 1: Upload Input Files</w:t>
       </w:r>
@@ -8764,7 +8838,7 @@
       <w:pPr>
         <w:pStyle w:val="Heading3"/>
       </w:pPr>
-      <w:bookmarkStart w:id="20" w:name="_Toc233387831"/>
+      <w:bookmarkStart w:id="20" w:name="_Toc233732595"/>
       <w:r>
         <w:t>Step 2: Configure Model Parameters</w:t>
       </w:r>
@@ -9397,7 +9471,7 @@
       <w:pPr>
         <w:pStyle w:val="Heading3"/>
       </w:pPr>
-      <w:bookmarkStart w:id="21" w:name="_Toc233387832"/>
+      <w:bookmarkStart w:id="21" w:name="_Toc233732596"/>
       <w:r>
         <w:t>Step 3: Initialize Data</w:t>
       </w:r>
@@ -9416,7 +9490,7 @@
       <w:pPr>
         <w:pStyle w:val="Heading3"/>
       </w:pPr>
-      <w:bookmarkStart w:id="22" w:name="_Toc233387833"/>
+      <w:bookmarkStart w:id="22" w:name="_Toc233732597"/>
       <w:r>
         <w:t>Step 4: Run the Analysis</w:t>
       </w:r>
@@ -9459,7 +9533,7 @@
       <w:pPr>
         <w:pStyle w:val="Heading3"/>
       </w:pPr>
-      <w:bookmarkStart w:id="23" w:name="_Toc233387834"/>
+      <w:bookmarkStart w:id="23" w:name="_Toc233732598"/>
       <w:r>
         <w:t>Step 5: Review Results</w:t>
       </w:r>
@@ -9483,7 +9557,7 @@
         <w:pStyle w:val="Heading1"/>
         <w:pageBreakBefore/>
       </w:pPr>
-      <w:bookmarkStart w:id="24" w:name="_Toc233387835"/>
+      <w:bookmarkStart w:id="24" w:name="_Toc233732599"/>
       <w:r>
         <w:lastRenderedPageBreak/>
         <w:t>5. Understanding the Optimization Model</w:t>
@@ -9494,7 +9568,7 @@
       <w:pPr>
         <w:pStyle w:val="Heading2"/>
       </w:pPr>
-      <w:bookmarkStart w:id="25" w:name="_Toc233387836"/>
+      <w:bookmarkStart w:id="25" w:name="_Toc233732600"/>
       <w:r>
         <w:t>5.1 Objective Function</w:t>
       </w:r>
@@ -9516,7 +9590,6 @@
         <w:t>Minimize: Σ(t) Σ(p) [Schedule(</w:t>
       </w:r>
       <w:proofErr w:type="spellStart"/>
-      <w:proofErr w:type="gramStart"/>
       <w:r>
         <w:rPr>
           <w:rFonts w:ascii="Courier New" w:eastAsia="Courier New" w:hAnsi="Courier New" w:cs="Courier New"/>
@@ -9527,7 +9600,6 @@
         <w:t>t,p</w:t>
       </w:r>
       <w:proofErr w:type="spellEnd"/>
-      <w:proofErr w:type="gramEnd"/>
       <w:r>
         <w:rPr>
           <w:rFonts w:ascii="Courier New" w:eastAsia="Courier New" w:hAnsi="Courier New" w:cs="Courier New"/>
@@ -9602,7 +9674,7 @@
       <w:pPr>
         <w:pStyle w:val="Heading2"/>
       </w:pPr>
-      <w:bookmarkStart w:id="26" w:name="_Toc233387837"/>
+      <w:bookmarkStart w:id="26" w:name="_Toc233732601"/>
       <w:r>
         <w:t>5.2 Decision Variables</w:t>
       </w:r>
@@ -10144,7 +10216,7 @@
       <w:pPr>
         <w:pStyle w:val="Heading2"/>
       </w:pPr>
-      <w:bookmarkStart w:id="27" w:name="_Toc233387838"/>
+      <w:bookmarkStart w:id="27" w:name="_Toc233732602"/>
       <w:r>
         <w:t>5.3 Constraints</w:t>
       </w:r>
@@ -10366,7 +10438,7 @@
       <w:pPr>
         <w:pStyle w:val="Heading2"/>
       </w:pPr>
-      <w:bookmarkStart w:id="28" w:name="_Toc233387839"/>
+      <w:bookmarkStart w:id="28" w:name="_Toc233732603"/>
       <w:r>
         <w:t>5.4 Generation Cost Calculatio</w:t>
       </w:r>
@@ -10408,27 +10480,7 @@
           <w:sz w:val="20"/>
           <w:szCs w:val="20"/>
         </w:rPr>
-        <w:t>) × [</w:t>
-      </w:r>
-      <w:proofErr w:type="gramStart"/>
-      <w:r>
-        <w:rPr>
-          <w:rFonts w:ascii="Courier New" w:eastAsia="Courier New" w:hAnsi="Courier New" w:cs="Courier New"/>
-          <w:color w:val="1F4E79"/>
-          <w:sz w:val="20"/>
-          <w:szCs w:val="20"/>
-        </w:rPr>
-        <w:t>Σ(</w:t>
-      </w:r>
-      <w:proofErr w:type="gramEnd"/>
-      <w:r>
-        <w:rPr>
-          <w:rFonts w:ascii="Courier New" w:eastAsia="Courier New" w:hAnsi="Courier New" w:cs="Courier New"/>
-          <w:color w:val="1F4E79"/>
-          <w:sz w:val="20"/>
-          <w:szCs w:val="20"/>
-        </w:rPr>
-        <w:t>Plant Costs) + RE Costs + Market Costs]</w:t>
+        <w:t>) × [Σ(Plant Costs) + RE Costs + Market Costs]</w:t>
       </w:r>
     </w:p>
     <w:p>
@@ -10436,7 +10488,7 @@
         <w:pStyle w:val="Heading1"/>
         <w:pageBreakBefore/>
       </w:pPr>
-      <w:bookmarkStart w:id="29" w:name="_Toc233387840"/>
+      <w:bookmarkStart w:id="29" w:name="_Toc233732604"/>
       <w:r>
         <w:lastRenderedPageBreak/>
         <w:t>6. Output &amp; Results</w:t>
@@ -10447,7 +10499,7 @@
       <w:pPr>
         <w:pStyle w:val="Heading2"/>
       </w:pPr>
-      <w:bookmarkStart w:id="30" w:name="_Toc233387841"/>
+      <w:bookmarkStart w:id="30" w:name="_Toc233732605"/>
       <w:r>
         <w:t>6.1 Generation Cost Chart</w:t>
       </w:r>
@@ -10465,7 +10517,7 @@
       <w:pPr>
         <w:pStyle w:val="Heading2"/>
       </w:pPr>
-      <w:bookmarkStart w:id="31" w:name="_Toc233387842"/>
+      <w:bookmarkStart w:id="31" w:name="_Toc233732606"/>
       <w:r>
         <w:t>6.2 Summary Table</w:t>
       </w:r>
@@ -10934,7 +10986,7 @@
       <w:pPr>
         <w:pStyle w:val="Heading2"/>
       </w:pPr>
-      <w:bookmarkStart w:id="32" w:name="_Toc233387843"/>
+      <w:bookmarkStart w:id="32" w:name="_Toc233732607"/>
       <w:r>
         <w:t>6.3 Generation Schedule Files</w:t>
       </w:r>
@@ -10977,7 +11029,7 @@
       <w:pPr>
         <w:pStyle w:val="Heading2"/>
       </w:pPr>
-      <w:bookmarkStart w:id="33" w:name="_Toc233387844"/>
+      <w:bookmarkStart w:id="33" w:name="_Toc233732608"/>
       <w:r>
         <w:t>6.4 Downloadable Results</w:t>
       </w:r>
@@ -11001,7 +11053,7 @@
         <w:pStyle w:val="Heading1"/>
         <w:pageBreakBefore/>
       </w:pPr>
-      <w:bookmarkStart w:id="34" w:name="_Toc233387845"/>
+      <w:bookmarkStart w:id="34" w:name="_Toc233732609"/>
       <w:r>
         <w:lastRenderedPageBreak/>
         <w:t>7. Application Page Guide</w:t>
@@ -11808,7 +11860,7 @@
       <w:pPr>
         <w:pStyle w:val="Heading2"/>
       </w:pPr>
-      <w:bookmarkStart w:id="35" w:name="_Toc233387846"/>
+      <w:bookmarkStart w:id="35" w:name="_Toc233732610"/>
       <w:r>
         <w:t>7.1 Main Page</w:t>
       </w:r>
@@ -11818,7 +11870,7 @@
       <w:pPr>
         <w:pStyle w:val="Heading3"/>
       </w:pPr>
-      <w:bookmarkStart w:id="36" w:name="_Toc233387847"/>
+      <w:bookmarkStart w:id="36" w:name="_Toc233732611"/>
       <w:r>
         <w:t>7.1.1 Model Parameter Panel</w:t>
       </w:r>
@@ -11957,7 +12009,7 @@
       <w:pPr>
         <w:pStyle w:val="Heading3"/>
       </w:pPr>
-      <w:bookmarkStart w:id="37" w:name="_Toc233387848"/>
+      <w:bookmarkStart w:id="37" w:name="_Toc233732612"/>
       <w:r>
         <w:lastRenderedPageBreak/>
         <w:t>7.1.2 Flexibility Level-wise Generation Cost</w:t>
@@ -11976,7 +12028,7 @@
       <w:pPr>
         <w:pStyle w:val="Heading3"/>
       </w:pPr>
-      <w:bookmarkStart w:id="38" w:name="_Toc233387849"/>
+      <w:bookmarkStart w:id="38" w:name="_Toc233732613"/>
       <w:r>
         <w:t>7.1.3 Result Summary Table</w:t>
       </w:r>
@@ -11994,7 +12046,7 @@
       <w:pPr>
         <w:pStyle w:val="Heading2"/>
       </w:pPr>
-      <w:bookmarkStart w:id="39" w:name="_Toc233387850"/>
+      <w:bookmarkStart w:id="39" w:name="_Toc233732614"/>
       <w:r>
         <w:t>7.2 RE Generation Forecasting Page</w:t>
       </w:r>
@@ -12012,9 +12064,12 @@
       <w:pPr>
         <w:pStyle w:val="Heading3"/>
       </w:pPr>
-      <w:bookmarkStart w:id="40" w:name="_Toc233387851"/>
-      <w:r>
-        <w:t>Stage 1: Configure Plants</w:t>
+      <w:bookmarkStart w:id="40" w:name="_Toc233732615"/>
+      <w:r>
+        <w:t xml:space="preserve">Stage 1: Configure </w:t>
+      </w:r>
+      <w:r>
+        <w:t>Sites</w:t>
       </w:r>
       <w:bookmarkEnd w:id="40"/>
     </w:p>
@@ -12023,16 +12078,34 @@
         <w:spacing w:after="120"/>
       </w:pPr>
       <w:r>
-        <w:t>Set the number of plants (1–20), training start/end years, and forecast target year. These apply to all plants.</w:t>
+        <w:t xml:space="preserve">Set the number of </w:t>
+      </w:r>
+      <w:r>
+        <w:t xml:space="preserve">Sites </w:t>
+      </w:r>
+      <w:r>
+        <w:t xml:space="preserve">(1–20), training start/end years, and forecast target year. These apply to all </w:t>
+      </w:r>
+      <w:r>
+        <w:t>sites</w:t>
+      </w:r>
+      <w:r>
+        <w:t>.</w:t>
       </w:r>
     </w:p>
     <w:p>
       <w:pPr>
         <w:pStyle w:val="Heading3"/>
       </w:pPr>
-      <w:bookmarkStart w:id="41" w:name="_Toc233387852"/>
-      <w:r>
-        <w:t>Stage 2: Upload Plant Data</w:t>
+      <w:bookmarkStart w:id="41" w:name="_Toc233732616"/>
+      <w:r>
+        <w:t xml:space="preserve">Stage 2: Upload </w:t>
+      </w:r>
+      <w:r>
+        <w:t xml:space="preserve">Site </w:t>
+      </w:r>
+      <w:r>
+        <w:t>Data</w:t>
       </w:r>
       <w:bookmarkEnd w:id="41"/>
     </w:p>
@@ -12262,883 +12335,50 @@
           </w:p>
         </w:tc>
       </w:tr>
-      <w:tr>
-        <w:tc>
-          <w:tcPr>
-            <w:tcW w:w="2500" w:type="dxa"/>
-            <w:tcBorders>
-              <w:top w:val="single" w:sz="1" w:space="0" w:color="CCCCCC"/>
-              <w:left w:val="single" w:sz="1" w:space="0" w:color="CCCCCC"/>
-              <w:bottom w:val="single" w:sz="1" w:space="0" w:color="CCCCCC"/>
-              <w:right w:val="single" w:sz="1" w:space="0" w:color="CCCCCC"/>
-            </w:tcBorders>
-            <w:shd w:val="clear" w:color="auto" w:fill="D6E4F0"/>
-            <w:tcMar>
-              <w:top w:w="80" w:type="dxa"/>
-              <w:left w:w="120" w:type="dxa"/>
-              <w:bottom w:w="80" w:type="dxa"/>
-              <w:right w:w="120" w:type="dxa"/>
-            </w:tcMar>
-          </w:tcPr>
-          <w:p>
-            <w:r>
-              <w:rPr>
-                <w:color w:val="1F4E79"/>
-                <w:sz w:val="20"/>
-                <w:szCs w:val="20"/>
-              </w:rPr>
-              <w:t>Solar Info CSV (Info_Solar.csv)</w:t>
-            </w:r>
-          </w:p>
-        </w:tc>
-        <w:tc>
-          <w:tcPr>
-            <w:tcW w:w="1800" w:type="dxa"/>
-            <w:tcBorders>
-              <w:top w:val="single" w:sz="1" w:space="0" w:color="CCCCCC"/>
-              <w:left w:val="single" w:sz="1" w:space="0" w:color="CCCCCC"/>
-              <w:bottom w:val="single" w:sz="1" w:space="0" w:color="CCCCCC"/>
-              <w:right w:val="single" w:sz="1" w:space="0" w:color="CCCCCC"/>
-            </w:tcBorders>
-            <w:shd w:val="clear" w:color="auto" w:fill="D6E4F0"/>
-            <w:tcMar>
-              <w:top w:w="80" w:type="dxa"/>
-              <w:left w:w="120" w:type="dxa"/>
-              <w:bottom w:w="80" w:type="dxa"/>
-              <w:right w:w="120" w:type="dxa"/>
-            </w:tcMar>
-          </w:tcPr>
-          <w:p>
-            <w:r>
-              <w:rPr>
-                <w:color w:val="333333"/>
-                <w:sz w:val="20"/>
-                <w:szCs w:val="20"/>
-              </w:rPr>
-              <w:t>Parameter, Value</w:t>
-            </w:r>
-          </w:p>
-        </w:tc>
-        <w:tc>
-          <w:tcPr>
-            <w:tcW w:w="5060" w:type="dxa"/>
-            <w:tcBorders>
-              <w:top w:val="single" w:sz="1" w:space="0" w:color="CCCCCC"/>
-              <w:left w:val="single" w:sz="1" w:space="0" w:color="CCCCCC"/>
-              <w:bottom w:val="single" w:sz="1" w:space="0" w:color="CCCCCC"/>
-              <w:right w:val="single" w:sz="1" w:space="0" w:color="CCCCCC"/>
-            </w:tcBorders>
-            <w:shd w:val="clear" w:color="auto" w:fill="D6E4F0"/>
-            <w:tcMar>
-              <w:top w:w="80" w:type="dxa"/>
-              <w:left w:w="120" w:type="dxa"/>
-              <w:bottom w:w="80" w:type="dxa"/>
-              <w:right w:w="120" w:type="dxa"/>
-            </w:tcMar>
-          </w:tcPr>
-          <w:p>
-            <w:r>
-              <w:rPr>
-                <w:color w:val="333333"/>
-                <w:sz w:val="20"/>
-                <w:szCs w:val="20"/>
-              </w:rPr>
-              <w:t xml:space="preserve">Contains: Latitude, Longitude, </w:t>
-            </w:r>
-            <w:proofErr w:type="spellStart"/>
-            <w:r>
-              <w:rPr>
-                <w:color w:val="333333"/>
-                <w:sz w:val="20"/>
-                <w:szCs w:val="20"/>
-              </w:rPr>
-              <w:t>Pnom</w:t>
-            </w:r>
-            <w:proofErr w:type="spellEnd"/>
-            <w:r>
-              <w:rPr>
-                <w:color w:val="333333"/>
-                <w:sz w:val="20"/>
-                <w:szCs w:val="20"/>
-              </w:rPr>
-              <w:t xml:space="preserve"> (kW), </w:t>
-            </w:r>
-            <w:proofErr w:type="spellStart"/>
-            <w:r>
-              <w:rPr>
-                <w:color w:val="333333"/>
-                <w:sz w:val="20"/>
-                <w:szCs w:val="20"/>
-              </w:rPr>
-              <w:t>nDRT</w:t>
-            </w:r>
-            <w:proofErr w:type="spellEnd"/>
-            <w:r>
-              <w:rPr>
-                <w:color w:val="333333"/>
-                <w:sz w:val="20"/>
-                <w:szCs w:val="20"/>
-              </w:rPr>
-              <w:t>, alpha, gamma, A_PV</w:t>
-            </w:r>
-          </w:p>
-        </w:tc>
-      </w:tr>
-      <w:tr>
-        <w:tc>
-          <w:tcPr>
-            <w:tcW w:w="2500" w:type="dxa"/>
-            <w:tcBorders>
-              <w:top w:val="single" w:sz="1" w:space="0" w:color="CCCCCC"/>
-              <w:left w:val="single" w:sz="1" w:space="0" w:color="CCCCCC"/>
-              <w:bottom w:val="single" w:sz="1" w:space="0" w:color="CCCCCC"/>
-              <w:right w:val="single" w:sz="1" w:space="0" w:color="CCCCCC"/>
-            </w:tcBorders>
-            <w:shd w:val="clear" w:color="auto" w:fill="FFFFFF"/>
-            <w:tcMar>
-              <w:top w:w="80" w:type="dxa"/>
-              <w:left w:w="120" w:type="dxa"/>
-              <w:bottom w:w="80" w:type="dxa"/>
-              <w:right w:w="120" w:type="dxa"/>
-            </w:tcMar>
-          </w:tcPr>
-          <w:p>
-            <w:r>
-              <w:rPr>
-                <w:color w:val="1F4E79"/>
-                <w:sz w:val="20"/>
-                <w:szCs w:val="20"/>
-              </w:rPr>
-              <w:t>Wind Info CSV (Info_Wind.csv)</w:t>
-            </w:r>
-          </w:p>
-        </w:tc>
-        <w:tc>
-          <w:tcPr>
-            <w:tcW w:w="1800" w:type="dxa"/>
-            <w:tcBorders>
-              <w:top w:val="single" w:sz="1" w:space="0" w:color="CCCCCC"/>
-              <w:left w:val="single" w:sz="1" w:space="0" w:color="CCCCCC"/>
-              <w:bottom w:val="single" w:sz="1" w:space="0" w:color="CCCCCC"/>
-              <w:right w:val="single" w:sz="1" w:space="0" w:color="CCCCCC"/>
-            </w:tcBorders>
-            <w:shd w:val="clear" w:color="auto" w:fill="FFFFFF"/>
-            <w:tcMar>
-              <w:top w:w="80" w:type="dxa"/>
-              <w:left w:w="120" w:type="dxa"/>
-              <w:bottom w:w="80" w:type="dxa"/>
-              <w:right w:w="120" w:type="dxa"/>
-            </w:tcMar>
-          </w:tcPr>
-          <w:p>
-            <w:r>
-              <w:rPr>
-                <w:color w:val="333333"/>
-                <w:sz w:val="20"/>
-                <w:szCs w:val="20"/>
-              </w:rPr>
-              <w:t>Parameter, Value</w:t>
-            </w:r>
-          </w:p>
-        </w:tc>
-        <w:tc>
-          <w:tcPr>
-            <w:tcW w:w="5060" w:type="dxa"/>
-            <w:tcBorders>
-              <w:top w:val="single" w:sz="1" w:space="0" w:color="CCCCCC"/>
-              <w:left w:val="single" w:sz="1" w:space="0" w:color="CCCCCC"/>
-              <w:bottom w:val="single" w:sz="1" w:space="0" w:color="CCCCCC"/>
-              <w:right w:val="single" w:sz="1" w:space="0" w:color="CCCCCC"/>
-            </w:tcBorders>
-            <w:shd w:val="clear" w:color="auto" w:fill="FFFFFF"/>
-            <w:tcMar>
-              <w:top w:w="80" w:type="dxa"/>
-              <w:left w:w="120" w:type="dxa"/>
-              <w:bottom w:w="80" w:type="dxa"/>
-              <w:right w:w="120" w:type="dxa"/>
-            </w:tcMar>
-          </w:tcPr>
-          <w:p>
-            <w:r>
-              <w:rPr>
-                <w:color w:val="333333"/>
-                <w:sz w:val="20"/>
-                <w:szCs w:val="20"/>
-              </w:rPr>
-              <w:t xml:space="preserve">Contains: Latitude, Longitude, </w:t>
-            </w:r>
-            <w:proofErr w:type="spellStart"/>
-            <w:r>
-              <w:rPr>
-                <w:color w:val="333333"/>
-                <w:sz w:val="20"/>
-                <w:szCs w:val="20"/>
-              </w:rPr>
-              <w:t>Prtdwn</w:t>
-            </w:r>
-            <w:proofErr w:type="spellEnd"/>
-            <w:r>
-              <w:rPr>
-                <w:color w:val="333333"/>
-                <w:sz w:val="20"/>
-                <w:szCs w:val="20"/>
-              </w:rPr>
-              <w:t xml:space="preserve"> (kW), </w:t>
-            </w:r>
-            <w:proofErr w:type="spellStart"/>
-            <w:r>
-              <w:rPr>
-                <w:color w:val="333333"/>
-                <w:sz w:val="20"/>
-                <w:szCs w:val="20"/>
-              </w:rPr>
-              <w:t>Vctin</w:t>
-            </w:r>
-            <w:proofErr w:type="spellEnd"/>
-            <w:r>
-              <w:rPr>
-                <w:color w:val="333333"/>
-                <w:sz w:val="20"/>
-                <w:szCs w:val="20"/>
-              </w:rPr>
-              <w:t xml:space="preserve">, </w:t>
-            </w:r>
-            <w:proofErr w:type="spellStart"/>
-            <w:r>
-              <w:rPr>
-                <w:color w:val="333333"/>
-                <w:sz w:val="20"/>
-                <w:szCs w:val="20"/>
-              </w:rPr>
-              <w:t>Vrtdwn</w:t>
-            </w:r>
-            <w:proofErr w:type="spellEnd"/>
-            <w:r>
-              <w:rPr>
-                <w:color w:val="333333"/>
-                <w:sz w:val="20"/>
-                <w:szCs w:val="20"/>
-              </w:rPr>
-              <w:t xml:space="preserve">, </w:t>
-            </w:r>
-            <w:proofErr w:type="spellStart"/>
-            <w:r>
-              <w:rPr>
-                <w:color w:val="333333"/>
-                <w:sz w:val="20"/>
-                <w:szCs w:val="20"/>
-              </w:rPr>
-              <w:t>Vctout</w:t>
-            </w:r>
-            <w:proofErr w:type="spellEnd"/>
-          </w:p>
-        </w:tc>
-      </w:tr>
     </w:tbl>
     <w:p>
       <w:pPr>
-        <w:spacing w:after="80"/>
-      </w:pPr>
+        <w:pStyle w:val="Heading3"/>
+      </w:pPr>
+      <w:bookmarkStart w:id="42" w:name="_Toc233732617"/>
+      <w:r>
+        <w:t>Stage 3: Train &amp; Forecast</w:t>
+      </w:r>
+      <w:bookmarkEnd w:id="42"/>
     </w:p>
     <w:p>
       <w:pPr>
         <w:spacing w:after="120"/>
       </w:pPr>
       <w:r>
+        <w:t>Click Run Forecast. For each plant, three LSTM models are trained (Temperature, GHI, Wind Speed) on historical data, then used to forecast the target year. Advanced settings (LSTM units, epochs, batch size, look-back steps) are available in a collapsible expander — defaults match the reference notebook.</w:t>
+      </w:r>
+    </w:p>
+    <w:p>
+      <w:pPr>
+        <w:spacing w:after="120"/>
+      </w:pPr>
+      <w:r>
+        <w:t>A dual progress bar shows overall progress (per plant) and per-feature training progress. Expect 2–5 minutes per plant depending on data size and server load.</w:t>
+      </w:r>
+    </w:p>
+    <w:p>
+      <w:pPr>
+        <w:pStyle w:val="Heading3"/>
+      </w:pPr>
+      <w:bookmarkStart w:id="43" w:name="_Toc233732618"/>
+      <w:r>
+        <w:t>Stage 4: Estimate RE generation</w:t>
+      </w:r>
+      <w:bookmarkEnd w:id="43"/>
+    </w:p>
+    <w:p>
+      <w:pPr>
+        <w:spacing w:after="120"/>
+      </w:pPr>
+      <w:r>
         <w:t>Each plant can be typed as Solar, Wind, or Solar + Wind. The Solar Info and Wind Info uploaders are automatically disabled for plant types that do not require them.</w:t>
       </w:r>
-    </w:p>
-    <w:p>
-      <w:pPr>
-        <w:pStyle w:val="Heading3"/>
-      </w:pPr>
-      <w:bookmarkStart w:id="42" w:name="_Toc233387853"/>
-      <w:r>
-        <w:t>Stage 3: Train &amp; Forecast</w:t>
-      </w:r>
-      <w:bookmarkEnd w:id="42"/>
-    </w:p>
-    <w:p>
-      <w:pPr>
-        <w:spacing w:after="120"/>
-      </w:pPr>
-      <w:r>
-        <w:t>Click Run Forecast. For each plant, three LSTM models are trained (Temperature, GHI, Wind Speed) on historical data, then used to forecast the target year. Advanced settings (LSTM units, epochs, batch size, look-back steps) are available in a collapsible expander — defaults match the reference notebook.</w:t>
-      </w:r>
-    </w:p>
-    <w:p>
-      <w:pPr>
-        <w:spacing w:after="120"/>
-      </w:pPr>
-      <w:r>
-        <w:t>A dual progress bar shows overall progress (per plant) and per-feature training progress. Expect 2–5 minutes per plant depending on data size and server load.</w:t>
-      </w:r>
-    </w:p>
-    <w:p>
-      <w:pPr>
-        <w:pStyle w:val="Heading3"/>
-      </w:pPr>
-      <w:bookmarkStart w:id="43" w:name="_Toc233387854"/>
-      <w:r>
-        <w:t>RE Forecast Output</w:t>
-      </w:r>
-      <w:bookmarkEnd w:id="43"/>
-    </w:p>
-    <w:tbl>
-      <w:tblPr>
-        <w:tblW w:w="9360" w:type="dxa"/>
-        <w:tblBorders>
-          <w:top w:val="single" w:sz="4" w:space="0" w:color="auto"/>
-          <w:left w:val="single" w:sz="4" w:space="0" w:color="auto"/>
-          <w:bottom w:val="single" w:sz="4" w:space="0" w:color="auto"/>
-          <w:right w:val="single" w:sz="4" w:space="0" w:color="auto"/>
-          <w:insideH w:val="single" w:sz="4" w:space="0" w:color="auto"/>
-          <w:insideV w:val="single" w:sz="4" w:space="0" w:color="auto"/>
-        </w:tblBorders>
-        <w:tblCellMar>
-          <w:left w:w="10" w:type="dxa"/>
-          <w:right w:w="10" w:type="dxa"/>
-        </w:tblCellMar>
-        <w:tblLook w:val="0000" w:firstRow="0" w:lastRow="0" w:firstColumn="0" w:lastColumn="0" w:noHBand="0" w:noVBand="0"/>
-      </w:tblPr>
-      <w:tblGrid>
-        <w:gridCol w:w="3000"/>
-        <w:gridCol w:w="6360"/>
-      </w:tblGrid>
-      <w:tr>
-        <w:tc>
-          <w:tcPr>
-            <w:tcW w:w="3000" w:type="dxa"/>
-            <w:tcBorders>
-              <w:top w:val="single" w:sz="1" w:space="0" w:color="CCCCCC"/>
-              <w:left w:val="single" w:sz="1" w:space="0" w:color="CCCCCC"/>
-              <w:bottom w:val="single" w:sz="1" w:space="0" w:color="CCCCCC"/>
-              <w:right w:val="single" w:sz="1" w:space="0" w:color="CCCCCC"/>
-            </w:tcBorders>
-            <w:shd w:val="clear" w:color="auto" w:fill="2E75B6"/>
-            <w:tcMar>
-              <w:top w:w="80" w:type="dxa"/>
-              <w:left w:w="120" w:type="dxa"/>
-              <w:bottom w:w="80" w:type="dxa"/>
-              <w:right w:w="120" w:type="dxa"/>
-            </w:tcMar>
-          </w:tcPr>
-          <w:p>
-            <w:r>
-              <w:rPr>
-                <w:b/>
-                <w:bCs/>
-                <w:color w:val="FFFFFF"/>
-                <w:sz w:val="20"/>
-                <w:szCs w:val="20"/>
-              </w:rPr>
-              <w:t>Output</w:t>
-            </w:r>
-          </w:p>
-        </w:tc>
-        <w:tc>
-          <w:tcPr>
-            <w:tcW w:w="6360" w:type="dxa"/>
-            <w:tcBorders>
-              <w:top w:val="single" w:sz="1" w:space="0" w:color="CCCCCC"/>
-              <w:left w:val="single" w:sz="1" w:space="0" w:color="CCCCCC"/>
-              <w:bottom w:val="single" w:sz="1" w:space="0" w:color="CCCCCC"/>
-              <w:right w:val="single" w:sz="1" w:space="0" w:color="CCCCCC"/>
-            </w:tcBorders>
-            <w:shd w:val="clear" w:color="auto" w:fill="1A6496"/>
-            <w:tcMar>
-              <w:top w:w="80" w:type="dxa"/>
-              <w:left w:w="120" w:type="dxa"/>
-              <w:bottom w:w="80" w:type="dxa"/>
-              <w:right w:w="120" w:type="dxa"/>
-            </w:tcMar>
-          </w:tcPr>
-          <w:p>
-            <w:r>
-              <w:rPr>
-                <w:color w:val="FFFFFF"/>
-                <w:sz w:val="20"/>
-                <w:szCs w:val="20"/>
-              </w:rPr>
-              <w:t>Description</w:t>
-            </w:r>
-          </w:p>
-        </w:tc>
-      </w:tr>
-      <w:tr>
-        <w:tc>
-          <w:tcPr>
-            <w:tcW w:w="3000" w:type="dxa"/>
-            <w:tcBorders>
-              <w:top w:val="single" w:sz="1" w:space="0" w:color="CCCCCC"/>
-              <w:left w:val="single" w:sz="1" w:space="0" w:color="CCCCCC"/>
-              <w:bottom w:val="single" w:sz="1" w:space="0" w:color="CCCCCC"/>
-              <w:right w:val="single" w:sz="1" w:space="0" w:color="CCCCCC"/>
-            </w:tcBorders>
-            <w:shd w:val="clear" w:color="auto" w:fill="F2F2F2"/>
-            <w:tcMar>
-              <w:top w:w="80" w:type="dxa"/>
-              <w:left w:w="120" w:type="dxa"/>
-              <w:bottom w:w="80" w:type="dxa"/>
-              <w:right w:w="120" w:type="dxa"/>
-            </w:tcMar>
-          </w:tcPr>
-          <w:p>
-            <w:r>
-              <w:rPr>
-                <w:color w:val="333333"/>
-                <w:sz w:val="20"/>
-                <w:szCs w:val="20"/>
-              </w:rPr>
-              <w:t>Aggregated generation chart</w:t>
-            </w:r>
-          </w:p>
-        </w:tc>
-        <w:tc>
-          <w:tcPr>
-            <w:tcW w:w="6360" w:type="dxa"/>
-            <w:tcBorders>
-              <w:top w:val="single" w:sz="1" w:space="0" w:color="CCCCCC"/>
-              <w:left w:val="single" w:sz="1" w:space="0" w:color="CCCCCC"/>
-              <w:bottom w:val="single" w:sz="1" w:space="0" w:color="CCCCCC"/>
-              <w:right w:val="single" w:sz="1" w:space="0" w:color="CCCCCC"/>
-            </w:tcBorders>
-            <w:shd w:val="clear" w:color="auto" w:fill="FFFFFF"/>
-            <w:tcMar>
-              <w:top w:w="80" w:type="dxa"/>
-              <w:left w:w="120" w:type="dxa"/>
-              <w:bottom w:w="80" w:type="dxa"/>
-              <w:right w:w="120" w:type="dxa"/>
-            </w:tcMar>
-          </w:tcPr>
-          <w:p>
-            <w:r>
-              <w:rPr>
-                <w:color w:val="333333"/>
-                <w:sz w:val="20"/>
-                <w:szCs w:val="20"/>
-              </w:rPr>
-              <w:t>Full-year hourly Solar and Wind (MW) overlaid on one chart</w:t>
-            </w:r>
-          </w:p>
-        </w:tc>
-      </w:tr>
-      <w:tr>
-        <w:tc>
-          <w:tcPr>
-            <w:tcW w:w="3000" w:type="dxa"/>
-            <w:tcBorders>
-              <w:top w:val="single" w:sz="1" w:space="0" w:color="CCCCCC"/>
-              <w:left w:val="single" w:sz="1" w:space="0" w:color="CCCCCC"/>
-              <w:bottom w:val="single" w:sz="1" w:space="0" w:color="CCCCCC"/>
-              <w:right w:val="single" w:sz="1" w:space="0" w:color="CCCCCC"/>
-            </w:tcBorders>
-            <w:shd w:val="clear" w:color="auto" w:fill="F2F2F2"/>
-            <w:tcMar>
-              <w:top w:w="80" w:type="dxa"/>
-              <w:left w:w="120" w:type="dxa"/>
-              <w:bottom w:w="80" w:type="dxa"/>
-              <w:right w:w="120" w:type="dxa"/>
-            </w:tcMar>
-          </w:tcPr>
-          <w:p>
-            <w:r>
-              <w:rPr>
-                <w:color w:val="333333"/>
-                <w:sz w:val="20"/>
-                <w:szCs w:val="20"/>
-              </w:rPr>
-              <w:lastRenderedPageBreak/>
-              <w:t>Generation heatmaps</w:t>
-            </w:r>
-          </w:p>
-        </w:tc>
-        <w:tc>
-          <w:tcPr>
-            <w:tcW w:w="6360" w:type="dxa"/>
-            <w:tcBorders>
-              <w:top w:val="single" w:sz="1" w:space="0" w:color="CCCCCC"/>
-              <w:left w:val="single" w:sz="1" w:space="0" w:color="CCCCCC"/>
-              <w:bottom w:val="single" w:sz="1" w:space="0" w:color="CCCCCC"/>
-              <w:right w:val="single" w:sz="1" w:space="0" w:color="CCCCCC"/>
-            </w:tcBorders>
-            <w:shd w:val="clear" w:color="auto" w:fill="FFFFFF"/>
-            <w:tcMar>
-              <w:top w:w="80" w:type="dxa"/>
-              <w:left w:w="120" w:type="dxa"/>
-              <w:bottom w:w="80" w:type="dxa"/>
-              <w:right w:w="120" w:type="dxa"/>
-            </w:tcMar>
-          </w:tcPr>
-          <w:p>
-            <w:r>
-              <w:rPr>
-                <w:color w:val="333333"/>
-                <w:sz w:val="20"/>
-                <w:szCs w:val="20"/>
-              </w:rPr>
-              <w:t>Solar (</w:t>
-            </w:r>
-            <w:proofErr w:type="spellStart"/>
-            <w:r>
-              <w:rPr>
-                <w:color w:val="333333"/>
-                <w:sz w:val="20"/>
-                <w:szCs w:val="20"/>
-              </w:rPr>
-              <w:t>YlOrRd</w:t>
-            </w:r>
-            <w:proofErr w:type="spellEnd"/>
-            <w:r>
-              <w:rPr>
-                <w:color w:val="333333"/>
-                <w:sz w:val="20"/>
-                <w:szCs w:val="20"/>
-              </w:rPr>
-              <w:t>) and Wind (Blues) heatmaps — Hour of day × Day of year</w:t>
-            </w:r>
-          </w:p>
-        </w:tc>
-      </w:tr>
-      <w:tr>
-        <w:tc>
-          <w:tcPr>
-            <w:tcW w:w="3000" w:type="dxa"/>
-            <w:tcBorders>
-              <w:top w:val="single" w:sz="1" w:space="0" w:color="CCCCCC"/>
-              <w:left w:val="single" w:sz="1" w:space="0" w:color="CCCCCC"/>
-              <w:bottom w:val="single" w:sz="1" w:space="0" w:color="CCCCCC"/>
-              <w:right w:val="single" w:sz="1" w:space="0" w:color="CCCCCC"/>
-            </w:tcBorders>
-            <w:shd w:val="clear" w:color="auto" w:fill="F2F2F2"/>
-            <w:tcMar>
-              <w:top w:w="80" w:type="dxa"/>
-              <w:left w:w="120" w:type="dxa"/>
-              <w:bottom w:w="80" w:type="dxa"/>
-              <w:right w:w="120" w:type="dxa"/>
-            </w:tcMar>
-          </w:tcPr>
-          <w:p>
-            <w:r>
-              <w:rPr>
-                <w:color w:val="333333"/>
-                <w:sz w:val="20"/>
-                <w:szCs w:val="20"/>
-              </w:rPr>
-              <w:t>Monthly summary table</w:t>
-            </w:r>
-          </w:p>
-        </w:tc>
-        <w:tc>
-          <w:tcPr>
-            <w:tcW w:w="6360" w:type="dxa"/>
-            <w:tcBorders>
-              <w:top w:val="single" w:sz="1" w:space="0" w:color="CCCCCC"/>
-              <w:left w:val="single" w:sz="1" w:space="0" w:color="CCCCCC"/>
-              <w:bottom w:val="single" w:sz="1" w:space="0" w:color="CCCCCC"/>
-              <w:right w:val="single" w:sz="1" w:space="0" w:color="CCCCCC"/>
-            </w:tcBorders>
-            <w:shd w:val="clear" w:color="auto" w:fill="FFFFFF"/>
-            <w:tcMar>
-              <w:top w:w="80" w:type="dxa"/>
-              <w:left w:w="120" w:type="dxa"/>
-              <w:bottom w:w="80" w:type="dxa"/>
-              <w:right w:w="120" w:type="dxa"/>
-            </w:tcMar>
-          </w:tcPr>
-          <w:p>
-            <w:r>
-              <w:rPr>
-                <w:color w:val="333333"/>
-                <w:sz w:val="20"/>
-                <w:szCs w:val="20"/>
-              </w:rPr>
-              <w:t>Total, peak, and mean generation by month (auto-generated for 8760-row outputs)</w:t>
-            </w:r>
-          </w:p>
-        </w:tc>
-      </w:tr>
-      <w:tr>
-        <w:tc>
-          <w:tcPr>
-            <w:tcW w:w="3000" w:type="dxa"/>
-            <w:tcBorders>
-              <w:top w:val="single" w:sz="1" w:space="0" w:color="CCCCCC"/>
-              <w:left w:val="single" w:sz="1" w:space="0" w:color="CCCCCC"/>
-              <w:bottom w:val="single" w:sz="1" w:space="0" w:color="CCCCCC"/>
-              <w:right w:val="single" w:sz="1" w:space="0" w:color="CCCCCC"/>
-            </w:tcBorders>
-            <w:shd w:val="clear" w:color="auto" w:fill="F2F2F2"/>
-            <w:tcMar>
-              <w:top w:w="80" w:type="dxa"/>
-              <w:left w:w="120" w:type="dxa"/>
-              <w:bottom w:w="80" w:type="dxa"/>
-              <w:right w:w="120" w:type="dxa"/>
-            </w:tcMar>
-          </w:tcPr>
-          <w:p>
-            <w:r>
-              <w:rPr>
-                <w:color w:val="333333"/>
-                <w:sz w:val="20"/>
-                <w:szCs w:val="20"/>
-              </w:rPr>
-              <w:t>KPI metrics</w:t>
-            </w:r>
-          </w:p>
-        </w:tc>
-        <w:tc>
-          <w:tcPr>
-            <w:tcW w:w="6360" w:type="dxa"/>
-            <w:tcBorders>
-              <w:top w:val="single" w:sz="1" w:space="0" w:color="CCCCCC"/>
-              <w:left w:val="single" w:sz="1" w:space="0" w:color="CCCCCC"/>
-              <w:bottom w:val="single" w:sz="1" w:space="0" w:color="CCCCCC"/>
-              <w:right w:val="single" w:sz="1" w:space="0" w:color="CCCCCC"/>
-            </w:tcBorders>
-            <w:shd w:val="clear" w:color="auto" w:fill="FFFFFF"/>
-            <w:tcMar>
-              <w:top w:w="80" w:type="dxa"/>
-              <w:left w:w="120" w:type="dxa"/>
-              <w:bottom w:w="80" w:type="dxa"/>
-              <w:right w:w="120" w:type="dxa"/>
-            </w:tcMar>
-          </w:tcPr>
-          <w:p>
-            <w:r>
-              <w:rPr>
-                <w:color w:val="333333"/>
-                <w:sz w:val="20"/>
-                <w:szCs w:val="20"/>
-              </w:rPr>
-              <w:t>Total Solar MWh, Total Wind MWh, Peak Solar MW, Peak Wind MW</w:t>
-            </w:r>
-          </w:p>
-        </w:tc>
-      </w:tr>
-      <w:tr>
-        <w:tc>
-          <w:tcPr>
-            <w:tcW w:w="3000" w:type="dxa"/>
-            <w:tcBorders>
-              <w:top w:val="single" w:sz="1" w:space="0" w:color="CCCCCC"/>
-              <w:left w:val="single" w:sz="1" w:space="0" w:color="CCCCCC"/>
-              <w:bottom w:val="single" w:sz="1" w:space="0" w:color="CCCCCC"/>
-              <w:right w:val="single" w:sz="1" w:space="0" w:color="CCCCCC"/>
-            </w:tcBorders>
-            <w:shd w:val="clear" w:color="auto" w:fill="F2F2F2"/>
-            <w:tcMar>
-              <w:top w:w="80" w:type="dxa"/>
-              <w:left w:w="120" w:type="dxa"/>
-              <w:bottom w:w="80" w:type="dxa"/>
-              <w:right w:w="120" w:type="dxa"/>
-            </w:tcMar>
-          </w:tcPr>
-          <w:p>
-            <w:r>
-              <w:rPr>
-                <w:color w:val="333333"/>
-                <w:sz w:val="20"/>
-                <w:szCs w:val="20"/>
-              </w:rPr>
-              <w:t>RE.xlsx download</w:t>
-            </w:r>
-          </w:p>
-        </w:tc>
-        <w:tc>
-          <w:tcPr>
-            <w:tcW w:w="6360" w:type="dxa"/>
-            <w:tcBorders>
-              <w:top w:val="single" w:sz="1" w:space="0" w:color="CCCCCC"/>
-              <w:left w:val="single" w:sz="1" w:space="0" w:color="CCCCCC"/>
-              <w:bottom w:val="single" w:sz="1" w:space="0" w:color="CCCCCC"/>
-              <w:right w:val="single" w:sz="1" w:space="0" w:color="CCCCCC"/>
-            </w:tcBorders>
-            <w:shd w:val="clear" w:color="auto" w:fill="FFFFFF"/>
-            <w:tcMar>
-              <w:top w:w="80" w:type="dxa"/>
-              <w:left w:w="120" w:type="dxa"/>
-              <w:bottom w:w="80" w:type="dxa"/>
-              <w:right w:w="120" w:type="dxa"/>
-            </w:tcMar>
-          </w:tcPr>
-          <w:p>
-            <w:r>
-              <w:rPr>
-                <w:color w:val="333333"/>
-                <w:sz w:val="20"/>
-                <w:szCs w:val="20"/>
-              </w:rPr>
-              <w:t>Solar + Wind columns in MW, ready to upload to the DF model</w:t>
-            </w:r>
-          </w:p>
-        </w:tc>
-      </w:tr>
-      <w:tr>
-        <w:tc>
-          <w:tcPr>
-            <w:tcW w:w="3000" w:type="dxa"/>
-            <w:tcBorders>
-              <w:top w:val="single" w:sz="1" w:space="0" w:color="CCCCCC"/>
-              <w:left w:val="single" w:sz="1" w:space="0" w:color="CCCCCC"/>
-              <w:bottom w:val="single" w:sz="1" w:space="0" w:color="CCCCCC"/>
-              <w:right w:val="single" w:sz="1" w:space="0" w:color="CCCCCC"/>
-            </w:tcBorders>
-            <w:shd w:val="clear" w:color="auto" w:fill="F2F2F2"/>
-            <w:tcMar>
-              <w:top w:w="80" w:type="dxa"/>
-              <w:left w:w="120" w:type="dxa"/>
-              <w:bottom w:w="80" w:type="dxa"/>
-              <w:right w:w="120" w:type="dxa"/>
-            </w:tcMar>
-          </w:tcPr>
-          <w:p>
-            <w:r>
-              <w:rPr>
-                <w:color w:val="333333"/>
-                <w:sz w:val="20"/>
-                <w:szCs w:val="20"/>
-              </w:rPr>
-              <w:t>Forecast CSV download</w:t>
-            </w:r>
-          </w:p>
-        </w:tc>
-        <w:tc>
-          <w:tcPr>
-            <w:tcW w:w="6360" w:type="dxa"/>
-            <w:tcBorders>
-              <w:top w:val="single" w:sz="1" w:space="0" w:color="CCCCCC"/>
-              <w:left w:val="single" w:sz="1" w:space="0" w:color="CCCCCC"/>
-              <w:bottom w:val="single" w:sz="1" w:space="0" w:color="CCCCCC"/>
-              <w:right w:val="single" w:sz="1" w:space="0" w:color="CCCCCC"/>
-            </w:tcBorders>
-            <w:shd w:val="clear" w:color="auto" w:fill="FFFFFF"/>
-            <w:tcMar>
-              <w:top w:w="80" w:type="dxa"/>
-              <w:left w:w="120" w:type="dxa"/>
-              <w:bottom w:w="80" w:type="dxa"/>
-              <w:right w:w="120" w:type="dxa"/>
-            </w:tcMar>
-          </w:tcPr>
-          <w:p>
-            <w:r>
-              <w:rPr>
-                <w:color w:val="333333"/>
-                <w:sz w:val="20"/>
-                <w:szCs w:val="20"/>
-              </w:rPr>
-              <w:t>Timestamped hourly forecast</w:t>
-            </w:r>
-          </w:p>
-        </w:tc>
-      </w:tr>
-      <w:tr>
-        <w:tc>
-          <w:tcPr>
-            <w:tcW w:w="3000" w:type="dxa"/>
-            <w:tcBorders>
-              <w:top w:val="single" w:sz="1" w:space="0" w:color="CCCCCC"/>
-              <w:left w:val="single" w:sz="1" w:space="0" w:color="CCCCCC"/>
-              <w:bottom w:val="single" w:sz="1" w:space="0" w:color="CCCCCC"/>
-              <w:right w:val="single" w:sz="1" w:space="0" w:color="CCCCCC"/>
-            </w:tcBorders>
-            <w:shd w:val="clear" w:color="auto" w:fill="F2F2F2"/>
-            <w:tcMar>
-              <w:top w:w="80" w:type="dxa"/>
-              <w:left w:w="120" w:type="dxa"/>
-              <w:bottom w:w="80" w:type="dxa"/>
-              <w:right w:w="120" w:type="dxa"/>
-            </w:tcMar>
-          </w:tcPr>
-          <w:p>
-            <w:r>
-              <w:rPr>
-                <w:color w:val="333333"/>
-                <w:sz w:val="20"/>
-                <w:szCs w:val="20"/>
-              </w:rPr>
-              <w:t>Direct session load button</w:t>
-            </w:r>
-          </w:p>
-        </w:tc>
-        <w:tc>
-          <w:tcPr>
-            <w:tcW w:w="6360" w:type="dxa"/>
-            <w:tcBorders>
-              <w:top w:val="single" w:sz="1" w:space="0" w:color="CCCCCC"/>
-              <w:left w:val="single" w:sz="1" w:space="0" w:color="CCCCCC"/>
-              <w:bottom w:val="single" w:sz="1" w:space="0" w:color="CCCCCC"/>
-              <w:right w:val="single" w:sz="1" w:space="0" w:color="CCCCCC"/>
-            </w:tcBorders>
-            <w:shd w:val="clear" w:color="auto" w:fill="FFFFFF"/>
-            <w:tcMar>
-              <w:top w:w="80" w:type="dxa"/>
-              <w:left w:w="120" w:type="dxa"/>
-              <w:bottom w:w="80" w:type="dxa"/>
-              <w:right w:w="120" w:type="dxa"/>
-            </w:tcMar>
-          </w:tcPr>
-          <w:p>
-            <w:r>
-              <w:rPr>
-                <w:color w:val="333333"/>
-                <w:sz w:val="20"/>
-                <w:szCs w:val="20"/>
-              </w:rPr>
-              <w:t>Loads forecast into session state — main page picks it up without file re-upload</w:t>
-            </w:r>
-          </w:p>
-        </w:tc>
-      </w:tr>
-    </w:tbl>
-    <w:p>
-      <w:pPr>
-        <w:spacing w:after="80"/>
-      </w:pPr>
-    </w:p>
-    <w:p>
-      <w:pPr>
-        <w:spacing w:after="120"/>
-      </w:pPr>
-      <w:r>
-        <w:t>If only solar plants are configured, wind output defaults to zero (and vice versa). The RE.xlsx always contains both Solar and Wind columns so it remains compatible with the DF model.</w:t>
-      </w:r>
-    </w:p>
-    <w:p>
-      <w:pPr>
-        <w:spacing w:after="80"/>
-      </w:pPr>
-    </w:p>
-    <w:p>
-      <w:pPr>
-        <w:pStyle w:val="Heading2"/>
-      </w:pPr>
-      <w:bookmarkStart w:id="44" w:name="_Toc233387855"/>
-      <w:r>
-        <w:t>7.3 ANN Time-Series Forecasting Page</w:t>
-      </w:r>
-      <w:bookmarkEnd w:id="44"/>
-    </w:p>
-    <w:p>
-      <w:pPr>
-        <w:spacing w:after="120"/>
-      </w:pPr>
-      <w:r>
-        <w:t xml:space="preserve">A generic year-ahead forecasting tool using a custom </w:t>
-      </w:r>
-      <w:proofErr w:type="spellStart"/>
-      <w:r>
-        <w:t>numpy</w:t>
-      </w:r>
-      <w:proofErr w:type="spellEnd"/>
-      <w:r>
-        <w:t>-based Artificial Neural Network (ANN). Suitable for any time-series data — state electricity demand, IEX market prices, or custom datasets. Three preset use cases are provided with optimised default parameters:</w:t>
-      </w:r>
-    </w:p>
-    <w:p>
-      <w:pPr>
-        <w:spacing w:after="80"/>
-      </w:pPr>
     </w:p>
     <w:tbl>
       <w:tblPr>
@@ -13189,7 +12429,7 @@
                 <w:sz w:val="20"/>
                 <w:szCs w:val="20"/>
               </w:rPr>
-              <w:t>Use Case</w:t>
+              <w:t>File</w:t>
             </w:r>
           </w:p>
         </w:tc>
@@ -13219,7 +12459,7 @@
                 <w:sz w:val="20"/>
                 <w:szCs w:val="20"/>
               </w:rPr>
-              <w:t>Default Architecture</w:t>
+              <w:t>Required Columns</w:t>
             </w:r>
           </w:p>
         </w:tc>
@@ -13249,7 +12489,7 @@
                 <w:sz w:val="20"/>
                 <w:szCs w:val="20"/>
               </w:rPr>
-              <w:t>Typical Application</w:t>
+              <w:t>Notes</w:t>
             </w:r>
           </w:p>
         </w:tc>
@@ -13264,7 +12504,7 @@
               <w:bottom w:val="single" w:sz="1" w:space="0" w:color="CCCCCC"/>
               <w:right w:val="single" w:sz="1" w:space="0" w:color="CCCCCC"/>
             </w:tcBorders>
-            <w:shd w:val="clear" w:color="auto" w:fill="FFFFFF"/>
+            <w:shd w:val="clear" w:color="auto" w:fill="D6E4F0"/>
             <w:tcMar>
               <w:top w:w="80" w:type="dxa"/>
               <w:left w:w="120" w:type="dxa"/>
@@ -13279,7 +12519,7 @@
                 <w:sz w:val="20"/>
                 <w:szCs w:val="20"/>
               </w:rPr>
-              <w:t>State Electricity Demand</w:t>
+              <w:t>Solar Info CSV (Info_Solar.csv)</w:t>
             </w:r>
           </w:p>
         </w:tc>
@@ -13292,22 +12532,22 @@
               <w:bottom w:val="single" w:sz="1" w:space="0" w:color="CCCCCC"/>
               <w:right w:val="single" w:sz="1" w:space="0" w:color="CCCCCC"/>
             </w:tcBorders>
-            <w:shd w:val="clear" w:color="auto" w:fill="FFFFFF"/>
-            <w:tcMar>
-              <w:top w:w="80" w:type="dxa"/>
-              <w:left w:w="120" w:type="dxa"/>
-              <w:bottom w:w="80" w:type="dxa"/>
-              <w:right w:w="120" w:type="dxa"/>
-            </w:tcMar>
-          </w:tcPr>
-          <w:p>
-            <w:r>
-              <w:rPr>
-                <w:color w:val="333333"/>
-                <w:sz w:val="20"/>
-                <w:szCs w:val="20"/>
-              </w:rPr>
-              <w:t>5→5→1</w:t>
+            <w:shd w:val="clear" w:color="auto" w:fill="D6E4F0"/>
+            <w:tcMar>
+              <w:top w:w="80" w:type="dxa"/>
+              <w:left w:w="120" w:type="dxa"/>
+              <w:bottom w:w="80" w:type="dxa"/>
+              <w:right w:w="120" w:type="dxa"/>
+            </w:tcMar>
+          </w:tcPr>
+          <w:p>
+            <w:r>
+              <w:rPr>
+                <w:color w:val="333333"/>
+                <w:sz w:val="20"/>
+                <w:szCs w:val="20"/>
+              </w:rPr>
+              <w:t>Parameter, Value</w:t>
             </w:r>
           </w:p>
         </w:tc>
@@ -13320,22 +12560,58 @@
               <w:bottom w:val="single" w:sz="1" w:space="0" w:color="CCCCCC"/>
               <w:right w:val="single" w:sz="1" w:space="0" w:color="CCCCCC"/>
             </w:tcBorders>
-            <w:shd w:val="clear" w:color="auto" w:fill="FFFFFF"/>
-            <w:tcMar>
-              <w:top w:w="80" w:type="dxa"/>
-              <w:left w:w="120" w:type="dxa"/>
-              <w:bottom w:w="80" w:type="dxa"/>
-              <w:right w:w="120" w:type="dxa"/>
-            </w:tcMar>
-          </w:tcPr>
-          <w:p>
-            <w:r>
-              <w:rPr>
-                <w:color w:val="333333"/>
-                <w:sz w:val="20"/>
-                <w:szCs w:val="20"/>
-              </w:rPr>
-              <w:t>Year-ahead hourly state demand using 5 years of historical sorted hourly values</w:t>
+            <w:shd w:val="clear" w:color="auto" w:fill="D6E4F0"/>
+            <w:tcMar>
+              <w:top w:w="80" w:type="dxa"/>
+              <w:left w:w="120" w:type="dxa"/>
+              <w:bottom w:w="80" w:type="dxa"/>
+              <w:right w:w="120" w:type="dxa"/>
+            </w:tcMar>
+          </w:tcPr>
+          <w:p>
+            <w:r>
+              <w:rPr>
+                <w:color w:val="333333"/>
+                <w:sz w:val="20"/>
+                <w:szCs w:val="20"/>
+              </w:rPr>
+              <w:t xml:space="preserve">Contains: Latitude, Longitude, </w:t>
+            </w:r>
+            <w:proofErr w:type="spellStart"/>
+            <w:r>
+              <w:rPr>
+                <w:color w:val="333333"/>
+                <w:sz w:val="20"/>
+                <w:szCs w:val="20"/>
+              </w:rPr>
+              <w:t>Pnom</w:t>
+            </w:r>
+            <w:proofErr w:type="spellEnd"/>
+            <w:r>
+              <w:rPr>
+                <w:color w:val="333333"/>
+                <w:sz w:val="20"/>
+                <w:szCs w:val="20"/>
+              </w:rPr>
+              <w:t xml:space="preserve"> (kW), </w:t>
+            </w:r>
+            <w:proofErr w:type="spellStart"/>
+            <w:r>
+              <w:rPr>
+                <w:color w:val="333333"/>
+                <w:sz w:val="20"/>
+                <w:szCs w:val="20"/>
+              </w:rPr>
+              <w:t>nDRT</w:t>
+            </w:r>
+            <w:proofErr w:type="spellEnd"/>
+            <w:r>
+              <w:rPr>
+                <w:color w:val="333333"/>
+                <w:sz w:val="20"/>
+                <w:szCs w:val="20"/>
+              </w:rPr>
+              <w:t>, alpha, gamma, A_PV</w:t>
             </w:r>
           </w:p>
         </w:tc>
@@ -13350,7 +12626,7 @@
               <w:bottom w:val="single" w:sz="1" w:space="0" w:color="CCCCCC"/>
               <w:right w:val="single" w:sz="1" w:space="0" w:color="CCCCCC"/>
             </w:tcBorders>
-            <w:shd w:val="clear" w:color="auto" w:fill="D6E4F0"/>
+            <w:shd w:val="clear" w:color="auto" w:fill="FFFFFF"/>
             <w:tcMar>
               <w:top w:w="80" w:type="dxa"/>
               <w:left w:w="120" w:type="dxa"/>
@@ -13365,7 +12641,7 @@
                 <w:sz w:val="20"/>
                 <w:szCs w:val="20"/>
               </w:rPr>
-              <w:t>IEX Market Price (MCP)</w:t>
+              <w:t>Wind Info CSV (Info_Wind.csv)</w:t>
             </w:r>
           </w:p>
         </w:tc>
@@ -13378,22 +12654,22 @@
               <w:bottom w:val="single" w:sz="1" w:space="0" w:color="CCCCCC"/>
               <w:right w:val="single" w:sz="1" w:space="0" w:color="CCCCCC"/>
             </w:tcBorders>
-            <w:shd w:val="clear" w:color="auto" w:fill="D6E4F0"/>
-            <w:tcMar>
-              <w:top w:w="80" w:type="dxa"/>
-              <w:left w:w="120" w:type="dxa"/>
-              <w:bottom w:w="80" w:type="dxa"/>
-              <w:right w:w="120" w:type="dxa"/>
-            </w:tcMar>
-          </w:tcPr>
-          <w:p>
-            <w:r>
-              <w:rPr>
-                <w:color w:val="333333"/>
-                <w:sz w:val="20"/>
-                <w:szCs w:val="20"/>
-              </w:rPr>
-              <w:t>2→2→1</w:t>
+            <w:shd w:val="clear" w:color="auto" w:fill="FFFFFF"/>
+            <w:tcMar>
+              <w:top w:w="80" w:type="dxa"/>
+              <w:left w:w="120" w:type="dxa"/>
+              <w:bottom w:w="80" w:type="dxa"/>
+              <w:right w:w="120" w:type="dxa"/>
+            </w:tcMar>
+          </w:tcPr>
+          <w:p>
+            <w:r>
+              <w:rPr>
+                <w:color w:val="333333"/>
+                <w:sz w:val="20"/>
+                <w:szCs w:val="20"/>
+              </w:rPr>
+              <w:t>Parameter, Value</w:t>
             </w:r>
           </w:p>
         </w:tc>
@@ -13406,36 +12682,6 @@
               <w:bottom w:val="single" w:sz="1" w:space="0" w:color="CCCCCC"/>
               <w:right w:val="single" w:sz="1" w:space="0" w:color="CCCCCC"/>
             </w:tcBorders>
-            <w:shd w:val="clear" w:color="auto" w:fill="D6E4F0"/>
-            <w:tcMar>
-              <w:top w:w="80" w:type="dxa"/>
-              <w:left w:w="120" w:type="dxa"/>
-              <w:bottom w:w="80" w:type="dxa"/>
-              <w:right w:w="120" w:type="dxa"/>
-            </w:tcMar>
-          </w:tcPr>
-          <w:p>
-            <w:r>
-              <w:rPr>
-                <w:color w:val="333333"/>
-                <w:sz w:val="20"/>
-                <w:szCs w:val="20"/>
-              </w:rPr>
-              <w:t>Year-ahead DAM MCP forecast using 2 years of sorted hourly price data</w:t>
-            </w:r>
-          </w:p>
-        </w:tc>
-      </w:tr>
-      <w:tr>
-        <w:tc>
-          <w:tcPr>
-            <w:tcW w:w="2500" w:type="dxa"/>
-            <w:tcBorders>
-              <w:top w:val="single" w:sz="1" w:space="0" w:color="CCCCCC"/>
-              <w:left w:val="single" w:sz="1" w:space="0" w:color="CCCCCC"/>
-              <w:bottom w:val="single" w:sz="1" w:space="0" w:color="CCCCCC"/>
-              <w:right w:val="single" w:sz="1" w:space="0" w:color="CCCCCC"/>
-            </w:tcBorders>
             <w:shd w:val="clear" w:color="auto" w:fill="FFFFFF"/>
             <w:tcMar>
               <w:top w:w="80" w:type="dxa"/>
@@ -13447,455 +12693,98 @@
           <w:p>
             <w:r>
               <w:rPr>
-                <w:color w:val="1F4E79"/>
-                <w:sz w:val="20"/>
-                <w:szCs w:val="20"/>
-              </w:rPr>
-              <w:t>Custom / Generic</w:t>
-            </w:r>
-          </w:p>
-        </w:tc>
-        <w:tc>
-          <w:tcPr>
-            <w:tcW w:w="1800" w:type="dxa"/>
-            <w:tcBorders>
-              <w:top w:val="single" w:sz="1" w:space="0" w:color="CCCCCC"/>
-              <w:left w:val="single" w:sz="1" w:space="0" w:color="CCCCCC"/>
-              <w:bottom w:val="single" w:sz="1" w:space="0" w:color="CCCCCC"/>
-              <w:right w:val="single" w:sz="1" w:space="0" w:color="CCCCCC"/>
-            </w:tcBorders>
-            <w:shd w:val="clear" w:color="auto" w:fill="FFFFFF"/>
-            <w:tcMar>
-              <w:top w:w="80" w:type="dxa"/>
-              <w:left w:w="120" w:type="dxa"/>
-              <w:bottom w:w="80" w:type="dxa"/>
-              <w:right w:w="120" w:type="dxa"/>
-            </w:tcMar>
-          </w:tcPr>
-          <w:p>
-            <w:r>
-              <w:rPr>
-                <w:color w:val="333333"/>
-                <w:sz w:val="20"/>
-                <w:szCs w:val="20"/>
-              </w:rPr>
-              <w:t>4→4→1</w:t>
-            </w:r>
-          </w:p>
-        </w:tc>
-        <w:tc>
-          <w:tcPr>
-            <w:tcW w:w="5060" w:type="dxa"/>
-            <w:tcBorders>
-              <w:top w:val="single" w:sz="1" w:space="0" w:color="CCCCCC"/>
-              <w:left w:val="single" w:sz="1" w:space="0" w:color="CCCCCC"/>
-              <w:bottom w:val="single" w:sz="1" w:space="0" w:color="CCCCCC"/>
-              <w:right w:val="single" w:sz="1" w:space="0" w:color="CCCCCC"/>
-            </w:tcBorders>
-            <w:shd w:val="clear" w:color="auto" w:fill="FFFFFF"/>
-            <w:tcMar>
-              <w:top w:w="80" w:type="dxa"/>
-              <w:left w:w="120" w:type="dxa"/>
-              <w:bottom w:w="80" w:type="dxa"/>
-              <w:right w:w="120" w:type="dxa"/>
-            </w:tcMar>
-          </w:tcPr>
-          <w:p>
-            <w:r>
-              <w:rPr>
-                <w:color w:val="333333"/>
-                <w:sz w:val="20"/>
-                <w:szCs w:val="20"/>
-              </w:rPr>
-              <w:t>Any time-series dataset in the standard column format</w:t>
-            </w:r>
+                <w:color w:val="333333"/>
+                <w:sz w:val="20"/>
+                <w:szCs w:val="20"/>
+              </w:rPr>
+              <w:t xml:space="preserve">Contains: Latitude, Longitude, </w:t>
+            </w:r>
+            <w:proofErr w:type="spellStart"/>
+            <w:r>
+              <w:rPr>
+                <w:color w:val="333333"/>
+                <w:sz w:val="20"/>
+                <w:szCs w:val="20"/>
+              </w:rPr>
+              <w:t>Prtdwn</w:t>
+            </w:r>
+            <w:proofErr w:type="spellEnd"/>
+            <w:r>
+              <w:rPr>
+                <w:color w:val="333333"/>
+                <w:sz w:val="20"/>
+                <w:szCs w:val="20"/>
+              </w:rPr>
+              <w:t xml:space="preserve"> (kW), </w:t>
+            </w:r>
+            <w:proofErr w:type="spellStart"/>
+            <w:r>
+              <w:rPr>
+                <w:color w:val="333333"/>
+                <w:sz w:val="20"/>
+                <w:szCs w:val="20"/>
+              </w:rPr>
+              <w:t>Vctin</w:t>
+            </w:r>
+            <w:proofErr w:type="spellEnd"/>
+            <w:r>
+              <w:rPr>
+                <w:color w:val="333333"/>
+                <w:sz w:val="20"/>
+                <w:szCs w:val="20"/>
+              </w:rPr>
+              <w:t xml:space="preserve">, </w:t>
+            </w:r>
+            <w:proofErr w:type="spellStart"/>
+            <w:r>
+              <w:rPr>
+                <w:color w:val="333333"/>
+                <w:sz w:val="20"/>
+                <w:szCs w:val="20"/>
+              </w:rPr>
+              <w:t>Vrtdwn</w:t>
+            </w:r>
+            <w:proofErr w:type="spellEnd"/>
+            <w:r>
+              <w:rPr>
+                <w:color w:val="333333"/>
+                <w:sz w:val="20"/>
+                <w:szCs w:val="20"/>
+              </w:rPr>
+              <w:t xml:space="preserve">, </w:t>
+            </w:r>
+            <w:proofErr w:type="spellStart"/>
+            <w:r>
+              <w:rPr>
+                <w:color w:val="333333"/>
+                <w:sz w:val="20"/>
+                <w:szCs w:val="20"/>
+              </w:rPr>
+              <w:t>Vctout</w:t>
+            </w:r>
+            <w:proofErr w:type="spellEnd"/>
           </w:p>
         </w:tc>
       </w:tr>
     </w:tbl>
     <w:p>
       <w:pPr>
-        <w:spacing w:after="80"/>
-      </w:pPr>
+        <w:spacing w:before="240" w:after="120"/>
+      </w:pPr>
+      <w:r>
+        <w:t>Once the plant information is provided for all sites, site wise RE generation is estimated from standard solar PV model and wind power generation model.</w:t>
+      </w:r>
     </w:p>
     <w:p>
       <w:pPr>
         <w:pStyle w:val="Heading3"/>
       </w:pPr>
-      <w:bookmarkStart w:id="45" w:name="_Toc233387856"/>
-      <w:r>
-        <w:t>Input Data Format</w:t>
-      </w:r>
-      <w:bookmarkEnd w:id="45"/>
-    </w:p>
-    <w:p>
-      <w:pPr>
-        <w:spacing w:after="120"/>
-      </w:pPr>
-      <w:r>
-        <w:t>Upload a CSV or Excel file where each column is one year (or one input feature) of sorted historical data, and the last column is the target variable to forecast. Each row is one time slot. Example: for a 5-year state demand forecast, the file has 6 columns (5 input years + 1 target year) and 8760 rows.</w:t>
-      </w:r>
-    </w:p>
-    <w:p>
-      <w:pPr>
-        <w:pStyle w:val="Heading3"/>
-      </w:pPr>
-      <w:bookmarkStart w:id="46" w:name="_Toc233387857"/>
-      <w:r>
-        <w:t>Stage 2: Configure &amp; Train</w:t>
-      </w:r>
-      <w:bookmarkEnd w:id="46"/>
-    </w:p>
-    <w:p>
-      <w:pPr>
-        <w:spacing w:after="120"/>
-      </w:pPr>
-      <w:r>
-        <w:t>Configure the model using the three-column parameter panel:</w:t>
-      </w:r>
-    </w:p>
-    <w:p>
-      <w:pPr>
-        <w:pStyle w:val="ListParagraph"/>
-        <w:numPr>
-          <w:ilvl w:val="0"/>
-          <w:numId w:val="2"/>
-        </w:numPr>
-        <w:spacing w:after="80"/>
-      </w:pPr>
-      <w:r>
-        <w:t>Network architecture: comma-separated layer sizes (e.g. 5,8,4,1). First value auto-corrected to match input features; last value must be 1.</w:t>
-      </w:r>
-    </w:p>
-    <w:p>
-      <w:pPr>
-        <w:pStyle w:val="ListParagraph"/>
-        <w:numPr>
-          <w:ilvl w:val="0"/>
-          <w:numId w:val="2"/>
-        </w:numPr>
-        <w:spacing w:after="80"/>
-      </w:pPr>
-      <w:r>
-        <w:t>Training split: percentage of data used for training (default 70%); remainder is the test set.</w:t>
-      </w:r>
-    </w:p>
-    <w:p>
-      <w:pPr>
-        <w:pStyle w:val="ListParagraph"/>
-        <w:numPr>
-          <w:ilvl w:val="0"/>
-          <w:numId w:val="2"/>
-        </w:numPr>
-        <w:spacing w:after="80"/>
-      </w:pPr>
-      <w:r>
-        <w:t>Learning rate and iteration count: adjust and retrain without re-uploading data.</w:t>
-      </w:r>
-    </w:p>
-    <w:p>
-      <w:pPr>
-        <w:pStyle w:val="ListParagraph"/>
-        <w:numPr>
-          <w:ilvl w:val="0"/>
-          <w:numId w:val="2"/>
-        </w:numPr>
-        <w:spacing w:after="80"/>
-      </w:pPr>
+      <w:bookmarkStart w:id="44" w:name="_Toc233732619"/>
       <w:r>
         <w:lastRenderedPageBreak/>
-        <w:t xml:space="preserve">Cost curve smoothing: plot one cost point every N </w:t>
-      </w:r>
-      <w:proofErr w:type="gramStart"/>
-      <w:r>
-        <w:t>iterations</w:t>
-      </w:r>
-      <w:proofErr w:type="gramEnd"/>
-      <w:r>
-        <w:t xml:space="preserve"> to reduce noise.</w:t>
-      </w:r>
-    </w:p>
-    <w:p>
-      <w:pPr>
-        <w:spacing w:after="120"/>
-      </w:pPr>
-      <w:r>
-        <w:t xml:space="preserve">Training runs with a 20-step chunked progress bar. The ANN uses He initialisation for </w:t>
-      </w:r>
-      <w:proofErr w:type="spellStart"/>
-      <w:r>
-        <w:t>ReLU</w:t>
-      </w:r>
-      <w:proofErr w:type="spellEnd"/>
-      <w:r>
-        <w:t xml:space="preserve"> hidden layers and a linear output layer, matching the reference notebook architecture.</w:t>
-      </w:r>
-    </w:p>
-    <w:p>
-      <w:pPr>
-        <w:pStyle w:val="Heading3"/>
-      </w:pPr>
-      <w:bookmarkStart w:id="47" w:name="_Toc233387858"/>
-      <w:r>
-        <w:t>Training Results &amp; Test Charts</w:t>
-      </w:r>
-      <w:bookmarkEnd w:id="47"/>
-    </w:p>
-    <w:p>
-      <w:pPr>
-        <w:spacing w:after="120"/>
-      </w:pPr>
-      <w:r>
-        <w:t>After training, five sections are displayed:</w:t>
-      </w:r>
-    </w:p>
-    <w:p>
-      <w:pPr>
-        <w:pStyle w:val="ListParagraph"/>
-        <w:numPr>
-          <w:ilvl w:val="0"/>
-          <w:numId w:val="2"/>
-        </w:numPr>
-        <w:spacing w:after="80"/>
-      </w:pPr>
-      <w:r>
-        <w:t xml:space="preserve">KPI row: Final MSE, Test </w:t>
-      </w:r>
-      <w:proofErr w:type="spellStart"/>
-      <w:r>
-        <w:t>nRMSE</w:t>
-      </w:r>
-      <w:proofErr w:type="spellEnd"/>
-      <w:r>
-        <w:t xml:space="preserve"> (%), Test </w:t>
-      </w:r>
-      <w:proofErr w:type="spellStart"/>
-      <w:r>
-        <w:t>sMAPE</w:t>
-      </w:r>
-      <w:proofErr w:type="spellEnd"/>
-      <w:r>
-        <w:t xml:space="preserve"> (%), Test R², Test MAE</w:t>
-      </w:r>
-    </w:p>
-    <w:p>
-      <w:pPr>
-        <w:pStyle w:val="ListParagraph"/>
-        <w:numPr>
-          <w:ilvl w:val="0"/>
-          <w:numId w:val="2"/>
-        </w:numPr>
-        <w:spacing w:after="80"/>
-      </w:pPr>
-      <w:r>
-        <w:t>Cost curve: MSE loss vs iteration number, smoothed, with architecture and hyperparameter caption</w:t>
-      </w:r>
-    </w:p>
-    <w:p>
-      <w:pPr>
-        <w:pStyle w:val="ListParagraph"/>
-        <w:numPr>
-          <w:ilvl w:val="0"/>
-          <w:numId w:val="2"/>
-        </w:numPr>
-        <w:spacing w:after="80"/>
-      </w:pPr>
-      <w:r>
-        <w:t>Test set actual vs predicted: both lines overlaid with train/test split shaded region</w:t>
-      </w:r>
-    </w:p>
-    <w:p>
-      <w:pPr>
-        <w:pStyle w:val="ListParagraph"/>
-        <w:numPr>
-          <w:ilvl w:val="0"/>
-          <w:numId w:val="2"/>
-        </w:numPr>
-        <w:spacing w:after="80"/>
-      </w:pPr>
-      <w:r>
-        <w:t>Full dataset overlay: historical actual + model output across train and test regions, with vertical split line</w:t>
-      </w:r>
-    </w:p>
-    <w:p>
-      <w:pPr>
-        <w:pStyle w:val="ListParagraph"/>
-        <w:numPr>
-          <w:ilvl w:val="0"/>
-          <w:numId w:val="2"/>
-        </w:numPr>
-        <w:spacing w:after="80"/>
-      </w:pPr>
-      <w:r>
-        <w:t xml:space="preserve">Detailed metrics table: training set and test set metrics side by side (RMSE, </w:t>
-      </w:r>
-      <w:proofErr w:type="spellStart"/>
-      <w:r>
-        <w:t>nRMSE</w:t>
-      </w:r>
-      <w:proofErr w:type="spellEnd"/>
-      <w:r>
-        <w:t xml:space="preserve">, </w:t>
-      </w:r>
-      <w:proofErr w:type="spellStart"/>
-      <w:r>
-        <w:t>sMAPE</w:t>
-      </w:r>
-      <w:proofErr w:type="spellEnd"/>
-      <w:r>
-        <w:t>, MAE, R²)</w:t>
-      </w:r>
-    </w:p>
-    <w:p>
-      <w:pPr>
-        <w:pStyle w:val="ListParagraph"/>
-        <w:numPr>
-          <w:ilvl w:val="0"/>
-          <w:numId w:val="2"/>
-        </w:numPr>
-        <w:spacing w:after="80"/>
-      </w:pPr>
-      <w:r>
-        <w:t>Actual vs Predicted scatter (collapsible): test set scatter with perfect-fit diagonal line</w:t>
-      </w:r>
-    </w:p>
-    <w:p>
-      <w:pPr>
-        <w:pStyle w:val="Heading3"/>
-      </w:pPr>
-      <w:bookmarkStart w:id="48" w:name="_Toc233387859"/>
-      <w:r>
-        <w:t>Stage 3: Year-Ahead Forecast</w:t>
-      </w:r>
-      <w:bookmarkEnd w:id="48"/>
-    </w:p>
-    <w:p>
-      <w:pPr>
-        <w:spacing w:after="120"/>
-      </w:pPr>
-      <w:r>
-        <w:t>Upload a file containing only the input feature columns (no target column) for the forecast period. The model normalises using training data's max values (no data leakage). Output includes:</w:t>
-      </w:r>
-    </w:p>
-    <w:p>
-      <w:pPr>
-        <w:pStyle w:val="ListParagraph"/>
-        <w:numPr>
-          <w:ilvl w:val="0"/>
-          <w:numId w:val="2"/>
-        </w:numPr>
-        <w:spacing w:after="80"/>
-      </w:pPr>
-      <w:r>
-        <w:t>Forecast chart: overlays full historical series + forecast continuation with 'Forecast starts' marker</w:t>
-      </w:r>
-    </w:p>
-    <w:p>
-      <w:pPr>
-        <w:pStyle w:val="ListParagraph"/>
-        <w:numPr>
-          <w:ilvl w:val="0"/>
-          <w:numId w:val="2"/>
-        </w:numPr>
-        <w:spacing w:after="80"/>
-      </w:pPr>
-      <w:r>
-        <w:t>Monthly summary table: auto-generated for 8760-row forecasts (total, peak, mean, min per month)</w:t>
-      </w:r>
-    </w:p>
-    <w:p>
-      <w:pPr>
-        <w:pStyle w:val="ListParagraph"/>
-        <w:numPr>
-          <w:ilvl w:val="0"/>
-          <w:numId w:val="2"/>
-        </w:numPr>
-        <w:spacing w:after="80"/>
-      </w:pPr>
-      <w:r>
-        <w:t>Download buttons: CSV and Excel (Excel includes monthly summary on second sheet)</w:t>
-      </w:r>
-    </w:p>
-    <w:p>
-      <w:pPr>
-        <w:pStyle w:val="ListParagraph"/>
-        <w:numPr>
-          <w:ilvl w:val="0"/>
-          <w:numId w:val="2"/>
-        </w:numPr>
-        <w:spacing w:after="80"/>
-      </w:pPr>
-      <w:r>
-        <w:t>'Use as Demand input in DF Model' button: pushes forecast directly into session state — main page uses it without file re-upload</w:t>
-      </w:r>
-    </w:p>
-    <w:p>
-      <w:pPr>
-        <w:spacing w:after="80"/>
-      </w:pPr>
-    </w:p>
-    <w:p>
-      <w:pPr>
-        <w:shd w:val="clear" w:color="auto" w:fill="F0F8FF"/>
-        <w:spacing w:after="120"/>
-        <w:ind w:left="360"/>
-      </w:pPr>
-      <w:r>
-        <w:rPr>
-          <w:i/>
-          <w:iCs/>
-          <w:color w:val="1F4E79"/>
-          <w:sz w:val="20"/>
-          <w:szCs w:val="20"/>
-        </w:rPr>
-        <w:t xml:space="preserve">The ANN model is implemented in pure </w:t>
-      </w:r>
-      <w:proofErr w:type="spellStart"/>
-      <w:r>
-        <w:rPr>
-          <w:i/>
-          <w:iCs/>
-          <w:color w:val="1F4E79"/>
-          <w:sz w:val="20"/>
-          <w:szCs w:val="20"/>
-        </w:rPr>
-        <w:t>numpy</w:t>
-      </w:r>
-      <w:proofErr w:type="spellEnd"/>
-      <w:r>
-        <w:rPr>
-          <w:i/>
-          <w:iCs/>
-          <w:color w:val="1F4E79"/>
-          <w:sz w:val="20"/>
-          <w:szCs w:val="20"/>
-        </w:rPr>
-        <w:t xml:space="preserve"> — no TensorFlow or scikit-learn required for this module. </w:t>
-      </w:r>
-    </w:p>
-    <w:p>
-      <w:pPr>
-        <w:pStyle w:val="Heading2"/>
-      </w:pPr>
-      <w:bookmarkStart w:id="49" w:name="_Toc233387860"/>
-      <w:r>
-        <w:t>7.</w:t>
-      </w:r>
-      <w:r>
-        <w:t>4</w:t>
-      </w:r>
-      <w:r>
-        <w:t xml:space="preserve"> Flexibility Analysis Page</w:t>
-      </w:r>
-      <w:bookmarkEnd w:id="49"/>
-    </w:p>
-    <w:p>
-      <w:pPr>
-        <w:spacing w:after="120"/>
-      </w:pPr>
-      <w:r>
-        <w:t>Accessible only after a successful main-page optimization run. Click Calculate parameters for charts to compute derived metrics:</w:t>
-      </w:r>
+        <w:t>RE Forecast Output</w:t>
+      </w:r>
+      <w:bookmarkEnd w:id="44"/>
     </w:p>
     <w:tbl>
       <w:tblPr>
@@ -13945,7 +12834,7 @@
                 <w:sz w:val="20"/>
                 <w:szCs w:val="20"/>
               </w:rPr>
-              <w:t>Derived Metric</w:t>
+              <w:t>Output</w:t>
             </w:r>
           </w:p>
         </w:tc>
@@ -14003,7 +12892,7 @@
                 <w:sz w:val="20"/>
                 <w:szCs w:val="20"/>
               </w:rPr>
-              <w:t>Demand Modulation</w:t>
+              <w:t>Aggregated generation chart</w:t>
             </w:r>
           </w:p>
         </w:tc>
@@ -14031,7 +12920,7 @@
                 <w:sz w:val="20"/>
                 <w:szCs w:val="20"/>
               </w:rPr>
-              <w:t>Difference between base-case and selected-flexibility optimised demand. Positive = demand shifted down; negative = shifted up.</w:t>
+              <w:t>Full-year hourly Solar and Wind (MW) overlaid on one chart</w:t>
             </w:r>
           </w:p>
         </w:tc>
@@ -14061,7 +12950,7 @@
                 <w:sz w:val="20"/>
                 <w:szCs w:val="20"/>
               </w:rPr>
-              <w:t>DF Per-Unit Savings (₹/kWh)</w:t>
+              <w:t>Generation heatmaps</w:t>
             </w:r>
           </w:p>
         </w:tc>
@@ -14089,7 +12978,315 @@
                 <w:sz w:val="20"/>
                 <w:szCs w:val="20"/>
               </w:rPr>
-              <w:t>Cost saved per unit of demand modulated. Computed only when modulation &gt;1% of demand to avoid near-zero division noise.</w:t>
+              <w:t>Solar (</w:t>
+            </w:r>
+            <w:proofErr w:type="spellStart"/>
+            <w:r>
+              <w:rPr>
+                <w:color w:val="333333"/>
+                <w:sz w:val="20"/>
+                <w:szCs w:val="20"/>
+              </w:rPr>
+              <w:t>YlOrRd</w:t>
+            </w:r>
+            <w:proofErr w:type="spellEnd"/>
+            <w:r>
+              <w:rPr>
+                <w:color w:val="333333"/>
+                <w:sz w:val="20"/>
+                <w:szCs w:val="20"/>
+              </w:rPr>
+              <w:t>) and Wind (Blues) heatmaps — Hour of day × Day of year</w:t>
+            </w:r>
+          </w:p>
+        </w:tc>
+      </w:tr>
+      <w:tr>
+        <w:tc>
+          <w:tcPr>
+            <w:tcW w:w="3000" w:type="dxa"/>
+            <w:tcBorders>
+              <w:top w:val="single" w:sz="1" w:space="0" w:color="CCCCCC"/>
+              <w:left w:val="single" w:sz="1" w:space="0" w:color="CCCCCC"/>
+              <w:bottom w:val="single" w:sz="1" w:space="0" w:color="CCCCCC"/>
+              <w:right w:val="single" w:sz="1" w:space="0" w:color="CCCCCC"/>
+            </w:tcBorders>
+            <w:shd w:val="clear" w:color="auto" w:fill="F2F2F2"/>
+            <w:tcMar>
+              <w:top w:w="80" w:type="dxa"/>
+              <w:left w:w="120" w:type="dxa"/>
+              <w:bottom w:w="80" w:type="dxa"/>
+              <w:right w:w="120" w:type="dxa"/>
+            </w:tcMar>
+          </w:tcPr>
+          <w:p>
+            <w:r>
+              <w:rPr>
+                <w:color w:val="333333"/>
+                <w:sz w:val="20"/>
+                <w:szCs w:val="20"/>
+              </w:rPr>
+              <w:t>Monthly summary table</w:t>
+            </w:r>
+          </w:p>
+        </w:tc>
+        <w:tc>
+          <w:tcPr>
+            <w:tcW w:w="6360" w:type="dxa"/>
+            <w:tcBorders>
+              <w:top w:val="single" w:sz="1" w:space="0" w:color="CCCCCC"/>
+              <w:left w:val="single" w:sz="1" w:space="0" w:color="CCCCCC"/>
+              <w:bottom w:val="single" w:sz="1" w:space="0" w:color="CCCCCC"/>
+              <w:right w:val="single" w:sz="1" w:space="0" w:color="CCCCCC"/>
+            </w:tcBorders>
+            <w:shd w:val="clear" w:color="auto" w:fill="FFFFFF"/>
+            <w:tcMar>
+              <w:top w:w="80" w:type="dxa"/>
+              <w:left w:w="120" w:type="dxa"/>
+              <w:bottom w:w="80" w:type="dxa"/>
+              <w:right w:w="120" w:type="dxa"/>
+            </w:tcMar>
+          </w:tcPr>
+          <w:p>
+            <w:r>
+              <w:rPr>
+                <w:color w:val="333333"/>
+                <w:sz w:val="20"/>
+                <w:szCs w:val="20"/>
+              </w:rPr>
+              <w:t>Total, peak, and mean generation by month (auto-generated for 8760-row outputs)</w:t>
+            </w:r>
+          </w:p>
+        </w:tc>
+      </w:tr>
+      <w:tr>
+        <w:tc>
+          <w:tcPr>
+            <w:tcW w:w="3000" w:type="dxa"/>
+            <w:tcBorders>
+              <w:top w:val="single" w:sz="1" w:space="0" w:color="CCCCCC"/>
+              <w:left w:val="single" w:sz="1" w:space="0" w:color="CCCCCC"/>
+              <w:bottom w:val="single" w:sz="1" w:space="0" w:color="CCCCCC"/>
+              <w:right w:val="single" w:sz="1" w:space="0" w:color="CCCCCC"/>
+            </w:tcBorders>
+            <w:shd w:val="clear" w:color="auto" w:fill="F2F2F2"/>
+            <w:tcMar>
+              <w:top w:w="80" w:type="dxa"/>
+              <w:left w:w="120" w:type="dxa"/>
+              <w:bottom w:w="80" w:type="dxa"/>
+              <w:right w:w="120" w:type="dxa"/>
+            </w:tcMar>
+          </w:tcPr>
+          <w:p>
+            <w:r>
+              <w:rPr>
+                <w:color w:val="333333"/>
+                <w:sz w:val="20"/>
+                <w:szCs w:val="20"/>
+              </w:rPr>
+              <w:t>KPI metrics</w:t>
+            </w:r>
+          </w:p>
+        </w:tc>
+        <w:tc>
+          <w:tcPr>
+            <w:tcW w:w="6360" w:type="dxa"/>
+            <w:tcBorders>
+              <w:top w:val="single" w:sz="1" w:space="0" w:color="CCCCCC"/>
+              <w:left w:val="single" w:sz="1" w:space="0" w:color="CCCCCC"/>
+              <w:bottom w:val="single" w:sz="1" w:space="0" w:color="CCCCCC"/>
+              <w:right w:val="single" w:sz="1" w:space="0" w:color="CCCCCC"/>
+            </w:tcBorders>
+            <w:shd w:val="clear" w:color="auto" w:fill="FFFFFF"/>
+            <w:tcMar>
+              <w:top w:w="80" w:type="dxa"/>
+              <w:left w:w="120" w:type="dxa"/>
+              <w:bottom w:w="80" w:type="dxa"/>
+              <w:right w:w="120" w:type="dxa"/>
+            </w:tcMar>
+          </w:tcPr>
+          <w:p>
+            <w:r>
+              <w:rPr>
+                <w:color w:val="333333"/>
+                <w:sz w:val="20"/>
+                <w:szCs w:val="20"/>
+              </w:rPr>
+              <w:t>Total Solar MWh, Total Wind MWh, Peak Solar MW, Peak Wind MW</w:t>
+            </w:r>
+          </w:p>
+        </w:tc>
+      </w:tr>
+      <w:tr>
+        <w:tc>
+          <w:tcPr>
+            <w:tcW w:w="3000" w:type="dxa"/>
+            <w:tcBorders>
+              <w:top w:val="single" w:sz="1" w:space="0" w:color="CCCCCC"/>
+              <w:left w:val="single" w:sz="1" w:space="0" w:color="CCCCCC"/>
+              <w:bottom w:val="single" w:sz="1" w:space="0" w:color="CCCCCC"/>
+              <w:right w:val="single" w:sz="1" w:space="0" w:color="CCCCCC"/>
+            </w:tcBorders>
+            <w:shd w:val="clear" w:color="auto" w:fill="F2F2F2"/>
+            <w:tcMar>
+              <w:top w:w="80" w:type="dxa"/>
+              <w:left w:w="120" w:type="dxa"/>
+              <w:bottom w:w="80" w:type="dxa"/>
+              <w:right w:w="120" w:type="dxa"/>
+            </w:tcMar>
+          </w:tcPr>
+          <w:p>
+            <w:r>
+              <w:rPr>
+                <w:color w:val="333333"/>
+                <w:sz w:val="20"/>
+                <w:szCs w:val="20"/>
+              </w:rPr>
+              <w:t>RE.xlsx download</w:t>
+            </w:r>
+          </w:p>
+        </w:tc>
+        <w:tc>
+          <w:tcPr>
+            <w:tcW w:w="6360" w:type="dxa"/>
+            <w:tcBorders>
+              <w:top w:val="single" w:sz="1" w:space="0" w:color="CCCCCC"/>
+              <w:left w:val="single" w:sz="1" w:space="0" w:color="CCCCCC"/>
+              <w:bottom w:val="single" w:sz="1" w:space="0" w:color="CCCCCC"/>
+              <w:right w:val="single" w:sz="1" w:space="0" w:color="CCCCCC"/>
+            </w:tcBorders>
+            <w:shd w:val="clear" w:color="auto" w:fill="FFFFFF"/>
+            <w:tcMar>
+              <w:top w:w="80" w:type="dxa"/>
+              <w:left w:w="120" w:type="dxa"/>
+              <w:bottom w:w="80" w:type="dxa"/>
+              <w:right w:w="120" w:type="dxa"/>
+            </w:tcMar>
+          </w:tcPr>
+          <w:p>
+            <w:r>
+              <w:rPr>
+                <w:color w:val="333333"/>
+                <w:sz w:val="20"/>
+                <w:szCs w:val="20"/>
+              </w:rPr>
+              <w:t>Solar + Wind columns in MW, ready to upload to the DF model</w:t>
+            </w:r>
+          </w:p>
+        </w:tc>
+      </w:tr>
+      <w:tr>
+        <w:tc>
+          <w:tcPr>
+            <w:tcW w:w="3000" w:type="dxa"/>
+            <w:tcBorders>
+              <w:top w:val="single" w:sz="1" w:space="0" w:color="CCCCCC"/>
+              <w:left w:val="single" w:sz="1" w:space="0" w:color="CCCCCC"/>
+              <w:bottom w:val="single" w:sz="1" w:space="0" w:color="CCCCCC"/>
+              <w:right w:val="single" w:sz="1" w:space="0" w:color="CCCCCC"/>
+            </w:tcBorders>
+            <w:shd w:val="clear" w:color="auto" w:fill="F2F2F2"/>
+            <w:tcMar>
+              <w:top w:w="80" w:type="dxa"/>
+              <w:left w:w="120" w:type="dxa"/>
+              <w:bottom w:w="80" w:type="dxa"/>
+              <w:right w:w="120" w:type="dxa"/>
+            </w:tcMar>
+          </w:tcPr>
+          <w:p>
+            <w:r>
+              <w:rPr>
+                <w:color w:val="333333"/>
+                <w:sz w:val="20"/>
+                <w:szCs w:val="20"/>
+              </w:rPr>
+              <w:t>Forecast CSV download</w:t>
+            </w:r>
+          </w:p>
+        </w:tc>
+        <w:tc>
+          <w:tcPr>
+            <w:tcW w:w="6360" w:type="dxa"/>
+            <w:tcBorders>
+              <w:top w:val="single" w:sz="1" w:space="0" w:color="CCCCCC"/>
+              <w:left w:val="single" w:sz="1" w:space="0" w:color="CCCCCC"/>
+              <w:bottom w:val="single" w:sz="1" w:space="0" w:color="CCCCCC"/>
+              <w:right w:val="single" w:sz="1" w:space="0" w:color="CCCCCC"/>
+            </w:tcBorders>
+            <w:shd w:val="clear" w:color="auto" w:fill="FFFFFF"/>
+            <w:tcMar>
+              <w:top w:w="80" w:type="dxa"/>
+              <w:left w:w="120" w:type="dxa"/>
+              <w:bottom w:w="80" w:type="dxa"/>
+              <w:right w:w="120" w:type="dxa"/>
+            </w:tcMar>
+          </w:tcPr>
+          <w:p>
+            <w:r>
+              <w:rPr>
+                <w:color w:val="333333"/>
+                <w:sz w:val="20"/>
+                <w:szCs w:val="20"/>
+              </w:rPr>
+              <w:t>Timestamped hourly forecast</w:t>
+            </w:r>
+          </w:p>
+        </w:tc>
+      </w:tr>
+      <w:tr>
+        <w:tc>
+          <w:tcPr>
+            <w:tcW w:w="3000" w:type="dxa"/>
+            <w:tcBorders>
+              <w:top w:val="single" w:sz="1" w:space="0" w:color="CCCCCC"/>
+              <w:left w:val="single" w:sz="1" w:space="0" w:color="CCCCCC"/>
+              <w:bottom w:val="single" w:sz="1" w:space="0" w:color="CCCCCC"/>
+              <w:right w:val="single" w:sz="1" w:space="0" w:color="CCCCCC"/>
+            </w:tcBorders>
+            <w:shd w:val="clear" w:color="auto" w:fill="F2F2F2"/>
+            <w:tcMar>
+              <w:top w:w="80" w:type="dxa"/>
+              <w:left w:w="120" w:type="dxa"/>
+              <w:bottom w:w="80" w:type="dxa"/>
+              <w:right w:w="120" w:type="dxa"/>
+            </w:tcMar>
+          </w:tcPr>
+          <w:p>
+            <w:r>
+              <w:rPr>
+                <w:color w:val="333333"/>
+                <w:sz w:val="20"/>
+                <w:szCs w:val="20"/>
+              </w:rPr>
+              <w:t>Direct session load button</w:t>
+            </w:r>
+          </w:p>
+        </w:tc>
+        <w:tc>
+          <w:tcPr>
+            <w:tcW w:w="6360" w:type="dxa"/>
+            <w:tcBorders>
+              <w:top w:val="single" w:sz="1" w:space="0" w:color="CCCCCC"/>
+              <w:left w:val="single" w:sz="1" w:space="0" w:color="CCCCCC"/>
+              <w:bottom w:val="single" w:sz="1" w:space="0" w:color="CCCCCC"/>
+              <w:right w:val="single" w:sz="1" w:space="0" w:color="CCCCCC"/>
+            </w:tcBorders>
+            <w:shd w:val="clear" w:color="auto" w:fill="FFFFFF"/>
+            <w:tcMar>
+              <w:top w:w="80" w:type="dxa"/>
+              <w:left w:w="120" w:type="dxa"/>
+              <w:bottom w:w="80" w:type="dxa"/>
+              <w:right w:w="120" w:type="dxa"/>
+            </w:tcMar>
+          </w:tcPr>
+          <w:p>
+            <w:r>
+              <w:rPr>
+                <w:color w:val="333333"/>
+                <w:sz w:val="20"/>
+                <w:szCs w:val="20"/>
+              </w:rPr>
+              <w:t>Loads forecast into session state — main page picks it up without file re-upload</w:t>
             </w:r>
           </w:p>
         </w:tc>
@@ -14102,114 +13299,731 @@
     </w:p>
     <w:p>
       <w:pPr>
+        <w:spacing w:after="120"/>
+      </w:pPr>
+      <w:r>
+        <w:t>If only solar plants are configured, wind output defaults to zero (and vice versa). The RE.xlsx always contains both Solar and Wind columns so it remains compatible with the DF model.</w:t>
+      </w:r>
+    </w:p>
+    <w:p>
+      <w:pPr>
+        <w:pStyle w:val="Heading2"/>
+      </w:pPr>
+      <w:bookmarkStart w:id="45" w:name="_Toc233732620"/>
+      <w:r>
+        <w:t>7.3 ANN Time-Series Forecasting Page</w:t>
+      </w:r>
+      <w:bookmarkEnd w:id="45"/>
+    </w:p>
+    <w:p>
+      <w:pPr>
+        <w:spacing w:after="120"/>
+      </w:pPr>
+      <w:r>
+        <w:t xml:space="preserve">A generic year-ahead forecasting tool using a custom </w:t>
+      </w:r>
+      <w:proofErr w:type="spellStart"/>
+      <w:r>
+        <w:t>numpy</w:t>
+      </w:r>
+      <w:proofErr w:type="spellEnd"/>
+      <w:r>
+        <w:t>-based Artificial Neural Network (ANN). Suitable for any time-series data — state electricity demand, IEX market prices, or custom datasets. Three preset use cases are provided with optimised default parameters:</w:t>
+      </w:r>
+    </w:p>
+    <w:p>
+      <w:pPr>
+        <w:spacing w:after="80"/>
+      </w:pPr>
+    </w:p>
+    <w:tbl>
+      <w:tblPr>
+        <w:tblW w:w="9360" w:type="dxa"/>
+        <w:tblBorders>
+          <w:top w:val="single" w:sz="4" w:space="0" w:color="auto"/>
+          <w:left w:val="single" w:sz="4" w:space="0" w:color="auto"/>
+          <w:bottom w:val="single" w:sz="4" w:space="0" w:color="auto"/>
+          <w:right w:val="single" w:sz="4" w:space="0" w:color="auto"/>
+          <w:insideH w:val="single" w:sz="4" w:space="0" w:color="auto"/>
+          <w:insideV w:val="single" w:sz="4" w:space="0" w:color="auto"/>
+        </w:tblBorders>
+        <w:tblCellMar>
+          <w:left w:w="10" w:type="dxa"/>
+          <w:right w:w="10" w:type="dxa"/>
+        </w:tblCellMar>
+        <w:tblLook w:val="0000" w:firstRow="0" w:lastRow="0" w:firstColumn="0" w:lastColumn="0" w:noHBand="0" w:noVBand="0"/>
+      </w:tblPr>
+      <w:tblGrid>
+        <w:gridCol w:w="2500"/>
+        <w:gridCol w:w="1800"/>
+        <w:gridCol w:w="5060"/>
+      </w:tblGrid>
+      <w:tr>
+        <w:tc>
+          <w:tcPr>
+            <w:tcW w:w="2500" w:type="dxa"/>
+            <w:tcBorders>
+              <w:top w:val="single" w:sz="1" w:space="0" w:color="CCCCCC"/>
+              <w:left w:val="single" w:sz="1" w:space="0" w:color="CCCCCC"/>
+              <w:bottom w:val="single" w:sz="1" w:space="0" w:color="CCCCCC"/>
+              <w:right w:val="single" w:sz="1" w:space="0" w:color="CCCCCC"/>
+            </w:tcBorders>
+            <w:shd w:val="clear" w:color="auto" w:fill="2E75B6"/>
+            <w:tcMar>
+              <w:top w:w="80" w:type="dxa"/>
+              <w:left w:w="120" w:type="dxa"/>
+              <w:bottom w:w="80" w:type="dxa"/>
+              <w:right w:w="120" w:type="dxa"/>
+            </w:tcMar>
+          </w:tcPr>
+          <w:p>
+            <w:r>
+              <w:rPr>
+                <w:b/>
+                <w:bCs/>
+                <w:color w:val="FFFFFF"/>
+                <w:sz w:val="20"/>
+                <w:szCs w:val="20"/>
+              </w:rPr>
+              <w:t>Use Case</w:t>
+            </w:r>
+          </w:p>
+        </w:tc>
+        <w:tc>
+          <w:tcPr>
+            <w:tcW w:w="1800" w:type="dxa"/>
+            <w:tcBorders>
+              <w:top w:val="single" w:sz="1" w:space="0" w:color="CCCCCC"/>
+              <w:left w:val="single" w:sz="1" w:space="0" w:color="CCCCCC"/>
+              <w:bottom w:val="single" w:sz="1" w:space="0" w:color="CCCCCC"/>
+              <w:right w:val="single" w:sz="1" w:space="0" w:color="CCCCCC"/>
+            </w:tcBorders>
+            <w:shd w:val="clear" w:color="auto" w:fill="2E75B6"/>
+            <w:tcMar>
+              <w:top w:w="80" w:type="dxa"/>
+              <w:left w:w="120" w:type="dxa"/>
+              <w:bottom w:w="80" w:type="dxa"/>
+              <w:right w:w="120" w:type="dxa"/>
+            </w:tcMar>
+          </w:tcPr>
+          <w:p>
+            <w:r>
+              <w:rPr>
+                <w:b/>
+                <w:bCs/>
+                <w:color w:val="FFFFFF"/>
+                <w:sz w:val="20"/>
+                <w:szCs w:val="20"/>
+              </w:rPr>
+              <w:t>Default Architecture</w:t>
+            </w:r>
+          </w:p>
+        </w:tc>
+        <w:tc>
+          <w:tcPr>
+            <w:tcW w:w="5060" w:type="dxa"/>
+            <w:tcBorders>
+              <w:top w:val="single" w:sz="1" w:space="0" w:color="CCCCCC"/>
+              <w:left w:val="single" w:sz="1" w:space="0" w:color="CCCCCC"/>
+              <w:bottom w:val="single" w:sz="1" w:space="0" w:color="CCCCCC"/>
+              <w:right w:val="single" w:sz="1" w:space="0" w:color="CCCCCC"/>
+            </w:tcBorders>
+            <w:shd w:val="clear" w:color="auto" w:fill="2E75B6"/>
+            <w:tcMar>
+              <w:top w:w="80" w:type="dxa"/>
+              <w:left w:w="120" w:type="dxa"/>
+              <w:bottom w:w="80" w:type="dxa"/>
+              <w:right w:w="120" w:type="dxa"/>
+            </w:tcMar>
+          </w:tcPr>
+          <w:p>
+            <w:r>
+              <w:rPr>
+                <w:b/>
+                <w:bCs/>
+                <w:color w:val="FFFFFF"/>
+                <w:sz w:val="20"/>
+                <w:szCs w:val="20"/>
+              </w:rPr>
+              <w:t>Typical Application</w:t>
+            </w:r>
+          </w:p>
+        </w:tc>
+      </w:tr>
+      <w:tr>
+        <w:tc>
+          <w:tcPr>
+            <w:tcW w:w="2500" w:type="dxa"/>
+            <w:tcBorders>
+              <w:top w:val="single" w:sz="1" w:space="0" w:color="CCCCCC"/>
+              <w:left w:val="single" w:sz="1" w:space="0" w:color="CCCCCC"/>
+              <w:bottom w:val="single" w:sz="1" w:space="0" w:color="CCCCCC"/>
+              <w:right w:val="single" w:sz="1" w:space="0" w:color="CCCCCC"/>
+            </w:tcBorders>
+            <w:shd w:val="clear" w:color="auto" w:fill="FFFFFF"/>
+            <w:tcMar>
+              <w:top w:w="80" w:type="dxa"/>
+              <w:left w:w="120" w:type="dxa"/>
+              <w:bottom w:w="80" w:type="dxa"/>
+              <w:right w:w="120" w:type="dxa"/>
+            </w:tcMar>
+          </w:tcPr>
+          <w:p>
+            <w:r>
+              <w:rPr>
+                <w:color w:val="1F4E79"/>
+                <w:sz w:val="20"/>
+                <w:szCs w:val="20"/>
+              </w:rPr>
+              <w:t>State Electricity Demand</w:t>
+            </w:r>
+          </w:p>
+        </w:tc>
+        <w:tc>
+          <w:tcPr>
+            <w:tcW w:w="1800" w:type="dxa"/>
+            <w:tcBorders>
+              <w:top w:val="single" w:sz="1" w:space="0" w:color="CCCCCC"/>
+              <w:left w:val="single" w:sz="1" w:space="0" w:color="CCCCCC"/>
+              <w:bottom w:val="single" w:sz="1" w:space="0" w:color="CCCCCC"/>
+              <w:right w:val="single" w:sz="1" w:space="0" w:color="CCCCCC"/>
+            </w:tcBorders>
+            <w:shd w:val="clear" w:color="auto" w:fill="FFFFFF"/>
+            <w:tcMar>
+              <w:top w:w="80" w:type="dxa"/>
+              <w:left w:w="120" w:type="dxa"/>
+              <w:bottom w:w="80" w:type="dxa"/>
+              <w:right w:w="120" w:type="dxa"/>
+            </w:tcMar>
+          </w:tcPr>
+          <w:p>
+            <w:r>
+              <w:rPr>
+                <w:color w:val="333333"/>
+                <w:sz w:val="20"/>
+                <w:szCs w:val="20"/>
+              </w:rPr>
+              <w:t>5→5→1</w:t>
+            </w:r>
+          </w:p>
+        </w:tc>
+        <w:tc>
+          <w:tcPr>
+            <w:tcW w:w="5060" w:type="dxa"/>
+            <w:tcBorders>
+              <w:top w:val="single" w:sz="1" w:space="0" w:color="CCCCCC"/>
+              <w:left w:val="single" w:sz="1" w:space="0" w:color="CCCCCC"/>
+              <w:bottom w:val="single" w:sz="1" w:space="0" w:color="CCCCCC"/>
+              <w:right w:val="single" w:sz="1" w:space="0" w:color="CCCCCC"/>
+            </w:tcBorders>
+            <w:shd w:val="clear" w:color="auto" w:fill="FFFFFF"/>
+            <w:tcMar>
+              <w:top w:w="80" w:type="dxa"/>
+              <w:left w:w="120" w:type="dxa"/>
+              <w:bottom w:w="80" w:type="dxa"/>
+              <w:right w:w="120" w:type="dxa"/>
+            </w:tcMar>
+          </w:tcPr>
+          <w:p>
+            <w:r>
+              <w:rPr>
+                <w:color w:val="333333"/>
+                <w:sz w:val="20"/>
+                <w:szCs w:val="20"/>
+              </w:rPr>
+              <w:t>Year-ahead hourly state demand using 5 years of historical sorted hourly values</w:t>
+            </w:r>
+          </w:p>
+        </w:tc>
+      </w:tr>
+      <w:tr>
+        <w:tc>
+          <w:tcPr>
+            <w:tcW w:w="2500" w:type="dxa"/>
+            <w:tcBorders>
+              <w:top w:val="single" w:sz="1" w:space="0" w:color="CCCCCC"/>
+              <w:left w:val="single" w:sz="1" w:space="0" w:color="CCCCCC"/>
+              <w:bottom w:val="single" w:sz="1" w:space="0" w:color="CCCCCC"/>
+              <w:right w:val="single" w:sz="1" w:space="0" w:color="CCCCCC"/>
+            </w:tcBorders>
+            <w:shd w:val="clear" w:color="auto" w:fill="D6E4F0"/>
+            <w:tcMar>
+              <w:top w:w="80" w:type="dxa"/>
+              <w:left w:w="120" w:type="dxa"/>
+              <w:bottom w:w="80" w:type="dxa"/>
+              <w:right w:w="120" w:type="dxa"/>
+            </w:tcMar>
+          </w:tcPr>
+          <w:p>
+            <w:r>
+              <w:rPr>
+                <w:color w:val="1F4E79"/>
+                <w:sz w:val="20"/>
+                <w:szCs w:val="20"/>
+              </w:rPr>
+              <w:t>IEX Market Price (MCP)</w:t>
+            </w:r>
+          </w:p>
+        </w:tc>
+        <w:tc>
+          <w:tcPr>
+            <w:tcW w:w="1800" w:type="dxa"/>
+            <w:tcBorders>
+              <w:top w:val="single" w:sz="1" w:space="0" w:color="CCCCCC"/>
+              <w:left w:val="single" w:sz="1" w:space="0" w:color="CCCCCC"/>
+              <w:bottom w:val="single" w:sz="1" w:space="0" w:color="CCCCCC"/>
+              <w:right w:val="single" w:sz="1" w:space="0" w:color="CCCCCC"/>
+            </w:tcBorders>
+            <w:shd w:val="clear" w:color="auto" w:fill="D6E4F0"/>
+            <w:tcMar>
+              <w:top w:w="80" w:type="dxa"/>
+              <w:left w:w="120" w:type="dxa"/>
+              <w:bottom w:w="80" w:type="dxa"/>
+              <w:right w:w="120" w:type="dxa"/>
+            </w:tcMar>
+          </w:tcPr>
+          <w:p>
+            <w:r>
+              <w:rPr>
+                <w:color w:val="333333"/>
+                <w:sz w:val="20"/>
+                <w:szCs w:val="20"/>
+              </w:rPr>
+              <w:t>2→2→1</w:t>
+            </w:r>
+          </w:p>
+        </w:tc>
+        <w:tc>
+          <w:tcPr>
+            <w:tcW w:w="5060" w:type="dxa"/>
+            <w:tcBorders>
+              <w:top w:val="single" w:sz="1" w:space="0" w:color="CCCCCC"/>
+              <w:left w:val="single" w:sz="1" w:space="0" w:color="CCCCCC"/>
+              <w:bottom w:val="single" w:sz="1" w:space="0" w:color="CCCCCC"/>
+              <w:right w:val="single" w:sz="1" w:space="0" w:color="CCCCCC"/>
+            </w:tcBorders>
+            <w:shd w:val="clear" w:color="auto" w:fill="D6E4F0"/>
+            <w:tcMar>
+              <w:top w:w="80" w:type="dxa"/>
+              <w:left w:w="120" w:type="dxa"/>
+              <w:bottom w:w="80" w:type="dxa"/>
+              <w:right w:w="120" w:type="dxa"/>
+            </w:tcMar>
+          </w:tcPr>
+          <w:p>
+            <w:r>
+              <w:rPr>
+                <w:color w:val="333333"/>
+                <w:sz w:val="20"/>
+                <w:szCs w:val="20"/>
+              </w:rPr>
+              <w:t>Year-ahead DAM MCP forecast using 2 years of sorted hourly price data</w:t>
+            </w:r>
+          </w:p>
+        </w:tc>
+      </w:tr>
+      <w:tr>
+        <w:tc>
+          <w:tcPr>
+            <w:tcW w:w="2500" w:type="dxa"/>
+            <w:tcBorders>
+              <w:top w:val="single" w:sz="1" w:space="0" w:color="CCCCCC"/>
+              <w:left w:val="single" w:sz="1" w:space="0" w:color="CCCCCC"/>
+              <w:bottom w:val="single" w:sz="1" w:space="0" w:color="CCCCCC"/>
+              <w:right w:val="single" w:sz="1" w:space="0" w:color="CCCCCC"/>
+            </w:tcBorders>
+            <w:shd w:val="clear" w:color="auto" w:fill="FFFFFF"/>
+            <w:tcMar>
+              <w:top w:w="80" w:type="dxa"/>
+              <w:left w:w="120" w:type="dxa"/>
+              <w:bottom w:w="80" w:type="dxa"/>
+              <w:right w:w="120" w:type="dxa"/>
+            </w:tcMar>
+          </w:tcPr>
+          <w:p>
+            <w:r>
+              <w:rPr>
+                <w:color w:val="1F4E79"/>
+                <w:sz w:val="20"/>
+                <w:szCs w:val="20"/>
+              </w:rPr>
+              <w:t>Custom / Generic</w:t>
+            </w:r>
+          </w:p>
+        </w:tc>
+        <w:tc>
+          <w:tcPr>
+            <w:tcW w:w="1800" w:type="dxa"/>
+            <w:tcBorders>
+              <w:top w:val="single" w:sz="1" w:space="0" w:color="CCCCCC"/>
+              <w:left w:val="single" w:sz="1" w:space="0" w:color="CCCCCC"/>
+              <w:bottom w:val="single" w:sz="1" w:space="0" w:color="CCCCCC"/>
+              <w:right w:val="single" w:sz="1" w:space="0" w:color="CCCCCC"/>
+            </w:tcBorders>
+            <w:shd w:val="clear" w:color="auto" w:fill="FFFFFF"/>
+            <w:tcMar>
+              <w:top w:w="80" w:type="dxa"/>
+              <w:left w:w="120" w:type="dxa"/>
+              <w:bottom w:w="80" w:type="dxa"/>
+              <w:right w:w="120" w:type="dxa"/>
+            </w:tcMar>
+          </w:tcPr>
+          <w:p>
+            <w:r>
+              <w:rPr>
+                <w:color w:val="333333"/>
+                <w:sz w:val="20"/>
+                <w:szCs w:val="20"/>
+              </w:rPr>
+              <w:t>4→4→1</w:t>
+            </w:r>
+          </w:p>
+        </w:tc>
+        <w:tc>
+          <w:tcPr>
+            <w:tcW w:w="5060" w:type="dxa"/>
+            <w:tcBorders>
+              <w:top w:val="single" w:sz="1" w:space="0" w:color="CCCCCC"/>
+              <w:left w:val="single" w:sz="1" w:space="0" w:color="CCCCCC"/>
+              <w:bottom w:val="single" w:sz="1" w:space="0" w:color="CCCCCC"/>
+              <w:right w:val="single" w:sz="1" w:space="0" w:color="CCCCCC"/>
+            </w:tcBorders>
+            <w:shd w:val="clear" w:color="auto" w:fill="FFFFFF"/>
+            <w:tcMar>
+              <w:top w:w="80" w:type="dxa"/>
+              <w:left w:w="120" w:type="dxa"/>
+              <w:bottom w:w="80" w:type="dxa"/>
+              <w:right w:w="120" w:type="dxa"/>
+            </w:tcMar>
+          </w:tcPr>
+          <w:p>
+            <w:r>
+              <w:rPr>
+                <w:color w:val="333333"/>
+                <w:sz w:val="20"/>
+                <w:szCs w:val="20"/>
+              </w:rPr>
+              <w:t>Any time-series dataset in the standard column format</w:t>
+            </w:r>
+          </w:p>
+        </w:tc>
+      </w:tr>
+    </w:tbl>
+    <w:p>
+      <w:pPr>
+        <w:spacing w:after="80"/>
+      </w:pPr>
+    </w:p>
+    <w:p>
+      <w:pPr>
         <w:pStyle w:val="Heading3"/>
       </w:pPr>
-      <w:bookmarkStart w:id="50" w:name="_Toc233387861"/>
-      <w:r>
-        <w:t>7.</w:t>
-      </w:r>
-      <w:r>
-        <w:t>4</w:t>
-      </w:r>
-      <w:r>
-        <w:t>.1 Generation Stack Area Chart</w:t>
-      </w:r>
-      <w:bookmarkEnd w:id="50"/>
+      <w:bookmarkStart w:id="46" w:name="_Toc233732621"/>
+      <w:r>
+        <w:t>Input Data Format</w:t>
+      </w:r>
+      <w:bookmarkEnd w:id="46"/>
     </w:p>
     <w:p>
       <w:pPr>
         <w:spacing w:after="120"/>
       </w:pPr>
       <w:r>
+        <w:t>Upload a CSV or Excel file where each column is one year (or one input feature) of sorted historical data, and the last column is the target variable to forecast. Each row is one time slot. Example: for a 5-year state demand forecast, the file has 6 columns (5 input years + 1 target year) and 8760 rows.</w:t>
+      </w:r>
+    </w:p>
+    <w:p>
+      <w:pPr>
+        <w:pStyle w:val="Heading3"/>
+      </w:pPr>
+      <w:bookmarkStart w:id="47" w:name="_Toc233732622"/>
+      <w:r>
+        <w:t>Stage 2: Configure &amp; Train</w:t>
+      </w:r>
+      <w:bookmarkEnd w:id="47"/>
+    </w:p>
+    <w:p>
+      <w:pPr>
+        <w:spacing w:after="120"/>
+      </w:pPr>
+      <w:r>
+        <w:t>Configure the model using the three-column parameter panel:</w:t>
+      </w:r>
+    </w:p>
+    <w:p>
+      <w:pPr>
+        <w:pStyle w:val="ListParagraph"/>
+        <w:numPr>
+          <w:ilvl w:val="0"/>
+          <w:numId w:val="2"/>
+        </w:numPr>
+        <w:spacing w:after="80"/>
+      </w:pPr>
+      <w:r>
+        <w:t>Network architecture: comma-separated layer sizes (e.g. 5,8,4,1). First value auto-corrected to match input features; last value must be 1.</w:t>
+      </w:r>
+    </w:p>
+    <w:p>
+      <w:pPr>
+        <w:pStyle w:val="ListParagraph"/>
+        <w:numPr>
+          <w:ilvl w:val="0"/>
+          <w:numId w:val="2"/>
+        </w:numPr>
+        <w:spacing w:after="80"/>
+      </w:pPr>
+      <w:r>
         <w:lastRenderedPageBreak/>
-        <w:t>Stacked area chart showing how demand is served for the selected flexibility level. Traces: Optimised Demand (scatter markers), Scheduled Generation, Renewable Energy, Battery Power, Market Power. All use unified hover mode.</w:t>
+        <w:t>Training split: percentage of data used for training (default 70%); remainder is the test set.</w:t>
+      </w:r>
+    </w:p>
+    <w:p>
+      <w:pPr>
+        <w:pStyle w:val="ListParagraph"/>
+        <w:numPr>
+          <w:ilvl w:val="0"/>
+          <w:numId w:val="2"/>
+        </w:numPr>
+        <w:spacing w:after="80"/>
+      </w:pPr>
+      <w:r>
+        <w:t>Learning rate and iteration count: adjust and retrain without re-uploading data.</w:t>
+      </w:r>
+    </w:p>
+    <w:p>
+      <w:pPr>
+        <w:pStyle w:val="ListParagraph"/>
+        <w:numPr>
+          <w:ilvl w:val="0"/>
+          <w:numId w:val="2"/>
+        </w:numPr>
+        <w:spacing w:after="80"/>
+      </w:pPr>
+      <w:r>
+        <w:t>Cost curve smoothing: plot one cost point every N iterations to reduce noise.</w:t>
+      </w:r>
+    </w:p>
+    <w:p>
+      <w:pPr>
+        <w:spacing w:after="120"/>
+      </w:pPr>
+      <w:r>
+        <w:t xml:space="preserve">Training runs with a 20-step chunked progress bar. The ANN uses He initialisation for </w:t>
+      </w:r>
+      <w:proofErr w:type="spellStart"/>
+      <w:r>
+        <w:t>ReLU</w:t>
+      </w:r>
+      <w:proofErr w:type="spellEnd"/>
+      <w:r>
+        <w:t xml:space="preserve"> hidden layers and a linear output layer, matching the reference notebook architecture.</w:t>
       </w:r>
     </w:p>
     <w:p>
       <w:pPr>
         <w:pStyle w:val="Heading3"/>
       </w:pPr>
-      <w:bookmarkStart w:id="51" w:name="_Toc233387862"/>
-      <w:r>
-        <w:t>7.</w:t>
-      </w:r>
-      <w:r>
-        <w:t>4</w:t>
-      </w:r>
-      <w:r>
-        <w:t>.2 Demand Heatmap</w:t>
-      </w:r>
-      <w:bookmarkEnd w:id="51"/>
+      <w:bookmarkStart w:id="48" w:name="_Toc233732623"/>
+      <w:r>
+        <w:t>Training Results &amp; Test Charts</w:t>
+      </w:r>
+      <w:bookmarkEnd w:id="48"/>
     </w:p>
     <w:p>
       <w:pPr>
         <w:spacing w:after="120"/>
       </w:pPr>
       <w:r>
-        <w:t xml:space="preserve">2D heatmap of optimised demand intensity (Hour of day × Day of year, </w:t>
+        <w:t>After training, five sections are displayed:</w:t>
+      </w:r>
+    </w:p>
+    <w:p>
+      <w:pPr>
+        <w:pStyle w:val="ListParagraph"/>
+        <w:numPr>
+          <w:ilvl w:val="0"/>
+          <w:numId w:val="2"/>
+        </w:numPr>
+        <w:spacing w:after="80"/>
+      </w:pPr>
+      <w:r>
+        <w:t xml:space="preserve">KPI row: Final MSE, Test </w:t>
       </w:r>
       <w:proofErr w:type="spellStart"/>
       <w:r>
-        <w:t>Viridis</w:t>
+        <w:t>nRMSE</w:t>
       </w:r>
       <w:proofErr w:type="spellEnd"/>
       <w:r>
-        <w:t xml:space="preserve"> scale). Shows seasonal and daily demand patterns and the effect of demand flexibility on load shape.</w:t>
+        <w:t xml:space="preserve"> (%), Test </w:t>
+      </w:r>
+      <w:proofErr w:type="spellStart"/>
+      <w:r>
+        <w:t>sMAPE</w:t>
+      </w:r>
+      <w:proofErr w:type="spellEnd"/>
+      <w:r>
+        <w:t xml:space="preserve"> (%), Test R², Test MAE</w:t>
+      </w:r>
+    </w:p>
+    <w:p>
+      <w:pPr>
+        <w:pStyle w:val="ListParagraph"/>
+        <w:numPr>
+          <w:ilvl w:val="0"/>
+          <w:numId w:val="2"/>
+        </w:numPr>
+        <w:spacing w:after="80"/>
+      </w:pPr>
+      <w:r>
+        <w:t>Cost curve: MSE loss vs iteration number, smoothed, with architecture and hyperparameter caption</w:t>
+      </w:r>
+    </w:p>
+    <w:p>
+      <w:pPr>
+        <w:pStyle w:val="ListParagraph"/>
+        <w:numPr>
+          <w:ilvl w:val="0"/>
+          <w:numId w:val="2"/>
+        </w:numPr>
+        <w:spacing w:after="80"/>
+      </w:pPr>
+      <w:r>
+        <w:t>Test set actual vs predicted: both lines overlaid with train/test split shaded region</w:t>
+      </w:r>
+    </w:p>
+    <w:p>
+      <w:pPr>
+        <w:pStyle w:val="ListParagraph"/>
+        <w:numPr>
+          <w:ilvl w:val="0"/>
+          <w:numId w:val="2"/>
+        </w:numPr>
+        <w:spacing w:after="80"/>
+      </w:pPr>
+      <w:r>
+        <w:t>Full dataset overlay: historical actual + model output across train and test regions, with vertical split line</w:t>
+      </w:r>
+    </w:p>
+    <w:p>
+      <w:pPr>
+        <w:pStyle w:val="ListParagraph"/>
+        <w:numPr>
+          <w:ilvl w:val="0"/>
+          <w:numId w:val="2"/>
+        </w:numPr>
+        <w:spacing w:after="80"/>
+      </w:pPr>
+      <w:r>
+        <w:t xml:space="preserve">Detailed metrics table: training set and test set metrics side by side (RMSE, </w:t>
+      </w:r>
+      <w:proofErr w:type="spellStart"/>
+      <w:r>
+        <w:t>nRMSE</w:t>
+      </w:r>
+      <w:proofErr w:type="spellEnd"/>
+      <w:r>
+        <w:t xml:space="preserve">, </w:t>
+      </w:r>
+      <w:proofErr w:type="spellStart"/>
+      <w:r>
+        <w:t>sMAPE</w:t>
+      </w:r>
+      <w:proofErr w:type="spellEnd"/>
+      <w:r>
+        <w:t>, MAE, R²)</w:t>
+      </w:r>
+    </w:p>
+    <w:p>
+      <w:pPr>
+        <w:pStyle w:val="ListParagraph"/>
+        <w:numPr>
+          <w:ilvl w:val="0"/>
+          <w:numId w:val="2"/>
+        </w:numPr>
+        <w:spacing w:after="80"/>
+      </w:pPr>
+      <w:r>
+        <w:t>Actual vs Predicted scatter (collapsible): test set scatter with perfect-fit diagonal line</w:t>
       </w:r>
     </w:p>
     <w:p>
       <w:pPr>
         <w:pStyle w:val="Heading3"/>
       </w:pPr>
-      <w:bookmarkStart w:id="52" w:name="_Toc233387863"/>
-      <w:r>
-        <w:t>7.</w:t>
-      </w:r>
-      <w:r>
-        <w:t>4</w:t>
-      </w:r>
-      <w:r>
-        <w:t>.3 Base vs Optimised Demand Comparison</w:t>
-      </w:r>
-      <w:bookmarkEnd w:id="52"/>
+      <w:bookmarkStart w:id="49" w:name="_Toc233732624"/>
+      <w:r>
+        <w:t>Stage 3: Year-Ahead Forecast</w:t>
+      </w:r>
+      <w:bookmarkEnd w:id="49"/>
     </w:p>
     <w:p>
       <w:pPr>
         <w:spacing w:after="120"/>
       </w:pPr>
       <w:r>
-        <w:t>Line chart overlaying base demand (flex=0) and optimised demand for the selected flexibility level. Lines diverge wherever the optimizer rescheduled load.</w:t>
-      </w:r>
-    </w:p>
-    <w:p>
-      <w:pPr>
-        <w:pStyle w:val="Heading3"/>
-      </w:pPr>
-      <w:bookmarkStart w:id="53" w:name="_Toc233387864"/>
-      <w:r>
-        <w:t>7.</w:t>
-      </w:r>
-      <w:r>
-        <w:t>4</w:t>
-      </w:r>
-      <w:r>
-        <w:t>.4 DF/DR Savings Heatmap</w:t>
-      </w:r>
-      <w:bookmarkEnd w:id="53"/>
-    </w:p>
-    <w:p>
-      <w:pPr>
-        <w:spacing w:after="120"/>
-      </w:pPr>
-      <w:r>
-        <w:t>Per-unit cost saving from demand flexibility in ₹/kWh (Hour of day × Day of year). Bright cells = highest-value time slots for targeting DR programmes.</w:t>
-      </w:r>
-    </w:p>
-    <w:p>
-      <w:pPr>
-        <w:pBdr>
-          <w:left w:val="single" w:sz="8" w:space="0" w:color="2E75B6"/>
-        </w:pBdr>
+        <w:t>Upload a file containing only the input feature columns (no target column) for the forecast period. The model normalises using training data's max values (no data leakage). Output includes:</w:t>
+      </w:r>
+    </w:p>
+    <w:p>
+      <w:pPr>
+        <w:pStyle w:val="ListParagraph"/>
+        <w:numPr>
+          <w:ilvl w:val="0"/>
+          <w:numId w:val="2"/>
+        </w:numPr>
+        <w:spacing w:after="80"/>
+      </w:pPr>
+      <w:r>
+        <w:t>Forecast chart: overlays full historical series + forecast continuation with 'Forecast starts' marker</w:t>
+      </w:r>
+    </w:p>
+    <w:p>
+      <w:pPr>
+        <w:pStyle w:val="ListParagraph"/>
+        <w:numPr>
+          <w:ilvl w:val="0"/>
+          <w:numId w:val="2"/>
+        </w:numPr>
+        <w:spacing w:after="80"/>
+      </w:pPr>
+      <w:r>
+        <w:t>Monthly summary table: auto-generated for 8760-row forecasts (total, peak, mean, min per month)</w:t>
+      </w:r>
+    </w:p>
+    <w:p>
+      <w:pPr>
+        <w:pStyle w:val="ListParagraph"/>
+        <w:numPr>
+          <w:ilvl w:val="0"/>
+          <w:numId w:val="2"/>
+        </w:numPr>
+        <w:spacing w:after="80"/>
+      </w:pPr>
+      <w:r>
+        <w:t>Download buttons: CSV and Excel (Excel includes monthly summary on second sheet)</w:t>
+      </w:r>
+    </w:p>
+    <w:p>
+      <w:pPr>
+        <w:pStyle w:val="ListParagraph"/>
+        <w:numPr>
+          <w:ilvl w:val="0"/>
+          <w:numId w:val="2"/>
+        </w:numPr>
+        <w:spacing w:after="80"/>
+      </w:pPr>
+      <w:r>
+        <w:t>'Use as Demand input in DF Model' button: pushes forecast directly into session state — main page uses it without file re-upload</w:t>
+      </w:r>
+    </w:p>
+    <w:p>
+      <w:pPr>
+        <w:spacing w:after="80"/>
+      </w:pPr>
+    </w:p>
+    <w:p>
+      <w:pPr>
         <w:shd w:val="clear" w:color="auto" w:fill="F0F8FF"/>
         <w:spacing w:after="120"/>
         <w:ind w:left="360"/>
@@ -14222,187 +14036,53 @@
           <w:sz w:val="20"/>
           <w:szCs w:val="20"/>
         </w:rPr>
-        <w:t>Compare this heatmap with the consumer meter heatmap on Page 4 to identify consumers whose peak hours align with the highest-value DR windows.</w:t>
+        <w:t xml:space="preserve">The ANN model is implemented in pure </w:t>
+      </w:r>
+      <w:proofErr w:type="spellStart"/>
+      <w:r>
+        <w:rPr>
+          <w:i/>
+          <w:iCs/>
+          <w:color w:val="1F4E79"/>
+          <w:sz w:val="20"/>
+          <w:szCs w:val="20"/>
+        </w:rPr>
+        <w:t>numpy</w:t>
+      </w:r>
+      <w:proofErr w:type="spellEnd"/>
+      <w:r>
+        <w:rPr>
+          <w:i/>
+          <w:iCs/>
+          <w:color w:val="1F4E79"/>
+          <w:sz w:val="20"/>
+          <w:szCs w:val="20"/>
+        </w:rPr>
+        <w:t xml:space="preserve"> — no TensorFlow or scikit-learn required for this module. </w:t>
       </w:r>
     </w:p>
     <w:p>
       <w:pPr>
         <w:pStyle w:val="Heading2"/>
       </w:pPr>
-      <w:bookmarkStart w:id="54" w:name="_Toc233387865"/>
-      <w:r>
-        <w:t>7.5 Consumer Demand Analysis Page</w:t>
-      </w:r>
-      <w:bookmarkEnd w:id="54"/>
+      <w:bookmarkStart w:id="50" w:name="_Toc233732625"/>
+      <w:r>
+        <w:t>7.</w:t>
+      </w:r>
+      <w:r>
+        <w:t>4</w:t>
+      </w:r>
+      <w:r>
+        <w:t xml:space="preserve"> Flexibility Analysis Page</w:t>
+      </w:r>
+      <w:bookmarkEnd w:id="50"/>
     </w:p>
     <w:p>
       <w:pPr>
         <w:spacing w:after="120"/>
       </w:pPr>
       <w:r>
-        <w:t>Meter-level analysis to identify consumers contributing most to high-cost generation periods. Requires a completed optimization run from the main page.</w:t>
-      </w:r>
-    </w:p>
-    <w:p>
-      <w:pPr>
-        <w:pStyle w:val="Heading3"/>
-      </w:pPr>
-      <w:bookmarkStart w:id="55" w:name="_Toc233387866"/>
-      <w:r>
-        <w:t>Meter Data Upload</w:t>
-      </w:r>
-      <w:bookmarkEnd w:id="55"/>
-    </w:p>
-    <w:p>
-      <w:pPr>
-        <w:spacing w:after="120"/>
-      </w:pPr>
-      <w:r>
-        <w:t xml:space="preserve">Upload a CSV file directly using the file uploader widget. Each column = one consumer meter (ID or number as header). Each row = one time slot. Values in kW. Number of rows must match </w:t>
-      </w:r>
-      <w:proofErr w:type="spellStart"/>
-      <w:r>
-        <w:t>num_slots</w:t>
-      </w:r>
-      <w:proofErr w:type="spellEnd"/>
-      <w:r>
-        <w:t>.</w:t>
-      </w:r>
-    </w:p>
-    <w:p>
-      <w:pPr>
-        <w:pStyle w:val="Heading3"/>
-      </w:pPr>
-      <w:bookmarkStart w:id="56" w:name="_Toc233387867"/>
-      <w:r>
-        <w:t>High-Cost Threshold</w:t>
-      </w:r>
-      <w:bookmarkEnd w:id="56"/>
-    </w:p>
-    <w:p>
-      <w:pPr>
-        <w:spacing w:after="120"/>
-      </w:pPr>
-      <w:r>
-        <w:t>The percentile input defines what constitutes a high-cost period. Default 10.0 means the top 10% most expensive hours. Lower values flag only extreme peaks; higher values flag broader expensive periods.</w:t>
-      </w:r>
-    </w:p>
-    <w:p>
-      <w:pPr>
-        <w:pStyle w:val="Heading3"/>
-      </w:pPr>
-      <w:bookmarkStart w:id="57" w:name="_Toc233387868"/>
-      <w:r>
-        <w:t>7.</w:t>
-      </w:r>
-      <w:r>
-        <w:t>5</w:t>
-      </w:r>
-      <w:r>
-        <w:t>.1 Consumer Risk Analysis Table</w:t>
-      </w:r>
-      <w:bookmarkEnd w:id="57"/>
-    </w:p>
-    <w:p>
-      <w:pPr>
-        <w:spacing w:after="120"/>
-      </w:pPr>
-      <w:r>
-        <w:t>Ranks all consumer meters by Risk Score (descending). Risk Score = 50% consumption share weight + 30% peak share weight + 20% cost impact weight. Columns include Total Consumption, Peak Demand, High-Cost Consumption, High-Cost Impact (₹), and Risk Score.</w:t>
-      </w:r>
-    </w:p>
-    <w:p>
-      <w:pPr>
-        <w:pStyle w:val="Heading3"/>
-      </w:pPr>
-      <w:bookmarkStart w:id="58" w:name="_Toc233387869"/>
-      <w:r>
-        <w:t>7.</w:t>
-      </w:r>
-      <w:r>
-        <w:t>5</w:t>
-      </w:r>
-      <w:r>
-        <w:t>.2 Consumer Load vs PU Cost Scatter</w:t>
-      </w:r>
-      <w:bookmarkEnd w:id="58"/>
-    </w:p>
-    <w:p>
-      <w:pPr>
-        <w:spacing w:after="120"/>
-      </w:pPr>
-      <w:r>
-        <w:t>Scatter plot of consumer demand (X) vs per-unit generation cost (Y). Each point = one time slot. Positive correlation (upper-right cluster) = high-priority DR candidate. Flat or negative = consumer load not aligned with expensive periods.</w:t>
-      </w:r>
-    </w:p>
-    <w:p>
-      <w:pPr>
-        <w:pStyle w:val="Heading3"/>
-      </w:pPr>
-      <w:bookmarkStart w:id="59" w:name="_Toc233387870"/>
-      <w:r>
-        <w:t>7.</w:t>
-      </w:r>
-      <w:r>
-        <w:t>5</w:t>
-      </w:r>
-      <w:r>
-        <w:t>.3 Meter Consumption Heatmap</w:t>
-      </w:r>
-      <w:bookmarkEnd w:id="59"/>
-    </w:p>
-    <w:p>
-      <w:pPr>
-        <w:spacing w:after="120"/>
-      </w:pPr>
-      <w:r>
-        <w:lastRenderedPageBreak/>
-        <w:t>2D heatmap of selected meter's consumption (Hour of day × Day of year). Compare with the DF savings heatmap to identify overlap between this consumer's peak hours and the highest-value DR windows.</w:t>
-      </w:r>
-    </w:p>
-    <w:p>
-      <w:pPr>
-        <w:pStyle w:val="Heading2"/>
-      </w:pPr>
-      <w:bookmarkStart w:id="60" w:name="_Toc233387871"/>
-      <w:r>
-        <w:t>7.6 Generator utilisation</w:t>
-      </w:r>
-      <w:bookmarkEnd w:id="60"/>
-    </w:p>
-    <w:p>
-      <w:r>
-        <w:t>This provides generating unit wise Plant Load Factor (PLF), minimum and maximum power delivered.</w:t>
-      </w:r>
-    </w:p>
-    <w:p/>
-    <w:p>
-      <w:r>
-        <w:t>Heatmap is created for each plant to show percentage contribution of plant generation to total demand.</w:t>
-      </w:r>
-    </w:p>
-    <w:p>
-      <w:pPr>
-        <w:pStyle w:val="Heading2"/>
-      </w:pPr>
-      <w:bookmarkStart w:id="61" w:name="_Toc233387872"/>
-      <w:r>
-        <w:t>7.</w:t>
-      </w:r>
-      <w:r>
-        <w:t>7</w:t>
-      </w:r>
-      <w:r>
-        <w:t xml:space="preserve"> IEX Market MCP Data Trend Page</w:t>
-      </w:r>
-      <w:bookmarkEnd w:id="61"/>
-    </w:p>
-    <w:p>
-      <w:pPr>
-        <w:spacing w:after="120"/>
-      </w:pPr>
-      <w:r>
-        <w:t>Provides market price benchmarking using IEX DAM and RTM data. The page operates in two modes selectable via a radio button:</w:t>
+        <w:t>Accessible only after a successful main-page optimization run. Click Calculate parameters for charts to compute derived metrics:</w:t>
       </w:r>
     </w:p>
     <w:tbl>
@@ -14453,7 +14133,7 @@
                 <w:sz w:val="20"/>
                 <w:szCs w:val="20"/>
               </w:rPr>
-              <w:t>Mode</w:t>
+              <w:t>Derived Metric</w:t>
             </w:r>
           </w:p>
         </w:tc>
@@ -14481,7 +14161,7 @@
                 <w:sz w:val="20"/>
                 <w:szCs w:val="20"/>
               </w:rPr>
-              <w:t>When to Use</w:t>
+              <w:t>Description</w:t>
             </w:r>
           </w:p>
         </w:tc>
@@ -14511,7 +14191,7 @@
                 <w:sz w:val="20"/>
                 <w:szCs w:val="20"/>
               </w:rPr>
-              <w:t>Live Fetch (local only)</w:t>
+              <w:t>Demand Modulation</w:t>
             </w:r>
           </w:p>
         </w:tc>
@@ -14539,7 +14219,7 @@
                 <w:sz w:val="20"/>
                 <w:szCs w:val="20"/>
               </w:rPr>
-              <w:t>Use on a local machine with direct internet access. Scrapes IEX website automatically for the past 7 days.</w:t>
+              <w:t>Difference between base-case and selected-flexibility optimised demand. Positive = demand shifted down; negative = shifted up.</w:t>
             </w:r>
           </w:p>
         </w:tc>
@@ -14569,7 +14249,7 @@
                 <w:sz w:val="20"/>
                 <w:szCs w:val="20"/>
               </w:rPr>
-              <w:t>Upload CSV manually</w:t>
+              <w:t>DF Per-Unit Savings (₹/kWh)</w:t>
             </w:r>
           </w:p>
         </w:tc>
@@ -14597,25 +14277,7 @@
                 <w:sz w:val="20"/>
                 <w:szCs w:val="20"/>
               </w:rPr>
-              <w:t>Use on the online (</w:t>
-            </w:r>
-            <w:proofErr w:type="spellStart"/>
-            <w:r>
-              <w:rPr>
-                <w:color w:val="333333"/>
-                <w:sz w:val="20"/>
-                <w:szCs w:val="20"/>
-              </w:rPr>
-              <w:t>Streamlit</w:t>
-            </w:r>
-            <w:proofErr w:type="spellEnd"/>
-            <w:r>
-              <w:rPr>
-                <w:color w:val="333333"/>
-                <w:sz w:val="20"/>
-                <w:szCs w:val="20"/>
-              </w:rPr>
-              <w:t xml:space="preserve"> Cloud) version, or when live fetch is blocked. Download the CSV from iexindia.com and upload it directly.</w:t>
+              <w:t>Cost saved per unit of demand modulated. Computed only when modulation &gt;1% of demand to avoid near-zero division noise.</w:t>
             </w:r>
           </w:p>
         </w:tc>
@@ -14623,13 +14285,538 @@
     </w:tbl>
     <w:p>
       <w:pPr>
+        <w:spacing w:after="80"/>
+      </w:pPr>
+    </w:p>
+    <w:p>
+      <w:pPr>
         <w:pStyle w:val="Heading3"/>
       </w:pPr>
-      <w:bookmarkStart w:id="62" w:name="_Toc233387873"/>
+      <w:bookmarkStart w:id="51" w:name="_Toc233732626"/>
+      <w:r>
+        <w:t>7.</w:t>
+      </w:r>
+      <w:r>
+        <w:t>4</w:t>
+      </w:r>
+      <w:r>
+        <w:t>.1 Generation Stack Area Chart</w:t>
+      </w:r>
+      <w:bookmarkEnd w:id="51"/>
+    </w:p>
+    <w:p>
+      <w:pPr>
+        <w:spacing w:after="120"/>
+      </w:pPr>
+      <w:r>
+        <w:t>Stacked area chart showing how demand is served for the selected flexibility level. Traces: Optimised Demand (scatter markers), Scheduled Generation, Renewable Energy, Battery Power, Market Power. All use unified hover mode.</w:t>
+      </w:r>
+    </w:p>
+    <w:p>
+      <w:pPr>
+        <w:pStyle w:val="Heading3"/>
+      </w:pPr>
+      <w:bookmarkStart w:id="52" w:name="_Toc233732627"/>
+      <w:r>
+        <w:t>7.</w:t>
+      </w:r>
+      <w:r>
+        <w:t>4</w:t>
+      </w:r>
+      <w:r>
+        <w:t>.2 Demand Heatmap</w:t>
+      </w:r>
+      <w:bookmarkEnd w:id="52"/>
+    </w:p>
+    <w:p>
+      <w:pPr>
+        <w:spacing w:after="120"/>
+      </w:pPr>
+      <w:r>
+        <w:t xml:space="preserve">2D heatmap of optimised demand intensity (Hour of day × Day of year, </w:t>
+      </w:r>
+      <w:proofErr w:type="spellStart"/>
+      <w:r>
+        <w:t>Viridis</w:t>
+      </w:r>
+      <w:proofErr w:type="spellEnd"/>
+      <w:r>
+        <w:t xml:space="preserve"> scale). Shows seasonal and daily demand patterns and the effect of demand flexibility on load shape.</w:t>
+      </w:r>
+    </w:p>
+    <w:p>
+      <w:pPr>
+        <w:pStyle w:val="Heading3"/>
+      </w:pPr>
+      <w:bookmarkStart w:id="53" w:name="_Toc233732628"/>
+      <w:r>
+        <w:t>7.</w:t>
+      </w:r>
+      <w:r>
+        <w:t>4</w:t>
+      </w:r>
+      <w:r>
+        <w:t>.3 Base vs Optimised Demand Comparison</w:t>
+      </w:r>
+      <w:bookmarkEnd w:id="53"/>
+    </w:p>
+    <w:p>
+      <w:pPr>
+        <w:spacing w:after="120"/>
+      </w:pPr>
+      <w:r>
+        <w:t>Line chart overlaying base demand (flex=0) and optimised demand for the selected flexibility level. Lines diverge wherever the optimizer rescheduled load.</w:t>
+      </w:r>
+    </w:p>
+    <w:p>
+      <w:pPr>
+        <w:pStyle w:val="Heading3"/>
+      </w:pPr>
+      <w:bookmarkStart w:id="54" w:name="_Toc233732629"/>
+      <w:r>
+        <w:t>7.</w:t>
+      </w:r>
+      <w:r>
+        <w:t>4</w:t>
+      </w:r>
+      <w:r>
+        <w:t>.4 DF/DR Savings Heatmap</w:t>
+      </w:r>
+      <w:bookmarkEnd w:id="54"/>
+    </w:p>
+    <w:p>
+      <w:pPr>
+        <w:spacing w:after="120"/>
+      </w:pPr>
+      <w:r>
+        <w:t>Per-unit cost saving from demand flexibility in ₹/kWh (Hour of day × Day of year). Bright cells = highest-value time slots for targeting DR programmes.</w:t>
+      </w:r>
+    </w:p>
+    <w:p>
+      <w:pPr>
+        <w:pBdr>
+          <w:left w:val="single" w:sz="8" w:space="0" w:color="2E75B6"/>
+        </w:pBdr>
+        <w:shd w:val="clear" w:color="auto" w:fill="F0F8FF"/>
+        <w:spacing w:after="120"/>
+        <w:ind w:left="360"/>
+      </w:pPr>
+      <w:r>
+        <w:rPr>
+          <w:i/>
+          <w:iCs/>
+          <w:color w:val="1F4E79"/>
+          <w:sz w:val="20"/>
+          <w:szCs w:val="20"/>
+        </w:rPr>
+        <w:t>Compare this heatmap with the consumer meter heatmap on Page 4 to identify consumers whose peak hours align with the highest-value DR windows.</w:t>
+      </w:r>
+    </w:p>
+    <w:p>
+      <w:pPr>
+        <w:pStyle w:val="Heading2"/>
+      </w:pPr>
+      <w:bookmarkStart w:id="55" w:name="_Toc233732630"/>
+      <w:r>
+        <w:t>7.5 Consumer Demand Analysis Page</w:t>
+      </w:r>
+      <w:bookmarkEnd w:id="55"/>
+    </w:p>
+    <w:p>
+      <w:pPr>
+        <w:spacing w:after="120"/>
+      </w:pPr>
+      <w:r>
+        <w:t>Meter-level analysis to identify consumers contributing most to high-cost generation periods. Requires a completed optimization run from the main page.</w:t>
+      </w:r>
+    </w:p>
+    <w:p>
+      <w:pPr>
+        <w:pStyle w:val="Heading3"/>
+      </w:pPr>
+      <w:bookmarkStart w:id="56" w:name="_Toc233732631"/>
+      <w:r>
+        <w:t>Meter Data Upload</w:t>
+      </w:r>
+      <w:bookmarkEnd w:id="56"/>
+    </w:p>
+    <w:p>
+      <w:pPr>
+        <w:spacing w:after="120"/>
+      </w:pPr>
+      <w:r>
+        <w:t xml:space="preserve">Upload a CSV file directly using the file uploader widget. Each column = one consumer meter (ID or number as header). Each row = one time slot. Values in kW. Number of rows must match </w:t>
+      </w:r>
+      <w:proofErr w:type="spellStart"/>
+      <w:r>
+        <w:t>num_slots</w:t>
+      </w:r>
+      <w:proofErr w:type="spellEnd"/>
+      <w:r>
+        <w:t>.</w:t>
+      </w:r>
+    </w:p>
+    <w:p>
+      <w:pPr>
+        <w:pStyle w:val="Heading3"/>
+      </w:pPr>
+      <w:bookmarkStart w:id="57" w:name="_Toc233732632"/>
+      <w:r>
+        <w:t>High-Cost Threshold</w:t>
+      </w:r>
+      <w:bookmarkEnd w:id="57"/>
+    </w:p>
+    <w:p>
+      <w:pPr>
+        <w:spacing w:after="120"/>
+      </w:pPr>
+      <w:r>
+        <w:t>The percentile input defines what constitutes a high-cost period. Default 10.0 means the top 10% most expensive hours. Lower values flag only extreme peaks; higher values flag broader expensive periods.</w:t>
+      </w:r>
+    </w:p>
+    <w:p>
+      <w:pPr>
+        <w:pStyle w:val="Heading3"/>
+      </w:pPr>
+      <w:bookmarkStart w:id="58" w:name="_Toc233732633"/>
+      <w:r>
+        <w:t>7.</w:t>
+      </w:r>
+      <w:r>
+        <w:t>5</w:t>
+      </w:r>
+      <w:r>
+        <w:t>.1 Consumer Risk Analysis Table</w:t>
+      </w:r>
+      <w:bookmarkEnd w:id="58"/>
+    </w:p>
+    <w:p>
+      <w:pPr>
+        <w:spacing w:after="120"/>
+      </w:pPr>
+      <w:r>
+        <w:t>Ranks all consumer meters by Risk Score (descending). Risk Score = 50% consumption share weight + 30% peak share weight + 20% cost impact weight. Columns include Total Consumption, Peak Demand, High-Cost Consumption, High-Cost Impact (₹), and Risk Score.</w:t>
+      </w:r>
+    </w:p>
+    <w:p>
+      <w:pPr>
+        <w:pStyle w:val="Heading3"/>
+      </w:pPr>
+      <w:bookmarkStart w:id="59" w:name="_Toc233732634"/>
+      <w:r>
+        <w:t>7.</w:t>
+      </w:r>
+      <w:r>
+        <w:t>5</w:t>
+      </w:r>
+      <w:r>
+        <w:t>.2 Consumer Load vs PU Cost Scatter</w:t>
+      </w:r>
+      <w:bookmarkEnd w:id="59"/>
+    </w:p>
+    <w:p>
+      <w:pPr>
+        <w:spacing w:after="120"/>
+      </w:pPr>
+      <w:r>
+        <w:t>Scatter plot of consumer demand (X) vs per-unit generation cost (Y). Each point = one time slot. Positive correlation (upper-right cluster) = high-priority DR candidate. Flat or negative = consumer load not aligned with expensive periods.</w:t>
+      </w:r>
+    </w:p>
+    <w:p>
+      <w:pPr>
+        <w:pStyle w:val="Heading3"/>
+      </w:pPr>
+      <w:bookmarkStart w:id="60" w:name="_Toc233732635"/>
+      <w:r>
+        <w:lastRenderedPageBreak/>
+        <w:t>7.</w:t>
+      </w:r>
+      <w:r>
+        <w:t>5</w:t>
+      </w:r>
+      <w:r>
+        <w:t>.3 Meter Consumption Heatmap</w:t>
+      </w:r>
+      <w:bookmarkEnd w:id="60"/>
+    </w:p>
+    <w:p>
+      <w:pPr>
+        <w:spacing w:after="120"/>
+      </w:pPr>
+      <w:r>
+        <w:t>2D heatmap of selected meter's consumption (Hour of day × Day of year). Compare with the DF savings heatmap to identify overlap between this consumer's peak hours and the highest-value DR windows.</w:t>
+      </w:r>
+    </w:p>
+    <w:p>
+      <w:pPr>
+        <w:pStyle w:val="Heading2"/>
+      </w:pPr>
+      <w:bookmarkStart w:id="61" w:name="_Toc233732636"/>
+      <w:r>
+        <w:t>7.6 Generator utilisation</w:t>
+      </w:r>
+      <w:bookmarkEnd w:id="61"/>
+    </w:p>
+    <w:p>
+      <w:r>
+        <w:t>This provides generating unit wise Plant Load Factor (PLF), minimum and maximum power delivered.</w:t>
+      </w:r>
+    </w:p>
+    <w:p/>
+    <w:p>
+      <w:r>
+        <w:t>Heatmap is created for each plant to show percentage contribution of plant generation to total demand.</w:t>
+      </w:r>
+    </w:p>
+    <w:p>
+      <w:pPr>
+        <w:pStyle w:val="Heading2"/>
+      </w:pPr>
+      <w:bookmarkStart w:id="62" w:name="_Toc233732637"/>
+      <w:r>
+        <w:t>7.</w:t>
+      </w:r>
+      <w:r>
+        <w:t>7</w:t>
+      </w:r>
+      <w:r>
+        <w:t xml:space="preserve"> IEX Market MCP Data Trend Page</w:t>
+      </w:r>
+      <w:bookmarkEnd w:id="62"/>
+    </w:p>
+    <w:p>
+      <w:pPr>
+        <w:spacing w:after="120"/>
+      </w:pPr>
+      <w:r>
+        <w:t>Provides market price benchmarking using IEX DAM and RTM data. The page operates in two modes selectable via a radio button:</w:t>
+      </w:r>
+    </w:p>
+    <w:tbl>
+      <w:tblPr>
+        <w:tblW w:w="9360" w:type="dxa"/>
+        <w:tblBorders>
+          <w:top w:val="single" w:sz="4" w:space="0" w:color="auto"/>
+          <w:left w:val="single" w:sz="4" w:space="0" w:color="auto"/>
+          <w:bottom w:val="single" w:sz="4" w:space="0" w:color="auto"/>
+          <w:right w:val="single" w:sz="4" w:space="0" w:color="auto"/>
+          <w:insideH w:val="single" w:sz="4" w:space="0" w:color="auto"/>
+          <w:insideV w:val="single" w:sz="4" w:space="0" w:color="auto"/>
+        </w:tblBorders>
+        <w:tblCellMar>
+          <w:left w:w="10" w:type="dxa"/>
+          <w:right w:w="10" w:type="dxa"/>
+        </w:tblCellMar>
+        <w:tblLook w:val="0000" w:firstRow="0" w:lastRow="0" w:firstColumn="0" w:lastColumn="0" w:noHBand="0" w:noVBand="0"/>
+      </w:tblPr>
+      <w:tblGrid>
+        <w:gridCol w:w="3000"/>
+        <w:gridCol w:w="6360"/>
+      </w:tblGrid>
+      <w:tr>
+        <w:tc>
+          <w:tcPr>
+            <w:tcW w:w="3000" w:type="dxa"/>
+            <w:tcBorders>
+              <w:top w:val="single" w:sz="1" w:space="0" w:color="CCCCCC"/>
+              <w:left w:val="single" w:sz="1" w:space="0" w:color="CCCCCC"/>
+              <w:bottom w:val="single" w:sz="1" w:space="0" w:color="CCCCCC"/>
+              <w:right w:val="single" w:sz="1" w:space="0" w:color="CCCCCC"/>
+            </w:tcBorders>
+            <w:shd w:val="clear" w:color="auto" w:fill="2E75B6"/>
+            <w:tcMar>
+              <w:top w:w="80" w:type="dxa"/>
+              <w:left w:w="120" w:type="dxa"/>
+              <w:bottom w:w="80" w:type="dxa"/>
+              <w:right w:w="120" w:type="dxa"/>
+            </w:tcMar>
+          </w:tcPr>
+          <w:p>
+            <w:r>
+              <w:rPr>
+                <w:b/>
+                <w:bCs/>
+                <w:color w:val="FFFFFF"/>
+                <w:sz w:val="20"/>
+                <w:szCs w:val="20"/>
+              </w:rPr>
+              <w:t>Mode</w:t>
+            </w:r>
+          </w:p>
+        </w:tc>
+        <w:tc>
+          <w:tcPr>
+            <w:tcW w:w="6360" w:type="dxa"/>
+            <w:tcBorders>
+              <w:top w:val="single" w:sz="1" w:space="0" w:color="CCCCCC"/>
+              <w:left w:val="single" w:sz="1" w:space="0" w:color="CCCCCC"/>
+              <w:bottom w:val="single" w:sz="1" w:space="0" w:color="CCCCCC"/>
+              <w:right w:val="single" w:sz="1" w:space="0" w:color="CCCCCC"/>
+            </w:tcBorders>
+            <w:shd w:val="clear" w:color="auto" w:fill="1A6496"/>
+            <w:tcMar>
+              <w:top w:w="80" w:type="dxa"/>
+              <w:left w:w="120" w:type="dxa"/>
+              <w:bottom w:w="80" w:type="dxa"/>
+              <w:right w:w="120" w:type="dxa"/>
+            </w:tcMar>
+          </w:tcPr>
+          <w:p>
+            <w:r>
+              <w:rPr>
+                <w:color w:val="FFFFFF"/>
+                <w:sz w:val="20"/>
+                <w:szCs w:val="20"/>
+              </w:rPr>
+              <w:t>When to Use</w:t>
+            </w:r>
+          </w:p>
+        </w:tc>
+      </w:tr>
+      <w:tr>
+        <w:tc>
+          <w:tcPr>
+            <w:tcW w:w="3000" w:type="dxa"/>
+            <w:tcBorders>
+              <w:top w:val="single" w:sz="1" w:space="0" w:color="CCCCCC"/>
+              <w:left w:val="single" w:sz="1" w:space="0" w:color="CCCCCC"/>
+              <w:bottom w:val="single" w:sz="1" w:space="0" w:color="CCCCCC"/>
+              <w:right w:val="single" w:sz="1" w:space="0" w:color="CCCCCC"/>
+            </w:tcBorders>
+            <w:shd w:val="clear" w:color="auto" w:fill="F2F2F2"/>
+            <w:tcMar>
+              <w:top w:w="80" w:type="dxa"/>
+              <w:left w:w="120" w:type="dxa"/>
+              <w:bottom w:w="80" w:type="dxa"/>
+              <w:right w:w="120" w:type="dxa"/>
+            </w:tcMar>
+          </w:tcPr>
+          <w:p>
+            <w:r>
+              <w:rPr>
+                <w:color w:val="333333"/>
+                <w:sz w:val="20"/>
+                <w:szCs w:val="20"/>
+              </w:rPr>
+              <w:t>Live Fetch (local only)</w:t>
+            </w:r>
+          </w:p>
+        </w:tc>
+        <w:tc>
+          <w:tcPr>
+            <w:tcW w:w="6360" w:type="dxa"/>
+            <w:tcBorders>
+              <w:top w:val="single" w:sz="1" w:space="0" w:color="CCCCCC"/>
+              <w:left w:val="single" w:sz="1" w:space="0" w:color="CCCCCC"/>
+              <w:bottom w:val="single" w:sz="1" w:space="0" w:color="CCCCCC"/>
+              <w:right w:val="single" w:sz="1" w:space="0" w:color="CCCCCC"/>
+            </w:tcBorders>
+            <w:shd w:val="clear" w:color="auto" w:fill="FFFFFF"/>
+            <w:tcMar>
+              <w:top w:w="80" w:type="dxa"/>
+              <w:left w:w="120" w:type="dxa"/>
+              <w:bottom w:w="80" w:type="dxa"/>
+              <w:right w:w="120" w:type="dxa"/>
+            </w:tcMar>
+          </w:tcPr>
+          <w:p>
+            <w:r>
+              <w:rPr>
+                <w:color w:val="333333"/>
+                <w:sz w:val="20"/>
+                <w:szCs w:val="20"/>
+              </w:rPr>
+              <w:t>Use on a local machine with direct internet access. Scrapes IEX website automatically for the past 7 days.</w:t>
+            </w:r>
+          </w:p>
+        </w:tc>
+      </w:tr>
+      <w:tr>
+        <w:tc>
+          <w:tcPr>
+            <w:tcW w:w="3000" w:type="dxa"/>
+            <w:tcBorders>
+              <w:top w:val="single" w:sz="1" w:space="0" w:color="CCCCCC"/>
+              <w:left w:val="single" w:sz="1" w:space="0" w:color="CCCCCC"/>
+              <w:bottom w:val="single" w:sz="1" w:space="0" w:color="CCCCCC"/>
+              <w:right w:val="single" w:sz="1" w:space="0" w:color="CCCCCC"/>
+            </w:tcBorders>
+            <w:shd w:val="clear" w:color="auto" w:fill="F2F2F2"/>
+            <w:tcMar>
+              <w:top w:w="80" w:type="dxa"/>
+              <w:left w:w="120" w:type="dxa"/>
+              <w:bottom w:w="80" w:type="dxa"/>
+              <w:right w:w="120" w:type="dxa"/>
+            </w:tcMar>
+          </w:tcPr>
+          <w:p>
+            <w:r>
+              <w:rPr>
+                <w:color w:val="333333"/>
+                <w:sz w:val="20"/>
+                <w:szCs w:val="20"/>
+              </w:rPr>
+              <w:t>Upload CSV manually</w:t>
+            </w:r>
+          </w:p>
+        </w:tc>
+        <w:tc>
+          <w:tcPr>
+            <w:tcW w:w="6360" w:type="dxa"/>
+            <w:tcBorders>
+              <w:top w:val="single" w:sz="1" w:space="0" w:color="CCCCCC"/>
+              <w:left w:val="single" w:sz="1" w:space="0" w:color="CCCCCC"/>
+              <w:bottom w:val="single" w:sz="1" w:space="0" w:color="CCCCCC"/>
+              <w:right w:val="single" w:sz="1" w:space="0" w:color="CCCCCC"/>
+            </w:tcBorders>
+            <w:shd w:val="clear" w:color="auto" w:fill="FFFFFF"/>
+            <w:tcMar>
+              <w:top w:w="80" w:type="dxa"/>
+              <w:left w:w="120" w:type="dxa"/>
+              <w:bottom w:w="80" w:type="dxa"/>
+              <w:right w:w="120" w:type="dxa"/>
+            </w:tcMar>
+          </w:tcPr>
+          <w:p>
+            <w:r>
+              <w:rPr>
+                <w:color w:val="333333"/>
+                <w:sz w:val="20"/>
+                <w:szCs w:val="20"/>
+              </w:rPr>
+              <w:t>Use on the online (</w:t>
+            </w:r>
+            <w:proofErr w:type="spellStart"/>
+            <w:r>
+              <w:rPr>
+                <w:color w:val="333333"/>
+                <w:sz w:val="20"/>
+                <w:szCs w:val="20"/>
+              </w:rPr>
+              <w:t>Streamlit</w:t>
+            </w:r>
+            <w:proofErr w:type="spellEnd"/>
+            <w:r>
+              <w:rPr>
+                <w:color w:val="333333"/>
+                <w:sz w:val="20"/>
+                <w:szCs w:val="20"/>
+              </w:rPr>
+              <w:t xml:space="preserve"> Cloud) version, or when live fetch is blocked. Download the CSV from iexindia.com and upload it directly.</w:t>
+            </w:r>
+          </w:p>
+        </w:tc>
+      </w:tr>
+    </w:tbl>
+    <w:p>
+      <w:pPr>
+        <w:pStyle w:val="Heading3"/>
+      </w:pPr>
+      <w:bookmarkStart w:id="63" w:name="_Toc233732638"/>
       <w:r>
         <w:t>Why Live Fetch May Fail on the Online Version</w:t>
       </w:r>
-      <w:bookmarkEnd w:id="62"/>
+      <w:bookmarkEnd w:id="63"/>
     </w:p>
     <w:p>
       <w:pPr>
@@ -14648,7 +14835,7 @@
       <w:pPr>
         <w:pStyle w:val="Heading3"/>
       </w:pPr>
-      <w:bookmarkStart w:id="63" w:name="_Toc233387874"/>
+      <w:bookmarkStart w:id="64" w:name="_Toc233732639"/>
       <w:r>
         <w:t>7.</w:t>
       </w:r>
@@ -14658,7 +14845,7 @@
       <w:r>
         <w:t>.1 DAM MCP Trend Chart</w:t>
       </w:r>
-      <w:bookmarkEnd w:id="63"/>
+      <w:bookmarkEnd w:id="64"/>
     </w:p>
     <w:p>
       <w:pPr>
@@ -14672,7 +14859,7 @@
       <w:pPr>
         <w:pStyle w:val="Heading3"/>
       </w:pPr>
-      <w:bookmarkStart w:id="64" w:name="_Toc233387875"/>
+      <w:bookmarkStart w:id="65" w:name="_Toc233732640"/>
       <w:r>
         <w:t>7.</w:t>
       </w:r>
@@ -14682,7 +14869,7 @@
       <w:r>
         <w:t>.2 RTM MCP Trend Chart</w:t>
       </w:r>
-      <w:bookmarkEnd w:id="64"/>
+      <w:bookmarkEnd w:id="65"/>
     </w:p>
     <w:p>
       <w:pPr>
@@ -14707,22 +14894,22 @@
         <w:pStyle w:val="Heading1"/>
         <w:pageBreakBefore/>
       </w:pPr>
-      <w:bookmarkStart w:id="65" w:name="_Toc233387876"/>
+      <w:bookmarkStart w:id="66" w:name="_Toc233732641"/>
       <w:r>
         <w:lastRenderedPageBreak/>
         <w:t>8. Troubleshooting</w:t>
       </w:r>
-      <w:bookmarkEnd w:id="65"/>
+      <w:bookmarkEnd w:id="66"/>
     </w:p>
     <w:p>
       <w:pPr>
         <w:pStyle w:val="Heading2"/>
       </w:pPr>
-      <w:bookmarkStart w:id="66" w:name="_Toc233387877"/>
+      <w:bookmarkStart w:id="67" w:name="_Toc233732642"/>
       <w:r>
         <w:t>8.1 Common Errors and Solutions</w:t>
       </w:r>
-      <w:bookmarkEnd w:id="66"/>
+      <w:bookmarkEnd w:id="67"/>
     </w:p>
     <w:tbl>
       <w:tblPr>
@@ -15462,23 +15649,13 @@
               <w:t xml:space="preserve">Use the updated 3_consumer_analysis.py which uses </w:t>
             </w:r>
             <w:proofErr w:type="spellStart"/>
-            <w:proofErr w:type="gramStart"/>
-            <w:r>
-              <w:rPr>
-                <w:color w:val="333333"/>
-                <w:sz w:val="20"/>
-                <w:szCs w:val="20"/>
-              </w:rPr>
-              <w:t>st.file</w:t>
-            </w:r>
-            <w:proofErr w:type="gramEnd"/>
-            <w:r>
-              <w:rPr>
-                <w:color w:val="333333"/>
-                <w:sz w:val="20"/>
-                <w:szCs w:val="20"/>
-              </w:rPr>
-              <w:t>_uploader</w:t>
+            <w:r>
+              <w:rPr>
+                <w:color w:val="333333"/>
+                <w:sz w:val="20"/>
+                <w:szCs w:val="20"/>
+              </w:rPr>
+              <w:t>st.file_uploader</w:t>
             </w:r>
             <w:proofErr w:type="spellEnd"/>
           </w:p>
@@ -15770,11 +15947,11 @@
       <w:pPr>
         <w:pStyle w:val="Heading2"/>
       </w:pPr>
-      <w:bookmarkStart w:id="67" w:name="_Toc233387878"/>
+      <w:bookmarkStart w:id="68" w:name="_Toc233732643"/>
       <w:r>
         <w:t>8.2 Performance Tips</w:t>
       </w:r>
-      <w:bookmarkEnd w:id="67"/>
+      <w:bookmarkEnd w:id="68"/>
     </w:p>
     <w:p>
       <w:pPr>
@@ -15886,12 +16063,12 @@
         <w:pStyle w:val="Heading1"/>
         <w:pageBreakBefore/>
       </w:pPr>
-      <w:bookmarkStart w:id="68" w:name="_Toc233387879"/>
+      <w:bookmarkStart w:id="69" w:name="_Toc233732644"/>
       <w:r>
         <w:lastRenderedPageBreak/>
         <w:t>9. Model File Structure</w:t>
       </w:r>
-      <w:bookmarkEnd w:id="68"/>
+      <w:bookmarkEnd w:id="69"/>
     </w:p>
     <w:tbl>
       <w:tblPr>
@@ -17208,12 +17385,12 @@
         <w:pStyle w:val="Heading1"/>
         <w:pageBreakBefore/>
       </w:pPr>
-      <w:bookmarkStart w:id="69" w:name="_Toc233387880"/>
+      <w:bookmarkStart w:id="70" w:name="_Toc233732645"/>
       <w:r>
         <w:lastRenderedPageBreak/>
         <w:t>10. Glossary</w:t>
       </w:r>
-      <w:bookmarkEnd w:id="69"/>
+      <w:bookmarkEnd w:id="70"/>
     </w:p>
     <w:tbl>
       <w:tblPr>
@@ -18869,100 +19046,6 @@
           </w:p>
         </w:tc>
       </w:tr>
-      <w:tr>
-        <w:tc>
-          <w:tcPr>
-            <w:tcW w:w="3000" w:type="dxa"/>
-            <w:tcBorders>
-              <w:top w:val="single" w:sz="1" w:space="0" w:color="CCCCCC"/>
-              <w:left w:val="single" w:sz="1" w:space="0" w:color="CCCCCC"/>
-              <w:bottom w:val="single" w:sz="1" w:space="0" w:color="CCCCCC"/>
-              <w:right w:val="single" w:sz="1" w:space="0" w:color="CCCCCC"/>
-            </w:tcBorders>
-            <w:shd w:val="clear" w:color="auto" w:fill="F2F2F2"/>
-            <w:tcMar>
-              <w:top w:w="80" w:type="dxa"/>
-              <w:left w:w="120" w:type="dxa"/>
-              <w:bottom w:w="80" w:type="dxa"/>
-              <w:right w:w="120" w:type="dxa"/>
-            </w:tcMar>
-          </w:tcPr>
-          <w:p>
-            <w:r>
-              <w:rPr>
-                <w:color w:val="333333"/>
-                <w:sz w:val="20"/>
-                <w:szCs w:val="20"/>
-              </w:rPr>
-              <w:t>He Initialisation</w:t>
-            </w:r>
-          </w:p>
-        </w:tc>
-        <w:tc>
-          <w:tcPr>
-            <w:tcW w:w="6360" w:type="dxa"/>
-            <w:tcBorders>
-              <w:top w:val="single" w:sz="1" w:space="0" w:color="CCCCCC"/>
-              <w:left w:val="single" w:sz="1" w:space="0" w:color="CCCCCC"/>
-              <w:bottom w:val="single" w:sz="1" w:space="0" w:color="CCCCCC"/>
-              <w:right w:val="single" w:sz="1" w:space="0" w:color="CCCCCC"/>
-            </w:tcBorders>
-            <w:shd w:val="clear" w:color="auto" w:fill="FFFFFF"/>
-            <w:tcMar>
-              <w:top w:w="80" w:type="dxa"/>
-              <w:left w:w="120" w:type="dxa"/>
-              <w:bottom w:w="80" w:type="dxa"/>
-              <w:right w:w="120" w:type="dxa"/>
-            </w:tcMar>
-          </w:tcPr>
-          <w:p>
-            <w:r>
-              <w:rPr>
-                <w:color w:val="333333"/>
-                <w:sz w:val="20"/>
-                <w:szCs w:val="20"/>
-              </w:rPr>
-              <w:t xml:space="preserve">A weight initialisation method for </w:t>
-            </w:r>
-            <w:proofErr w:type="spellStart"/>
-            <w:r>
-              <w:rPr>
-                <w:color w:val="333333"/>
-                <w:sz w:val="20"/>
-                <w:szCs w:val="20"/>
-              </w:rPr>
-              <w:t>ReLU</w:t>
-            </w:r>
-            <w:proofErr w:type="spellEnd"/>
-            <w:r>
-              <w:rPr>
-                <w:color w:val="333333"/>
-                <w:sz w:val="20"/>
-                <w:szCs w:val="20"/>
-              </w:rPr>
-              <w:t xml:space="preserve"> networks that scales weights by √(2/</w:t>
-            </w:r>
-            <w:proofErr w:type="spellStart"/>
-            <w:r>
-              <w:rPr>
-                <w:color w:val="333333"/>
-                <w:sz w:val="20"/>
-                <w:szCs w:val="20"/>
-              </w:rPr>
-              <w:t>fan_in</w:t>
-            </w:r>
-            <w:proofErr w:type="spellEnd"/>
-            <w:r>
-              <w:rPr>
-                <w:color w:val="333333"/>
-                <w:sz w:val="20"/>
-                <w:szCs w:val="20"/>
-              </w:rPr>
-              <w:t>) to maintain stable gradient flow</w:t>
-            </w:r>
-          </w:p>
-        </w:tc>
-      </w:tr>
     </w:tbl>
     <w:p>
       <w:pPr>
@@ -18974,12 +19057,12 @@
         <w:pStyle w:val="Heading1"/>
         <w:pageBreakBefore/>
       </w:pPr>
-      <w:bookmarkStart w:id="70" w:name="_Toc233387881"/>
+      <w:bookmarkStart w:id="71" w:name="_Toc233732646"/>
       <w:r>
         <w:lastRenderedPageBreak/>
         <w:t>11. Support &amp; Maintenance</w:t>
       </w:r>
-      <w:bookmarkEnd w:id="70"/>
+      <w:bookmarkEnd w:id="71"/>
     </w:p>
     <w:p>
       <w:pPr>
@@ -19830,6 +19913,7 @@
   <w:style w:type="paragraph" w:default="1" w:styleId="Normal">
     <w:name w:val="Normal"/>
     <w:qFormat/>
+    <w:rsid w:val="009662B8"/>
   </w:style>
   <w:style w:type="paragraph" w:styleId="Heading1">
     <w:name w:val="heading 1"/>
